--- a/Dokumentacija_RMT.docx
+++ b/Dokumentacija_RMT.docx
@@ -1,25 +1,26 @@
 
 <file path=word/document.xml><?xml version="1.0" encoding="utf-8"?>
-<w:document xmlns:wpc="http://schemas.microsoft.com/office/word/2010/wordprocessingCanvas" xmlns:cx="http://schemas.microsoft.com/office/drawing/2014/chartex" xmlns:cx1="http://schemas.microsoft.com/office/drawing/2015/9/8/chartex" xmlns:cx2="http://schemas.microsoft.com/office/drawing/2015/10/21/chartex" xmlns:cx3="http://schemas.microsoft.com/office/drawing/2016/5/9/chartex" xmlns:cx4="http://schemas.microsoft.com/office/drawing/2016/5/10/chartex" xmlns:cx5="http://schemas.microsoft.com/office/drawing/2016/5/11/chartex" xmlns:cx6="http://schemas.microsoft.com/office/drawing/2016/5/12/chartex" xmlns:cx7="http://schemas.microsoft.com/office/drawing/2016/5/13/chartex" xmlns:cx8="http://schemas.microsoft.com/office/drawing/2016/5/14/chartex" xmlns:mc="http://schemas.openxmlformats.org/markup-compatibility/2006" xmlns:aink="http://schemas.microsoft.com/office/drawing/2016/ink" xmlns:am3d="http://schemas.microsoft.com/office/drawing/2017/model3d" xmlns:o="urn:schemas-microsoft-com:office:office" xmlns:oel="http://schemas.microsoft.com/office/2019/extlst" xmlns:r="http://schemas.openxmlformats.org/officeDocument/2006/relationships" xmlns:m="http://schemas.openxmlformats.org/officeDocument/2006/math" xmlns:v="urn:schemas-microsoft-com:vml" xmlns:wp14="http://schemas.microsoft.com/office/word/2010/wordprocessingDrawing" xmlns:wp="http://schemas.openxmlformats.org/drawingml/2006/wordprocessingDrawing" xmlns:w10="urn:schemas-microsoft-com:office:word" xmlns:w="http://schemas.openxmlformats.org/wordprocessingml/2006/main" xmlns:w14="http://schemas.microsoft.com/office/word/2010/wordml" xmlns:w15="http://schemas.microsoft.com/office/word/2012/wordml" xmlns:w16cex="http://schemas.microsoft.com/office/word/2018/wordml/cex" xmlns:w16cid="http://schemas.microsoft.com/office/word/2016/wordml/cid" xmlns:w16="http://schemas.microsoft.com/office/word/2018/wordml" xmlns:w16du="http://schemas.microsoft.com/office/word/2023/wordml/word16du" xmlns:w16sdtdh="http://schemas.microsoft.com/office/word/2020/wordml/sdtdatahash" xmlns:w16sdtfl="http://schemas.microsoft.com/office/word/2024/wordml/sdtformatlock" xmlns:w16se="http://schemas.microsoft.com/office/word/2015/wordml/symex" xmlns:wpg="http://schemas.microsoft.com/office/word/2010/wordprocessingGroup" xmlns:wpi="http://schemas.microsoft.com/office/word/2010/wordprocessingInk" xmlns:wne="http://schemas.microsoft.com/office/word/2006/wordml" xmlns:wps="http://schemas.microsoft.com/office/word/2010/wordprocessingShape" mc:Ignorable="w14 w15 w16se w16cid w16 w16cex w16sdtdh w16sdtfl w16du wp14">
+<w:document xmlns:wpc="http://schemas.microsoft.com/office/word/2010/wordprocessingCanvas" xmlns:cx="http://schemas.microsoft.com/office/drawing/2014/chartex" xmlns:cx1="http://schemas.microsoft.com/office/drawing/2015/9/8/chartex" xmlns:cx2="http://schemas.microsoft.com/office/drawing/2015/10/21/chartex" xmlns:cx3="http://schemas.microsoft.com/office/drawing/2016/5/9/chartex" xmlns:cx4="http://schemas.microsoft.com/office/drawing/2016/5/10/chartex" xmlns:cx5="http://schemas.microsoft.com/office/drawing/2016/5/11/chartex" xmlns:cx6="http://schemas.microsoft.com/office/drawing/2016/5/12/chartex" xmlns:cx7="http://schemas.microsoft.com/office/drawing/2016/5/13/chartex" xmlns:cx8="http://schemas.microsoft.com/office/drawing/2016/5/14/chartex" xmlns:mc="http://schemas.openxmlformats.org/markup-compatibility/2006" xmlns:aink="http://schemas.microsoft.com/office/drawing/2016/ink" xmlns:am3d="http://schemas.microsoft.com/office/drawing/2017/model3d" xmlns:o="urn:schemas-microsoft-com:office:office" xmlns:r="http://schemas.openxmlformats.org/officeDocument/2006/relationships" xmlns:m="http://schemas.openxmlformats.org/officeDocument/2006/math" xmlns:v="urn:schemas-microsoft-com:vml" xmlns:wp14="http://schemas.microsoft.com/office/word/2010/wordprocessingDrawing" xmlns:wp="http://schemas.openxmlformats.org/drawingml/2006/wordprocessingDrawing" xmlns:w10="urn:schemas-microsoft-com:office:word" xmlns:w="http://schemas.openxmlformats.org/wordprocessingml/2006/main" xmlns:w14="http://schemas.microsoft.com/office/word/2010/wordml" xmlns:w15="http://schemas.microsoft.com/office/word/2012/wordml" xmlns:w16cex="http://schemas.microsoft.com/office/word/2018/wordml/cex" xmlns:w16cid="http://schemas.microsoft.com/office/word/2016/wordml/cid" xmlns:w16="http://schemas.microsoft.com/office/word/2018/wordml" xmlns:w16sdtdh="http://schemas.microsoft.com/office/word/2020/wordml/sdtdatahash" xmlns:w16se="http://schemas.microsoft.com/office/word/2015/wordml/symex" xmlns:wpg="http://schemas.microsoft.com/office/word/2010/wordprocessingGroup" xmlns:wpi="http://schemas.microsoft.com/office/word/2010/wordprocessingInk" xmlns:wne="http://schemas.microsoft.com/office/word/2006/wordml" xmlns:wps="http://schemas.microsoft.com/office/word/2010/wordprocessingShape" mc:Ignorable="w14 w15 w16se w16cid w16 w16cex w16sdtdh wp14">
   <w:body>
     <w:p>
       <w:pPr>
         <w:pStyle w:val="Heading1"/>
-        <w:spacing w:after="200"/>
+        <w:spacing w:after="10000"/>
         <w:jc w:val="center"/>
       </w:pPr>
+      <w:bookmarkStart w:id="0" w:name="_Toc232034984"/>
+      <w:bookmarkStart w:id="1" w:name="_Toc232035205"/>
       <w:r>
         <w:t>RMT Multiplayer</w:t>
       </w:r>
-    </w:p>
-    <w:p>
-      <w:pPr>
-        <w:pStyle w:val="Heading2"/>
-        <w:spacing w:after="200"/>
-      </w:pPr>
+      <w:r>
+        <w:t xml:space="preserve"> - </w:t>
+      </w:r>
       <w:r>
         <w:t>Tehnička dokumentacija projekta</w:t>
       </w:r>
+      <w:bookmarkEnd w:id="0"/>
+      <w:bookmarkEnd w:id="1"/>
     </w:p>
     <w:p>
       <w:pPr>
@@ -62,7 +63,13 @@
         <w:t xml:space="preserve"> [</w:t>
       </w:r>
       <w:r>
-        <w:t>Mihajlo Matovi</w:t>
+        <w:t>Miha</w:t>
+      </w:r>
+      <w:r>
+        <w:t>i</w:t>
+      </w:r>
+      <w:r>
+        <w:t>lo Matovi</w:t>
       </w:r>
       <w:r>
         <w:rPr>
@@ -74,16 +81,17 @@
         <w:t>], [</w:t>
       </w:r>
       <w:r>
-        <w:t>Nikola Milenković 2023/0060</w:t>
+        <w:t>Nikola Milenković 2023/006</w:t>
+      </w:r>
+      <w:r>
+        <w:t>0</w:t>
       </w:r>
       <w:r>
         <w:t>]</w:t>
       </w:r>
-    </w:p>
-    <w:p>
-      <w:pPr>
-        <w:spacing w:after="120"/>
-      </w:pPr>
+      <w:r>
+        <w:br/>
+      </w:r>
       <w:r>
         <w:rPr>
           <w:b/>
@@ -101,29 +109,8 @@
       <w:r>
         <w:t>Jelica G. Stanojević</w:t>
       </w:r>
-    </w:p>
-    <w:p>
-      <w:pPr>
-        <w:spacing w:after="200"/>
-      </w:pPr>
-      <w:r>
-        <w:t xml:space="preserve"> </w:t>
-      </w:r>
-    </w:p>
-    <w:p>
-      <w:pPr>
-        <w:pBdr>
-          <w:bottom w:val="single" w:sz="6" w:space="1" w:color="auto"/>
-        </w:pBdr>
-        <w:spacing w:after="120"/>
-      </w:pPr>
-    </w:p>
-    <w:p>
-      <w:pPr>
-        <w:spacing w:after="200"/>
-      </w:pPr>
-      <w:r>
-        <w:t xml:space="preserve"> </w:t>
+      <w:r>
+        <w:br w:type="page"/>
       </w:r>
     </w:p>
     <w:p>
@@ -131,158 +118,1882 @@
         <w:pStyle w:val="Heading2"/>
         <w:spacing w:after="200"/>
       </w:pPr>
-      <w:r>
+      <w:bookmarkStart w:id="2" w:name="_Toc232035206"/>
+      <w:r>
+        <w:lastRenderedPageBreak/>
         <w:t>Sadržaj</w:t>
       </w:r>
-    </w:p>
-    <w:p>
-      <w:pPr>
-        <w:spacing w:after="100"/>
-        <w:ind w:left="20"/>
-      </w:pPr>
-      <w:r>
-        <w:t>1. Uvod</w:t>
-      </w:r>
-    </w:p>
-    <w:p>
-      <w:pPr>
-        <w:spacing w:after="100"/>
-        <w:ind w:left="20"/>
-      </w:pPr>
-      <w:r>
-        <w:t>2. Korišćene tehnologije i verzije</w:t>
-      </w:r>
-    </w:p>
-    <w:p>
-      <w:pPr>
-        <w:spacing w:after="100"/>
-        <w:ind w:left="20"/>
-      </w:pPr>
-      <w:r>
-        <w:t>3. Opšta arhitektura sistema</w:t>
-      </w:r>
-    </w:p>
-    <w:p>
-      <w:pPr>
-        <w:spacing w:after="100"/>
-        <w:ind w:left="20"/>
-      </w:pPr>
-      <w:r>
-        <w:t>4. Bootstrap aplikacije i singleton sloj</w:t>
-      </w:r>
-    </w:p>
-    <w:p>
-      <w:pPr>
-        <w:spacing w:after="100"/>
-        <w:ind w:left="20"/>
-      </w:pPr>
-      <w:r>
-        <w:t>5. Autentifikacija korisnika</w:t>
-      </w:r>
-    </w:p>
-    <w:p>
-      <w:pPr>
-        <w:spacing w:after="100"/>
-        <w:ind w:left="20"/>
-      </w:pPr>
-      <w:r>
-        <w:t>6. Relay servis i NAT traversal</w:t>
-      </w:r>
-    </w:p>
-    <w:p>
-      <w:pPr>
-        <w:spacing w:after="100"/>
-        <w:ind w:left="20"/>
-      </w:pPr>
-      <w:r>
-        <w:t>7. Transportni sloj (UTP, DTLS)</w:t>
-      </w:r>
-    </w:p>
-    <w:p>
-      <w:pPr>
-        <w:spacing w:after="100"/>
-        <w:ind w:left="20"/>
-      </w:pPr>
-      <w:r>
-        <w:t>8. Lobby servis i otkrivanje sesija</w:t>
-      </w:r>
-    </w:p>
-    <w:p>
-      <w:pPr>
-        <w:spacing w:after="100"/>
-        <w:ind w:left="20"/>
-      </w:pPr>
-      <w:r>
-        <w:t>9. Tok konekcije i razmena payload-a</w:t>
-      </w:r>
-    </w:p>
-    <w:p>
-      <w:pPr>
-        <w:spacing w:after="100"/>
-        <w:ind w:left="20"/>
-      </w:pPr>
-      <w:r>
-        <w:t>10. Sinhronizacija stanja u igri</w:t>
-      </w:r>
-    </w:p>
-    <w:p>
-      <w:pPr>
-        <w:spacing w:after="100"/>
-        <w:ind w:left="20"/>
-      </w:pPr>
-      <w:r>
-        <w:t>11. RPC pozivi i autoritativna logika</w:t>
-      </w:r>
-    </w:p>
-    <w:p>
-      <w:pPr>
-        <w:spacing w:after="100"/>
-        <w:ind w:left="20"/>
-      </w:pPr>
-      <w:r>
-        <w:t>12. Gameplay sistemi kroz mrežu</w:t>
-      </w:r>
-    </w:p>
-    <w:p>
-      <w:pPr>
-        <w:spacing w:after="100"/>
-        <w:ind w:left="20"/>
-      </w:pPr>
-      <w:r>
-        <w:t>13. Disconnect i oslobađanje resursa</w:t>
-      </w:r>
-    </w:p>
-    <w:p>
-      <w:pPr>
-        <w:spacing w:after="100"/>
-        <w:ind w:left="20"/>
-      </w:pPr>
-      <w:r>
-        <w:t>14. Zaključak</w:t>
-      </w:r>
-    </w:p>
+      <w:bookmarkEnd w:id="2"/>
+    </w:p>
+    <w:sdt>
+      <w:sdtPr>
+        <w:id w:val="-157620413"/>
+        <w:docPartObj>
+          <w:docPartGallery w:val="Table of Contents"/>
+          <w:docPartUnique/>
+        </w:docPartObj>
+      </w:sdtPr>
+      <w:sdtEndPr>
+        <w:rPr>
+          <w:b/>
+          <w:bCs/>
+          <w:noProof/>
+        </w:rPr>
+      </w:sdtEndPr>
+      <w:sdtContent>
+        <w:p>
+          <w:pPr>
+            <w:pStyle w:val="TOC1"/>
+            <w:tabs>
+              <w:tab w:val="right" w:leader="dot" w:pos="9016"/>
+            </w:tabs>
+            <w:rPr>
+              <w:rFonts w:asciiTheme="minorHAnsi" w:eastAsiaTheme="minorEastAsia" w:hAnsiTheme="minorHAnsi" w:cstheme="minorBidi"/>
+              <w:noProof/>
+              <w:sz w:val="22"/>
+              <w:szCs w:val="22"/>
+              <w:lang w:val="sr-Latn-RS" w:eastAsia="sr-Latn-RS"/>
+            </w:rPr>
+          </w:pPr>
+          <w:r>
+            <w:fldChar w:fldCharType="begin"/>
+          </w:r>
+          <w:r>
+            <w:instrText xml:space="preserve"> TOC \o "1-3" \h \z \u </w:instrText>
+          </w:r>
+          <w:r>
+            <w:fldChar w:fldCharType="separate"/>
+          </w:r>
+        </w:p>
+        <w:p>
+          <w:pPr>
+            <w:pStyle w:val="TOC2"/>
+            <w:tabs>
+              <w:tab w:val="right" w:leader="dot" w:pos="9016"/>
+            </w:tabs>
+            <w:rPr>
+              <w:rFonts w:asciiTheme="minorHAnsi" w:eastAsiaTheme="minorEastAsia" w:hAnsiTheme="minorHAnsi" w:cstheme="minorBidi"/>
+              <w:noProof/>
+              <w:sz w:val="22"/>
+              <w:szCs w:val="22"/>
+              <w:lang w:val="sr-Latn-RS" w:eastAsia="sr-Latn-RS"/>
+            </w:rPr>
+          </w:pPr>
+          <w:hyperlink w:anchor="_Toc232035206" w:history="1">
+            <w:r>
+              <w:rPr>
+                <w:rStyle w:val="Hyperlink"/>
+                <w:noProof/>
+              </w:rPr>
+              <w:t>Sadržaj</w:t>
+            </w:r>
+            <w:r>
+              <w:rPr>
+                <w:noProof/>
+                <w:webHidden/>
+              </w:rPr>
+              <w:tab/>
+            </w:r>
+            <w:r>
+              <w:rPr>
+                <w:noProof/>
+                <w:webHidden/>
+              </w:rPr>
+              <w:fldChar w:fldCharType="begin"/>
+            </w:r>
+            <w:r>
+              <w:rPr>
+                <w:noProof/>
+                <w:webHidden/>
+              </w:rPr>
+              <w:instrText xml:space="preserve"> PAGEREF _Toc232035206 \h </w:instrText>
+            </w:r>
+            <w:r>
+              <w:rPr>
+                <w:noProof/>
+                <w:webHidden/>
+              </w:rPr>
+            </w:r>
+            <w:r>
+              <w:rPr>
+                <w:noProof/>
+                <w:webHidden/>
+              </w:rPr>
+              <w:fldChar w:fldCharType="separate"/>
+            </w:r>
+            <w:r>
+              <w:rPr>
+                <w:noProof/>
+                <w:webHidden/>
+              </w:rPr>
+              <w:t>2</w:t>
+            </w:r>
+            <w:r>
+              <w:rPr>
+                <w:noProof/>
+                <w:webHidden/>
+              </w:rPr>
+              <w:fldChar w:fldCharType="end"/>
+            </w:r>
+          </w:hyperlink>
+        </w:p>
+        <w:p>
+          <w:pPr>
+            <w:pStyle w:val="TOC2"/>
+            <w:tabs>
+              <w:tab w:val="right" w:leader="dot" w:pos="9016"/>
+            </w:tabs>
+            <w:rPr>
+              <w:rFonts w:asciiTheme="minorHAnsi" w:eastAsiaTheme="minorEastAsia" w:hAnsiTheme="minorHAnsi" w:cstheme="minorBidi"/>
+              <w:noProof/>
+              <w:sz w:val="22"/>
+              <w:szCs w:val="22"/>
+              <w:lang w:val="sr-Latn-RS" w:eastAsia="sr-Latn-RS"/>
+            </w:rPr>
+          </w:pPr>
+          <w:hyperlink w:anchor="_Toc232035207" w:history="1">
+            <w:r>
+              <w:rPr>
+                <w:rStyle w:val="Hyperlink"/>
+                <w:noProof/>
+              </w:rPr>
+              <w:t>1. Uvod</w:t>
+            </w:r>
+            <w:r>
+              <w:rPr>
+                <w:noProof/>
+                <w:webHidden/>
+              </w:rPr>
+              <w:tab/>
+            </w:r>
+            <w:r>
+              <w:rPr>
+                <w:noProof/>
+                <w:webHidden/>
+              </w:rPr>
+              <w:fldChar w:fldCharType="begin"/>
+            </w:r>
+            <w:r>
+              <w:rPr>
+                <w:noProof/>
+                <w:webHidden/>
+              </w:rPr>
+              <w:instrText xml:space="preserve"> PAGEREF _Toc232035207 \h </w:instrText>
+            </w:r>
+            <w:r>
+              <w:rPr>
+                <w:noProof/>
+                <w:webHidden/>
+              </w:rPr>
+            </w:r>
+            <w:r>
+              <w:rPr>
+                <w:noProof/>
+                <w:webHidden/>
+              </w:rPr>
+              <w:fldChar w:fldCharType="separate"/>
+            </w:r>
+            <w:r>
+              <w:rPr>
+                <w:noProof/>
+                <w:webHidden/>
+              </w:rPr>
+              <w:t>3</w:t>
+            </w:r>
+            <w:r>
+              <w:rPr>
+                <w:noProof/>
+                <w:webHidden/>
+              </w:rPr>
+              <w:fldChar w:fldCharType="end"/>
+            </w:r>
+          </w:hyperlink>
+        </w:p>
+        <w:p>
+          <w:pPr>
+            <w:pStyle w:val="TOC2"/>
+            <w:tabs>
+              <w:tab w:val="right" w:leader="dot" w:pos="9016"/>
+            </w:tabs>
+            <w:rPr>
+              <w:rFonts w:asciiTheme="minorHAnsi" w:eastAsiaTheme="minorEastAsia" w:hAnsiTheme="minorHAnsi" w:cstheme="minorBidi"/>
+              <w:noProof/>
+              <w:sz w:val="22"/>
+              <w:szCs w:val="22"/>
+              <w:lang w:val="sr-Latn-RS" w:eastAsia="sr-Latn-RS"/>
+            </w:rPr>
+          </w:pPr>
+          <w:hyperlink w:anchor="_Toc232035208" w:history="1">
+            <w:r>
+              <w:rPr>
+                <w:rStyle w:val="Hyperlink"/>
+                <w:noProof/>
+              </w:rPr>
+              <w:t>2. Korišćene tehnologije i verzije</w:t>
+            </w:r>
+            <w:r>
+              <w:rPr>
+                <w:noProof/>
+                <w:webHidden/>
+              </w:rPr>
+              <w:tab/>
+            </w:r>
+            <w:r>
+              <w:rPr>
+                <w:noProof/>
+                <w:webHidden/>
+              </w:rPr>
+              <w:fldChar w:fldCharType="begin"/>
+            </w:r>
+            <w:r>
+              <w:rPr>
+                <w:noProof/>
+                <w:webHidden/>
+              </w:rPr>
+              <w:instrText xml:space="preserve"> PAGEREF _Toc232035208 \h </w:instrText>
+            </w:r>
+            <w:r>
+              <w:rPr>
+                <w:noProof/>
+                <w:webHidden/>
+              </w:rPr>
+            </w:r>
+            <w:r>
+              <w:rPr>
+                <w:noProof/>
+                <w:webHidden/>
+              </w:rPr>
+              <w:fldChar w:fldCharType="separate"/>
+            </w:r>
+            <w:r>
+              <w:rPr>
+                <w:noProof/>
+                <w:webHidden/>
+              </w:rPr>
+              <w:t>4</w:t>
+            </w:r>
+            <w:r>
+              <w:rPr>
+                <w:noProof/>
+                <w:webHidden/>
+              </w:rPr>
+              <w:fldChar w:fldCharType="end"/>
+            </w:r>
+          </w:hyperlink>
+        </w:p>
+        <w:p>
+          <w:pPr>
+            <w:pStyle w:val="TOC2"/>
+            <w:tabs>
+              <w:tab w:val="right" w:leader="dot" w:pos="9016"/>
+            </w:tabs>
+            <w:rPr>
+              <w:rFonts w:asciiTheme="minorHAnsi" w:eastAsiaTheme="minorEastAsia" w:hAnsiTheme="minorHAnsi" w:cstheme="minorBidi"/>
+              <w:noProof/>
+              <w:sz w:val="22"/>
+              <w:szCs w:val="22"/>
+              <w:lang w:val="sr-Latn-RS" w:eastAsia="sr-Latn-RS"/>
+            </w:rPr>
+          </w:pPr>
+          <w:hyperlink w:anchor="_Toc232035209" w:history="1">
+            <w:r>
+              <w:rPr>
+                <w:rStyle w:val="Hyperlink"/>
+                <w:noProof/>
+              </w:rPr>
+              <w:t>3. Opšta arhitektura sistema</w:t>
+            </w:r>
+            <w:r>
+              <w:rPr>
+                <w:noProof/>
+                <w:webHidden/>
+              </w:rPr>
+              <w:tab/>
+            </w:r>
+            <w:r>
+              <w:rPr>
+                <w:noProof/>
+                <w:webHidden/>
+              </w:rPr>
+              <w:fldChar w:fldCharType="begin"/>
+            </w:r>
+            <w:r>
+              <w:rPr>
+                <w:noProof/>
+                <w:webHidden/>
+              </w:rPr>
+              <w:instrText xml:space="preserve"> PAGEREF _Toc232035209 \h </w:instrText>
+            </w:r>
+            <w:r>
+              <w:rPr>
+                <w:noProof/>
+                <w:webHidden/>
+              </w:rPr>
+            </w:r>
+            <w:r>
+              <w:rPr>
+                <w:noProof/>
+                <w:webHidden/>
+              </w:rPr>
+              <w:fldChar w:fldCharType="separate"/>
+            </w:r>
+            <w:r>
+              <w:rPr>
+                <w:noProof/>
+                <w:webHidden/>
+              </w:rPr>
+              <w:t>5</w:t>
+            </w:r>
+            <w:r>
+              <w:rPr>
+                <w:noProof/>
+                <w:webHidden/>
+              </w:rPr>
+              <w:fldChar w:fldCharType="end"/>
+            </w:r>
+          </w:hyperlink>
+        </w:p>
+        <w:p>
+          <w:pPr>
+            <w:pStyle w:val="TOC2"/>
+            <w:tabs>
+              <w:tab w:val="right" w:leader="dot" w:pos="9016"/>
+            </w:tabs>
+            <w:rPr>
+              <w:rFonts w:asciiTheme="minorHAnsi" w:eastAsiaTheme="minorEastAsia" w:hAnsiTheme="minorHAnsi" w:cstheme="minorBidi"/>
+              <w:noProof/>
+              <w:sz w:val="22"/>
+              <w:szCs w:val="22"/>
+              <w:lang w:val="sr-Latn-RS" w:eastAsia="sr-Latn-RS"/>
+            </w:rPr>
+          </w:pPr>
+          <w:hyperlink w:anchor="_Toc232035210" w:history="1">
+            <w:r>
+              <w:rPr>
+                <w:rStyle w:val="Hyperlink"/>
+                <w:noProof/>
+              </w:rPr>
+              <w:t>4. Bootstrap aplikacije i singleton sloj</w:t>
+            </w:r>
+            <w:r>
+              <w:rPr>
+                <w:noProof/>
+                <w:webHidden/>
+              </w:rPr>
+              <w:tab/>
+            </w:r>
+            <w:r>
+              <w:rPr>
+                <w:noProof/>
+                <w:webHidden/>
+              </w:rPr>
+              <w:fldChar w:fldCharType="begin"/>
+            </w:r>
+            <w:r>
+              <w:rPr>
+                <w:noProof/>
+                <w:webHidden/>
+              </w:rPr>
+              <w:instrText xml:space="preserve"> PAGEREF _Toc232035210 \h </w:instrText>
+            </w:r>
+            <w:r>
+              <w:rPr>
+                <w:noProof/>
+                <w:webHidden/>
+              </w:rPr>
+            </w:r>
+            <w:r>
+              <w:rPr>
+                <w:noProof/>
+                <w:webHidden/>
+              </w:rPr>
+              <w:fldChar w:fldCharType="separate"/>
+            </w:r>
+            <w:r>
+              <w:rPr>
+                <w:noProof/>
+                <w:webHidden/>
+              </w:rPr>
+              <w:t>6</w:t>
+            </w:r>
+            <w:r>
+              <w:rPr>
+                <w:noProof/>
+                <w:webHidden/>
+              </w:rPr>
+              <w:fldChar w:fldCharType="end"/>
+            </w:r>
+          </w:hyperlink>
+        </w:p>
+        <w:p>
+          <w:pPr>
+            <w:pStyle w:val="TOC2"/>
+            <w:tabs>
+              <w:tab w:val="right" w:leader="dot" w:pos="9016"/>
+            </w:tabs>
+            <w:rPr>
+              <w:rFonts w:asciiTheme="minorHAnsi" w:eastAsiaTheme="minorEastAsia" w:hAnsiTheme="minorHAnsi" w:cstheme="minorBidi"/>
+              <w:noProof/>
+              <w:sz w:val="22"/>
+              <w:szCs w:val="22"/>
+              <w:lang w:val="sr-Latn-RS" w:eastAsia="sr-Latn-RS"/>
+            </w:rPr>
+          </w:pPr>
+          <w:hyperlink w:anchor="_Toc232035211" w:history="1">
+            <w:r>
+              <w:rPr>
+                <w:rStyle w:val="Hyperlink"/>
+                <w:noProof/>
+              </w:rPr>
+              <w:t>5. Autentifikacija korisnika</w:t>
+            </w:r>
+            <w:r>
+              <w:rPr>
+                <w:noProof/>
+                <w:webHidden/>
+              </w:rPr>
+              <w:tab/>
+            </w:r>
+            <w:r>
+              <w:rPr>
+                <w:noProof/>
+                <w:webHidden/>
+              </w:rPr>
+              <w:fldChar w:fldCharType="begin"/>
+            </w:r>
+            <w:r>
+              <w:rPr>
+                <w:noProof/>
+                <w:webHidden/>
+              </w:rPr>
+              <w:instrText xml:space="preserve"> PAGEREF _Toc232035211 \h </w:instrText>
+            </w:r>
+            <w:r>
+              <w:rPr>
+                <w:noProof/>
+                <w:webHidden/>
+              </w:rPr>
+            </w:r>
+            <w:r>
+              <w:rPr>
+                <w:noProof/>
+                <w:webHidden/>
+              </w:rPr>
+              <w:fldChar w:fldCharType="separate"/>
+            </w:r>
+            <w:r>
+              <w:rPr>
+                <w:noProof/>
+                <w:webHidden/>
+              </w:rPr>
+              <w:t>7</w:t>
+            </w:r>
+            <w:r>
+              <w:rPr>
+                <w:noProof/>
+                <w:webHidden/>
+              </w:rPr>
+              <w:fldChar w:fldCharType="end"/>
+            </w:r>
+          </w:hyperlink>
+        </w:p>
+        <w:p>
+          <w:pPr>
+            <w:pStyle w:val="TOC2"/>
+            <w:tabs>
+              <w:tab w:val="right" w:leader="dot" w:pos="9016"/>
+            </w:tabs>
+            <w:rPr>
+              <w:rFonts w:asciiTheme="minorHAnsi" w:eastAsiaTheme="minorEastAsia" w:hAnsiTheme="minorHAnsi" w:cstheme="minorBidi"/>
+              <w:noProof/>
+              <w:sz w:val="22"/>
+              <w:szCs w:val="22"/>
+              <w:lang w:val="sr-Latn-RS" w:eastAsia="sr-Latn-RS"/>
+            </w:rPr>
+          </w:pPr>
+          <w:hyperlink w:anchor="_Toc232035212" w:history="1">
+            <w:r>
+              <w:rPr>
+                <w:rStyle w:val="Hyperlink"/>
+                <w:noProof/>
+              </w:rPr>
+              <w:t>6. Relay servis i NAT traversal</w:t>
+            </w:r>
+            <w:r>
+              <w:rPr>
+                <w:noProof/>
+                <w:webHidden/>
+              </w:rPr>
+              <w:tab/>
+            </w:r>
+            <w:r>
+              <w:rPr>
+                <w:noProof/>
+                <w:webHidden/>
+              </w:rPr>
+              <w:fldChar w:fldCharType="begin"/>
+            </w:r>
+            <w:r>
+              <w:rPr>
+                <w:noProof/>
+                <w:webHidden/>
+              </w:rPr>
+              <w:instrText xml:space="preserve"> PAGEREF _Toc232035212 \h </w:instrText>
+            </w:r>
+            <w:r>
+              <w:rPr>
+                <w:noProof/>
+                <w:webHidden/>
+              </w:rPr>
+            </w:r>
+            <w:r>
+              <w:rPr>
+                <w:noProof/>
+                <w:webHidden/>
+              </w:rPr>
+              <w:fldChar w:fldCharType="separate"/>
+            </w:r>
+            <w:r>
+              <w:rPr>
+                <w:noProof/>
+                <w:webHidden/>
+              </w:rPr>
+              <w:t>9</w:t>
+            </w:r>
+            <w:r>
+              <w:rPr>
+                <w:noProof/>
+                <w:webHidden/>
+              </w:rPr>
+              <w:fldChar w:fldCharType="end"/>
+            </w:r>
+          </w:hyperlink>
+        </w:p>
+        <w:p>
+          <w:pPr>
+            <w:pStyle w:val="TOC2"/>
+            <w:tabs>
+              <w:tab w:val="right" w:leader="dot" w:pos="9016"/>
+            </w:tabs>
+            <w:rPr>
+              <w:rFonts w:asciiTheme="minorHAnsi" w:eastAsiaTheme="minorEastAsia" w:hAnsiTheme="minorHAnsi" w:cstheme="minorBidi"/>
+              <w:noProof/>
+              <w:sz w:val="22"/>
+              <w:szCs w:val="22"/>
+              <w:lang w:val="sr-Latn-RS" w:eastAsia="sr-Latn-RS"/>
+            </w:rPr>
+          </w:pPr>
+          <w:hyperlink w:anchor="_Toc232035213" w:history="1">
+            <w:r>
+              <w:rPr>
+                <w:rStyle w:val="Hyperlink"/>
+                <w:noProof/>
+              </w:rPr>
+              <w:t>7. Transportni sloj (UTP, DTLS)</w:t>
+            </w:r>
+            <w:r>
+              <w:rPr>
+                <w:noProof/>
+                <w:webHidden/>
+              </w:rPr>
+              <w:tab/>
+            </w:r>
+            <w:r>
+              <w:rPr>
+                <w:noProof/>
+                <w:webHidden/>
+              </w:rPr>
+              <w:fldChar w:fldCharType="begin"/>
+            </w:r>
+            <w:r>
+              <w:rPr>
+                <w:noProof/>
+                <w:webHidden/>
+              </w:rPr>
+              <w:instrText xml:space="preserve"> PAGEREF _Toc232035213 \h </w:instrText>
+            </w:r>
+            <w:r>
+              <w:rPr>
+                <w:noProof/>
+                <w:webHidden/>
+              </w:rPr>
+            </w:r>
+            <w:r>
+              <w:rPr>
+                <w:noProof/>
+                <w:webHidden/>
+              </w:rPr>
+              <w:fldChar w:fldCharType="separate"/>
+            </w:r>
+            <w:r>
+              <w:rPr>
+                <w:noProof/>
+                <w:webHidden/>
+              </w:rPr>
+              <w:t>10</w:t>
+            </w:r>
+            <w:r>
+              <w:rPr>
+                <w:noProof/>
+                <w:webHidden/>
+              </w:rPr>
+              <w:fldChar w:fldCharType="end"/>
+            </w:r>
+          </w:hyperlink>
+        </w:p>
+        <w:p>
+          <w:pPr>
+            <w:pStyle w:val="TOC2"/>
+            <w:tabs>
+              <w:tab w:val="right" w:leader="dot" w:pos="9016"/>
+            </w:tabs>
+            <w:rPr>
+              <w:rFonts w:asciiTheme="minorHAnsi" w:eastAsiaTheme="minorEastAsia" w:hAnsiTheme="minorHAnsi" w:cstheme="minorBidi"/>
+              <w:noProof/>
+              <w:sz w:val="22"/>
+              <w:szCs w:val="22"/>
+              <w:lang w:val="sr-Latn-RS" w:eastAsia="sr-Latn-RS"/>
+            </w:rPr>
+          </w:pPr>
+          <w:hyperlink w:anchor="_Toc232035214" w:history="1">
+            <w:r>
+              <w:rPr>
+                <w:rStyle w:val="Hyperlink"/>
+                <w:noProof/>
+              </w:rPr>
+              <w:t>8. Lobby servis i otkrivanje sesija</w:t>
+            </w:r>
+            <w:r>
+              <w:rPr>
+                <w:noProof/>
+                <w:webHidden/>
+              </w:rPr>
+              <w:tab/>
+            </w:r>
+            <w:r>
+              <w:rPr>
+                <w:noProof/>
+                <w:webHidden/>
+              </w:rPr>
+              <w:fldChar w:fldCharType="begin"/>
+            </w:r>
+            <w:r>
+              <w:rPr>
+                <w:noProof/>
+                <w:webHidden/>
+              </w:rPr>
+              <w:instrText xml:space="preserve"> PAGEREF _Toc232035214 \h </w:instrText>
+            </w:r>
+            <w:r>
+              <w:rPr>
+                <w:noProof/>
+                <w:webHidden/>
+              </w:rPr>
+            </w:r>
+            <w:r>
+              <w:rPr>
+                <w:noProof/>
+                <w:webHidden/>
+              </w:rPr>
+              <w:fldChar w:fldCharType="separate"/>
+            </w:r>
+            <w:r>
+              <w:rPr>
+                <w:noProof/>
+                <w:webHidden/>
+              </w:rPr>
+              <w:t>11</w:t>
+            </w:r>
+            <w:r>
+              <w:rPr>
+                <w:noProof/>
+                <w:webHidden/>
+              </w:rPr>
+              <w:fldChar w:fldCharType="end"/>
+            </w:r>
+          </w:hyperlink>
+        </w:p>
+        <w:p>
+          <w:pPr>
+            <w:pStyle w:val="TOC3"/>
+            <w:tabs>
+              <w:tab w:val="right" w:leader="dot" w:pos="9016"/>
+            </w:tabs>
+            <w:rPr>
+              <w:rFonts w:asciiTheme="minorHAnsi" w:eastAsiaTheme="minorEastAsia" w:hAnsiTheme="minorHAnsi" w:cstheme="minorBidi"/>
+              <w:noProof/>
+              <w:sz w:val="22"/>
+              <w:szCs w:val="22"/>
+              <w:lang w:val="sr-Latn-RS" w:eastAsia="sr-Latn-RS"/>
+            </w:rPr>
+          </w:pPr>
+          <w:hyperlink w:anchor="_Toc232035215" w:history="1">
+            <w:r>
+              <w:rPr>
+                <w:rStyle w:val="Hyperlink"/>
+                <w:noProof/>
+              </w:rPr>
+              <w:t>8.1 Kreiranje Lobby-ja na Host strani</w:t>
+            </w:r>
+            <w:r>
+              <w:rPr>
+                <w:noProof/>
+                <w:webHidden/>
+              </w:rPr>
+              <w:tab/>
+            </w:r>
+            <w:r>
+              <w:rPr>
+                <w:noProof/>
+                <w:webHidden/>
+              </w:rPr>
+              <w:fldChar w:fldCharType="begin"/>
+            </w:r>
+            <w:r>
+              <w:rPr>
+                <w:noProof/>
+                <w:webHidden/>
+              </w:rPr>
+              <w:instrText xml:space="preserve"> PAGEREF _Toc232035215 \h </w:instrText>
+            </w:r>
+            <w:r>
+              <w:rPr>
+                <w:noProof/>
+                <w:webHidden/>
+              </w:rPr>
+            </w:r>
+            <w:r>
+              <w:rPr>
+                <w:noProof/>
+                <w:webHidden/>
+              </w:rPr>
+              <w:fldChar w:fldCharType="separate"/>
+            </w:r>
+            <w:r>
+              <w:rPr>
+                <w:noProof/>
+                <w:webHidden/>
+              </w:rPr>
+              <w:t>11</w:t>
+            </w:r>
+            <w:r>
+              <w:rPr>
+                <w:noProof/>
+                <w:webHidden/>
+              </w:rPr>
+              <w:fldChar w:fldCharType="end"/>
+            </w:r>
+          </w:hyperlink>
+        </w:p>
+        <w:p>
+          <w:pPr>
+            <w:pStyle w:val="TOC3"/>
+            <w:tabs>
+              <w:tab w:val="right" w:leader="dot" w:pos="9016"/>
+            </w:tabs>
+            <w:rPr>
+              <w:rFonts w:asciiTheme="minorHAnsi" w:eastAsiaTheme="minorEastAsia" w:hAnsiTheme="minorHAnsi" w:cstheme="minorBidi"/>
+              <w:noProof/>
+              <w:sz w:val="22"/>
+              <w:szCs w:val="22"/>
+              <w:lang w:val="sr-Latn-RS" w:eastAsia="sr-Latn-RS"/>
+            </w:rPr>
+          </w:pPr>
+          <w:hyperlink w:anchor="_Toc232035216" w:history="1">
+            <w:r>
+              <w:rPr>
+                <w:rStyle w:val="Hyperlink"/>
+                <w:noProof/>
+              </w:rPr>
+              <w:t>8.2 Heartbeat</w:t>
+            </w:r>
+            <w:r>
+              <w:rPr>
+                <w:noProof/>
+                <w:webHidden/>
+              </w:rPr>
+              <w:tab/>
+            </w:r>
+            <w:r>
+              <w:rPr>
+                <w:noProof/>
+                <w:webHidden/>
+              </w:rPr>
+              <w:fldChar w:fldCharType="begin"/>
+            </w:r>
+            <w:r>
+              <w:rPr>
+                <w:noProof/>
+                <w:webHidden/>
+              </w:rPr>
+              <w:instrText xml:space="preserve"> PAGEREF _Toc232035216 \h </w:instrText>
+            </w:r>
+            <w:r>
+              <w:rPr>
+                <w:noProof/>
+                <w:webHidden/>
+              </w:rPr>
+            </w:r>
+            <w:r>
+              <w:rPr>
+                <w:noProof/>
+                <w:webHidden/>
+              </w:rPr>
+              <w:fldChar w:fldCharType="separate"/>
+            </w:r>
+            <w:r>
+              <w:rPr>
+                <w:noProof/>
+                <w:webHidden/>
+              </w:rPr>
+              <w:t>11</w:t>
+            </w:r>
+            <w:r>
+              <w:rPr>
+                <w:noProof/>
+                <w:webHidden/>
+              </w:rPr>
+              <w:fldChar w:fldCharType="end"/>
+            </w:r>
+          </w:hyperlink>
+        </w:p>
+        <w:p>
+          <w:pPr>
+            <w:pStyle w:val="TOC3"/>
+            <w:tabs>
+              <w:tab w:val="right" w:leader="dot" w:pos="9016"/>
+            </w:tabs>
+            <w:rPr>
+              <w:rFonts w:asciiTheme="minorHAnsi" w:eastAsiaTheme="minorEastAsia" w:hAnsiTheme="minorHAnsi" w:cstheme="minorBidi"/>
+              <w:noProof/>
+              <w:sz w:val="22"/>
+              <w:szCs w:val="22"/>
+              <w:lang w:val="sr-Latn-RS" w:eastAsia="sr-Latn-RS"/>
+            </w:rPr>
+          </w:pPr>
+          <w:hyperlink w:anchor="_Toc232035217" w:history="1">
+            <w:r>
+              <w:rPr>
+                <w:rStyle w:val="Hyperlink"/>
+                <w:noProof/>
+              </w:rPr>
+              <w:t>8.3 Listanje i pridruživanje</w:t>
+            </w:r>
+            <w:r>
+              <w:rPr>
+                <w:noProof/>
+                <w:webHidden/>
+              </w:rPr>
+              <w:tab/>
+            </w:r>
+            <w:r>
+              <w:rPr>
+                <w:noProof/>
+                <w:webHidden/>
+              </w:rPr>
+              <w:fldChar w:fldCharType="begin"/>
+            </w:r>
+            <w:r>
+              <w:rPr>
+                <w:noProof/>
+                <w:webHidden/>
+              </w:rPr>
+              <w:instrText xml:space="preserve"> PAGEREF _Toc232035217 \h </w:instrText>
+            </w:r>
+            <w:r>
+              <w:rPr>
+                <w:noProof/>
+                <w:webHidden/>
+              </w:rPr>
+            </w:r>
+            <w:r>
+              <w:rPr>
+                <w:noProof/>
+                <w:webHidden/>
+              </w:rPr>
+              <w:fldChar w:fldCharType="separate"/>
+            </w:r>
+            <w:r>
+              <w:rPr>
+                <w:noProof/>
+                <w:webHidden/>
+              </w:rPr>
+              <w:t>12</w:t>
+            </w:r>
+            <w:r>
+              <w:rPr>
+                <w:noProof/>
+                <w:webHidden/>
+              </w:rPr>
+              <w:fldChar w:fldCharType="end"/>
+            </w:r>
+          </w:hyperlink>
+        </w:p>
+        <w:p>
+          <w:pPr>
+            <w:pStyle w:val="TOC2"/>
+            <w:tabs>
+              <w:tab w:val="right" w:leader="dot" w:pos="9016"/>
+            </w:tabs>
+            <w:rPr>
+              <w:rFonts w:asciiTheme="minorHAnsi" w:eastAsiaTheme="minorEastAsia" w:hAnsiTheme="minorHAnsi" w:cstheme="minorBidi"/>
+              <w:noProof/>
+              <w:sz w:val="22"/>
+              <w:szCs w:val="22"/>
+              <w:lang w:val="sr-Latn-RS" w:eastAsia="sr-Latn-RS"/>
+            </w:rPr>
+          </w:pPr>
+          <w:hyperlink w:anchor="_Toc232035218" w:history="1">
+            <w:r>
+              <w:rPr>
+                <w:rStyle w:val="Hyperlink"/>
+                <w:noProof/>
+              </w:rPr>
+              <w:t>9. Tok konekcije i razmena payload-a</w:t>
+            </w:r>
+            <w:r>
+              <w:rPr>
+                <w:noProof/>
+                <w:webHidden/>
+              </w:rPr>
+              <w:tab/>
+            </w:r>
+            <w:r>
+              <w:rPr>
+                <w:noProof/>
+                <w:webHidden/>
+              </w:rPr>
+              <w:fldChar w:fldCharType="begin"/>
+            </w:r>
+            <w:r>
+              <w:rPr>
+                <w:noProof/>
+                <w:webHidden/>
+              </w:rPr>
+              <w:instrText xml:space="preserve"> PAGEREF _Toc232035218 \h </w:instrText>
+            </w:r>
+            <w:r>
+              <w:rPr>
+                <w:noProof/>
+                <w:webHidden/>
+              </w:rPr>
+            </w:r>
+            <w:r>
+              <w:rPr>
+                <w:noProof/>
+                <w:webHidden/>
+              </w:rPr>
+              <w:fldChar w:fldCharType="separate"/>
+            </w:r>
+            <w:r>
+              <w:rPr>
+                <w:noProof/>
+                <w:webHidden/>
+              </w:rPr>
+              <w:t>13</w:t>
+            </w:r>
+            <w:r>
+              <w:rPr>
+                <w:noProof/>
+                <w:webHidden/>
+              </w:rPr>
+              <w:fldChar w:fldCharType="end"/>
+            </w:r>
+          </w:hyperlink>
+        </w:p>
+        <w:p>
+          <w:pPr>
+            <w:pStyle w:val="TOC2"/>
+            <w:tabs>
+              <w:tab w:val="right" w:leader="dot" w:pos="9016"/>
+            </w:tabs>
+            <w:rPr>
+              <w:rFonts w:asciiTheme="minorHAnsi" w:eastAsiaTheme="minorEastAsia" w:hAnsiTheme="minorHAnsi" w:cstheme="minorBidi"/>
+              <w:noProof/>
+              <w:sz w:val="22"/>
+              <w:szCs w:val="22"/>
+              <w:lang w:val="sr-Latn-RS" w:eastAsia="sr-Latn-RS"/>
+            </w:rPr>
+          </w:pPr>
+          <w:hyperlink w:anchor="_Toc232035219" w:history="1">
+            <w:r>
+              <w:rPr>
+                <w:rStyle w:val="Hyperlink"/>
+                <w:noProof/>
+              </w:rPr>
+              <w:t>10. Sinhronizacija stanja u igri</w:t>
+            </w:r>
+            <w:r>
+              <w:rPr>
+                <w:noProof/>
+                <w:webHidden/>
+              </w:rPr>
+              <w:tab/>
+            </w:r>
+            <w:r>
+              <w:rPr>
+                <w:noProof/>
+                <w:webHidden/>
+              </w:rPr>
+              <w:fldChar w:fldCharType="begin"/>
+            </w:r>
+            <w:r>
+              <w:rPr>
+                <w:noProof/>
+                <w:webHidden/>
+              </w:rPr>
+              <w:instrText xml:space="preserve"> PAGEREF _Toc232035219 \h </w:instrText>
+            </w:r>
+            <w:r>
+              <w:rPr>
+                <w:noProof/>
+                <w:webHidden/>
+              </w:rPr>
+            </w:r>
+            <w:r>
+              <w:rPr>
+                <w:noProof/>
+                <w:webHidden/>
+              </w:rPr>
+              <w:fldChar w:fldCharType="separate"/>
+            </w:r>
+            <w:r>
+              <w:rPr>
+                <w:noProof/>
+                <w:webHidden/>
+              </w:rPr>
+              <w:t>15</w:t>
+            </w:r>
+            <w:r>
+              <w:rPr>
+                <w:noProof/>
+                <w:webHidden/>
+              </w:rPr>
+              <w:fldChar w:fldCharType="end"/>
+            </w:r>
+          </w:hyperlink>
+        </w:p>
+        <w:p>
+          <w:pPr>
+            <w:pStyle w:val="TOC3"/>
+            <w:tabs>
+              <w:tab w:val="right" w:leader="dot" w:pos="9016"/>
+            </w:tabs>
+            <w:rPr>
+              <w:rFonts w:asciiTheme="minorHAnsi" w:eastAsiaTheme="minorEastAsia" w:hAnsiTheme="minorHAnsi" w:cstheme="minorBidi"/>
+              <w:noProof/>
+              <w:sz w:val="22"/>
+              <w:szCs w:val="22"/>
+              <w:lang w:val="sr-Latn-RS" w:eastAsia="sr-Latn-RS"/>
+            </w:rPr>
+          </w:pPr>
+          <w:hyperlink w:anchor="_Toc232035220" w:history="1">
+            <w:r>
+              <w:rPr>
+                <w:rStyle w:val="Hyperlink"/>
+                <w:noProof/>
+              </w:rPr>
+              <w:t>10.1 NetworkVariable</w:t>
+            </w:r>
+            <w:r>
+              <w:rPr>
+                <w:noProof/>
+                <w:webHidden/>
+              </w:rPr>
+              <w:tab/>
+            </w:r>
+            <w:r>
+              <w:rPr>
+                <w:noProof/>
+                <w:webHidden/>
+              </w:rPr>
+              <w:fldChar w:fldCharType="begin"/>
+            </w:r>
+            <w:r>
+              <w:rPr>
+                <w:noProof/>
+                <w:webHidden/>
+              </w:rPr>
+              <w:instrText xml:space="preserve"> PAGEREF _Toc232035220 \h </w:instrText>
+            </w:r>
+            <w:r>
+              <w:rPr>
+                <w:noProof/>
+                <w:webHidden/>
+              </w:rPr>
+            </w:r>
+            <w:r>
+              <w:rPr>
+                <w:noProof/>
+                <w:webHidden/>
+              </w:rPr>
+              <w:fldChar w:fldCharType="separate"/>
+            </w:r>
+            <w:r>
+              <w:rPr>
+                <w:noProof/>
+                <w:webHidden/>
+              </w:rPr>
+              <w:t>15</w:t>
+            </w:r>
+            <w:r>
+              <w:rPr>
+                <w:noProof/>
+                <w:webHidden/>
+              </w:rPr>
+              <w:fldChar w:fldCharType="end"/>
+            </w:r>
+          </w:hyperlink>
+        </w:p>
+        <w:p>
+          <w:pPr>
+            <w:pStyle w:val="TOC3"/>
+            <w:tabs>
+              <w:tab w:val="right" w:leader="dot" w:pos="9016"/>
+            </w:tabs>
+            <w:rPr>
+              <w:rFonts w:asciiTheme="minorHAnsi" w:eastAsiaTheme="minorEastAsia" w:hAnsiTheme="minorHAnsi" w:cstheme="minorBidi"/>
+              <w:noProof/>
+              <w:sz w:val="22"/>
+              <w:szCs w:val="22"/>
+              <w:lang w:val="sr-Latn-RS" w:eastAsia="sr-Latn-RS"/>
+            </w:rPr>
+          </w:pPr>
+          <w:hyperlink w:anchor="_Toc232035221" w:history="1">
+            <w:r>
+              <w:rPr>
+                <w:rStyle w:val="Hyperlink"/>
+                <w:noProof/>
+              </w:rPr>
+              <w:t>10.2 NetworkList</w:t>
+            </w:r>
+            <w:r>
+              <w:rPr>
+                <w:noProof/>
+                <w:webHidden/>
+              </w:rPr>
+              <w:tab/>
+            </w:r>
+            <w:r>
+              <w:rPr>
+                <w:noProof/>
+                <w:webHidden/>
+              </w:rPr>
+              <w:fldChar w:fldCharType="begin"/>
+            </w:r>
+            <w:r>
+              <w:rPr>
+                <w:noProof/>
+                <w:webHidden/>
+              </w:rPr>
+              <w:instrText xml:space="preserve"> PAGEREF _Toc232035221 \h </w:instrText>
+            </w:r>
+            <w:r>
+              <w:rPr>
+                <w:noProof/>
+                <w:webHidden/>
+              </w:rPr>
+            </w:r>
+            <w:r>
+              <w:rPr>
+                <w:noProof/>
+                <w:webHidden/>
+              </w:rPr>
+              <w:fldChar w:fldCharType="separate"/>
+            </w:r>
+            <w:r>
+              <w:rPr>
+                <w:noProof/>
+                <w:webHidden/>
+              </w:rPr>
+              <w:t>15</w:t>
+            </w:r>
+            <w:r>
+              <w:rPr>
+                <w:noProof/>
+                <w:webHidden/>
+              </w:rPr>
+              <w:fldChar w:fldCharType="end"/>
+            </w:r>
+          </w:hyperlink>
+        </w:p>
+        <w:p>
+          <w:pPr>
+            <w:pStyle w:val="TOC3"/>
+            <w:tabs>
+              <w:tab w:val="right" w:leader="dot" w:pos="9016"/>
+            </w:tabs>
+            <w:rPr>
+              <w:rFonts w:asciiTheme="minorHAnsi" w:eastAsiaTheme="minorEastAsia" w:hAnsiTheme="minorHAnsi" w:cstheme="minorBidi"/>
+              <w:noProof/>
+              <w:sz w:val="22"/>
+              <w:szCs w:val="22"/>
+              <w:lang w:val="sr-Latn-RS" w:eastAsia="sr-Latn-RS"/>
+            </w:rPr>
+          </w:pPr>
+          <w:hyperlink w:anchor="_Toc232035222" w:history="1">
+            <w:r>
+              <w:rPr>
+                <w:rStyle w:val="Hyperlink"/>
+                <w:noProof/>
+              </w:rPr>
+              <w:t>10.3 RPC (Remote Procedure Call)</w:t>
+            </w:r>
+            <w:r>
+              <w:rPr>
+                <w:noProof/>
+                <w:webHidden/>
+              </w:rPr>
+              <w:tab/>
+            </w:r>
+            <w:r>
+              <w:rPr>
+                <w:noProof/>
+                <w:webHidden/>
+              </w:rPr>
+              <w:fldChar w:fldCharType="begin"/>
+            </w:r>
+            <w:r>
+              <w:rPr>
+                <w:noProof/>
+                <w:webHidden/>
+              </w:rPr>
+              <w:instrText xml:space="preserve"> PAGEREF _Toc232035222 \h </w:instrText>
+            </w:r>
+            <w:r>
+              <w:rPr>
+                <w:noProof/>
+                <w:webHidden/>
+              </w:rPr>
+            </w:r>
+            <w:r>
+              <w:rPr>
+                <w:noProof/>
+                <w:webHidden/>
+              </w:rPr>
+              <w:fldChar w:fldCharType="separate"/>
+            </w:r>
+            <w:r>
+              <w:rPr>
+                <w:noProof/>
+                <w:webHidden/>
+              </w:rPr>
+              <w:t>16</w:t>
+            </w:r>
+            <w:r>
+              <w:rPr>
+                <w:noProof/>
+                <w:webHidden/>
+              </w:rPr>
+              <w:fldChar w:fldCharType="end"/>
+            </w:r>
+          </w:hyperlink>
+        </w:p>
+        <w:p>
+          <w:pPr>
+            <w:pStyle w:val="TOC2"/>
+            <w:tabs>
+              <w:tab w:val="right" w:leader="dot" w:pos="9016"/>
+            </w:tabs>
+            <w:rPr>
+              <w:rFonts w:asciiTheme="minorHAnsi" w:eastAsiaTheme="minorEastAsia" w:hAnsiTheme="minorHAnsi" w:cstheme="minorBidi"/>
+              <w:noProof/>
+              <w:sz w:val="22"/>
+              <w:szCs w:val="22"/>
+              <w:lang w:val="sr-Latn-RS" w:eastAsia="sr-Latn-RS"/>
+            </w:rPr>
+          </w:pPr>
+          <w:hyperlink w:anchor="_Toc232035223" w:history="1">
+            <w:r>
+              <w:rPr>
+                <w:rStyle w:val="Hyperlink"/>
+                <w:noProof/>
+              </w:rPr>
+              <w:t>11. RPC pozivi i autoritativna logika</w:t>
+            </w:r>
+            <w:r>
+              <w:rPr>
+                <w:noProof/>
+                <w:webHidden/>
+              </w:rPr>
+              <w:tab/>
+            </w:r>
+            <w:r>
+              <w:rPr>
+                <w:noProof/>
+                <w:webHidden/>
+              </w:rPr>
+              <w:fldChar w:fldCharType="begin"/>
+            </w:r>
+            <w:r>
+              <w:rPr>
+                <w:noProof/>
+                <w:webHidden/>
+              </w:rPr>
+              <w:instrText xml:space="preserve"> PAGEREF _Toc232035223 \h </w:instrText>
+            </w:r>
+            <w:r>
+              <w:rPr>
+                <w:noProof/>
+                <w:webHidden/>
+              </w:rPr>
+            </w:r>
+            <w:r>
+              <w:rPr>
+                <w:noProof/>
+                <w:webHidden/>
+              </w:rPr>
+              <w:fldChar w:fldCharType="separate"/>
+            </w:r>
+            <w:r>
+              <w:rPr>
+                <w:noProof/>
+                <w:webHidden/>
+              </w:rPr>
+              <w:t>17</w:t>
+            </w:r>
+            <w:r>
+              <w:rPr>
+                <w:noProof/>
+                <w:webHidden/>
+              </w:rPr>
+              <w:fldChar w:fldCharType="end"/>
+            </w:r>
+          </w:hyperlink>
+        </w:p>
+        <w:p>
+          <w:pPr>
+            <w:pStyle w:val="TOC2"/>
+            <w:tabs>
+              <w:tab w:val="right" w:leader="dot" w:pos="9016"/>
+            </w:tabs>
+            <w:rPr>
+              <w:rFonts w:asciiTheme="minorHAnsi" w:eastAsiaTheme="minorEastAsia" w:hAnsiTheme="minorHAnsi" w:cstheme="minorBidi"/>
+              <w:noProof/>
+              <w:sz w:val="22"/>
+              <w:szCs w:val="22"/>
+              <w:lang w:val="sr-Latn-RS" w:eastAsia="sr-Latn-RS"/>
+            </w:rPr>
+          </w:pPr>
+          <w:hyperlink w:anchor="_Toc232035224" w:history="1">
+            <w:r>
+              <w:rPr>
+                <w:rStyle w:val="Hyperlink"/>
+                <w:noProof/>
+              </w:rPr>
+              <w:t>12. Gameplay sistemi kroz mrežu</w:t>
+            </w:r>
+            <w:r>
+              <w:rPr>
+                <w:noProof/>
+                <w:webHidden/>
+              </w:rPr>
+              <w:tab/>
+            </w:r>
+            <w:r>
+              <w:rPr>
+                <w:noProof/>
+                <w:webHidden/>
+              </w:rPr>
+              <w:fldChar w:fldCharType="begin"/>
+            </w:r>
+            <w:r>
+              <w:rPr>
+                <w:noProof/>
+                <w:webHidden/>
+              </w:rPr>
+              <w:instrText xml:space="preserve"> PAGEREF _Toc232035224 \h </w:instrText>
+            </w:r>
+            <w:r>
+              <w:rPr>
+                <w:noProof/>
+                <w:webHidden/>
+              </w:rPr>
+            </w:r>
+            <w:r>
+              <w:rPr>
+                <w:noProof/>
+                <w:webHidden/>
+              </w:rPr>
+              <w:fldChar w:fldCharType="separate"/>
+            </w:r>
+            <w:r>
+              <w:rPr>
+                <w:noProof/>
+                <w:webHidden/>
+              </w:rPr>
+              <w:t>19</w:t>
+            </w:r>
+            <w:r>
+              <w:rPr>
+                <w:noProof/>
+                <w:webHidden/>
+              </w:rPr>
+              <w:fldChar w:fldCharType="end"/>
+            </w:r>
+          </w:hyperlink>
+        </w:p>
+        <w:p>
+          <w:pPr>
+            <w:pStyle w:val="TOC3"/>
+            <w:tabs>
+              <w:tab w:val="right" w:leader="dot" w:pos="9016"/>
+            </w:tabs>
+            <w:rPr>
+              <w:rFonts w:asciiTheme="minorHAnsi" w:eastAsiaTheme="minorEastAsia" w:hAnsiTheme="minorHAnsi" w:cstheme="minorBidi"/>
+              <w:noProof/>
+              <w:sz w:val="22"/>
+              <w:szCs w:val="22"/>
+              <w:lang w:val="sr-Latn-RS" w:eastAsia="sr-Latn-RS"/>
+            </w:rPr>
+          </w:pPr>
+          <w:hyperlink w:anchor="_Toc232035225" w:history="1">
+            <w:r>
+              <w:rPr>
+                <w:rStyle w:val="Hyperlink"/>
+                <w:noProof/>
+              </w:rPr>
+              <w:t>12.1 Kretanje igrača</w:t>
+            </w:r>
+            <w:r>
+              <w:rPr>
+                <w:noProof/>
+                <w:webHidden/>
+              </w:rPr>
+              <w:tab/>
+            </w:r>
+            <w:r>
+              <w:rPr>
+                <w:noProof/>
+                <w:webHidden/>
+              </w:rPr>
+              <w:fldChar w:fldCharType="begin"/>
+            </w:r>
+            <w:r>
+              <w:rPr>
+                <w:noProof/>
+                <w:webHidden/>
+              </w:rPr>
+              <w:instrText xml:space="preserve"> PAGEREF _Toc232035225 \h </w:instrText>
+            </w:r>
+            <w:r>
+              <w:rPr>
+                <w:noProof/>
+                <w:webHidden/>
+              </w:rPr>
+            </w:r>
+            <w:r>
+              <w:rPr>
+                <w:noProof/>
+                <w:webHidden/>
+              </w:rPr>
+              <w:fldChar w:fldCharType="separate"/>
+            </w:r>
+            <w:r>
+              <w:rPr>
+                <w:noProof/>
+                <w:webHidden/>
+              </w:rPr>
+              <w:t>19</w:t>
+            </w:r>
+            <w:r>
+              <w:rPr>
+                <w:noProof/>
+                <w:webHidden/>
+              </w:rPr>
+              <w:fldChar w:fldCharType="end"/>
+            </w:r>
+          </w:hyperlink>
+        </w:p>
+        <w:p>
+          <w:pPr>
+            <w:pStyle w:val="TOC3"/>
+            <w:tabs>
+              <w:tab w:val="right" w:leader="dot" w:pos="9016"/>
+            </w:tabs>
+            <w:rPr>
+              <w:rFonts w:asciiTheme="minorHAnsi" w:eastAsiaTheme="minorEastAsia" w:hAnsiTheme="minorHAnsi" w:cstheme="minorBidi"/>
+              <w:noProof/>
+              <w:sz w:val="22"/>
+              <w:szCs w:val="22"/>
+              <w:lang w:val="sr-Latn-RS" w:eastAsia="sr-Latn-RS"/>
+            </w:rPr>
+          </w:pPr>
+          <w:hyperlink w:anchor="_Toc232035226" w:history="1">
+            <w:r>
+              <w:rPr>
+                <w:rStyle w:val="Hyperlink"/>
+                <w:noProof/>
+              </w:rPr>
+              <w:t>12.2 Novčići i wallet</w:t>
+            </w:r>
+            <w:r>
+              <w:rPr>
+                <w:noProof/>
+                <w:webHidden/>
+              </w:rPr>
+              <w:tab/>
+            </w:r>
+            <w:r>
+              <w:rPr>
+                <w:noProof/>
+                <w:webHidden/>
+              </w:rPr>
+              <w:fldChar w:fldCharType="begin"/>
+            </w:r>
+            <w:r>
+              <w:rPr>
+                <w:noProof/>
+                <w:webHidden/>
+              </w:rPr>
+              <w:instrText xml:space="preserve"> PAGEREF _Toc232035226 \h </w:instrText>
+            </w:r>
+            <w:r>
+              <w:rPr>
+                <w:noProof/>
+                <w:webHidden/>
+              </w:rPr>
+            </w:r>
+            <w:r>
+              <w:rPr>
+                <w:noProof/>
+                <w:webHidden/>
+              </w:rPr>
+              <w:fldChar w:fldCharType="separate"/>
+            </w:r>
+            <w:r>
+              <w:rPr>
+                <w:noProof/>
+                <w:webHidden/>
+              </w:rPr>
+              <w:t>19</w:t>
+            </w:r>
+            <w:r>
+              <w:rPr>
+                <w:noProof/>
+                <w:webHidden/>
+              </w:rPr>
+              <w:fldChar w:fldCharType="end"/>
+            </w:r>
+          </w:hyperlink>
+        </w:p>
+        <w:p>
+          <w:pPr>
+            <w:pStyle w:val="TOC3"/>
+            <w:tabs>
+              <w:tab w:val="right" w:leader="dot" w:pos="9016"/>
+            </w:tabs>
+            <w:rPr>
+              <w:rFonts w:asciiTheme="minorHAnsi" w:eastAsiaTheme="minorEastAsia" w:hAnsiTheme="minorHAnsi" w:cstheme="minorBidi"/>
+              <w:noProof/>
+              <w:sz w:val="22"/>
+              <w:szCs w:val="22"/>
+              <w:lang w:val="sr-Latn-RS" w:eastAsia="sr-Latn-RS"/>
+            </w:rPr>
+          </w:pPr>
+          <w:hyperlink w:anchor="_Toc232035227" w:history="1">
+            <w:r>
+              <w:rPr>
+                <w:rStyle w:val="Hyperlink"/>
+                <w:noProof/>
+              </w:rPr>
+              <w:t>12.3 Leaderboard</w:t>
+            </w:r>
+            <w:r>
+              <w:rPr>
+                <w:noProof/>
+                <w:webHidden/>
+              </w:rPr>
+              <w:tab/>
+            </w:r>
+            <w:r>
+              <w:rPr>
+                <w:noProof/>
+                <w:webHidden/>
+              </w:rPr>
+              <w:fldChar w:fldCharType="begin"/>
+            </w:r>
+            <w:r>
+              <w:rPr>
+                <w:noProof/>
+                <w:webHidden/>
+              </w:rPr>
+              <w:instrText xml:space="preserve"> PAGEREF _Toc232035227 \h </w:instrText>
+            </w:r>
+            <w:r>
+              <w:rPr>
+                <w:noProof/>
+                <w:webHidden/>
+              </w:rPr>
+            </w:r>
+            <w:r>
+              <w:rPr>
+                <w:noProof/>
+                <w:webHidden/>
+              </w:rPr>
+              <w:fldChar w:fldCharType="separate"/>
+            </w:r>
+            <w:r>
+              <w:rPr>
+                <w:noProof/>
+                <w:webHidden/>
+              </w:rPr>
+              <w:t>20</w:t>
+            </w:r>
+            <w:r>
+              <w:rPr>
+                <w:noProof/>
+                <w:webHidden/>
+              </w:rPr>
+              <w:fldChar w:fldCharType="end"/>
+            </w:r>
+          </w:hyperlink>
+        </w:p>
+        <w:p>
+          <w:pPr>
+            <w:pStyle w:val="TOC3"/>
+            <w:tabs>
+              <w:tab w:val="right" w:leader="dot" w:pos="9016"/>
+            </w:tabs>
+            <w:rPr>
+              <w:rFonts w:asciiTheme="minorHAnsi" w:eastAsiaTheme="minorEastAsia" w:hAnsiTheme="minorHAnsi" w:cstheme="minorBidi"/>
+              <w:noProof/>
+              <w:sz w:val="22"/>
+              <w:szCs w:val="22"/>
+              <w:lang w:val="sr-Latn-RS" w:eastAsia="sr-Latn-RS"/>
+            </w:rPr>
+          </w:pPr>
+          <w:hyperlink w:anchor="_Toc232035228" w:history="1">
+            <w:r>
+              <w:rPr>
+                <w:rStyle w:val="Hyperlink"/>
+                <w:noProof/>
+              </w:rPr>
+              <w:t>12.4 Respawn</w:t>
+            </w:r>
+            <w:r>
+              <w:rPr>
+                <w:noProof/>
+                <w:webHidden/>
+              </w:rPr>
+              <w:tab/>
+            </w:r>
+            <w:r>
+              <w:rPr>
+                <w:noProof/>
+                <w:webHidden/>
+              </w:rPr>
+              <w:fldChar w:fldCharType="begin"/>
+            </w:r>
+            <w:r>
+              <w:rPr>
+                <w:noProof/>
+                <w:webHidden/>
+              </w:rPr>
+              <w:instrText xml:space="preserve"> PAGEREF _Toc232035228 \h </w:instrText>
+            </w:r>
+            <w:r>
+              <w:rPr>
+                <w:noProof/>
+                <w:webHidden/>
+              </w:rPr>
+            </w:r>
+            <w:r>
+              <w:rPr>
+                <w:noProof/>
+                <w:webHidden/>
+              </w:rPr>
+              <w:fldChar w:fldCharType="separate"/>
+            </w:r>
+            <w:r>
+              <w:rPr>
+                <w:noProof/>
+                <w:webHidden/>
+              </w:rPr>
+              <w:t>21</w:t>
+            </w:r>
+            <w:r>
+              <w:rPr>
+                <w:noProof/>
+                <w:webHidden/>
+              </w:rPr>
+              <w:fldChar w:fldCharType="end"/>
+            </w:r>
+          </w:hyperlink>
+        </w:p>
+        <w:p>
+          <w:pPr>
+            <w:pStyle w:val="TOC2"/>
+            <w:tabs>
+              <w:tab w:val="right" w:leader="dot" w:pos="9016"/>
+            </w:tabs>
+            <w:rPr>
+              <w:rFonts w:asciiTheme="minorHAnsi" w:eastAsiaTheme="minorEastAsia" w:hAnsiTheme="minorHAnsi" w:cstheme="minorBidi"/>
+              <w:noProof/>
+              <w:sz w:val="22"/>
+              <w:szCs w:val="22"/>
+              <w:lang w:val="sr-Latn-RS" w:eastAsia="sr-Latn-RS"/>
+            </w:rPr>
+          </w:pPr>
+          <w:hyperlink w:anchor="_Toc232035229" w:history="1">
+            <w:r>
+              <w:rPr>
+                <w:rStyle w:val="Hyperlink"/>
+                <w:noProof/>
+              </w:rPr>
+              <w:t>13. Disconnect i oslobađanje resursa</w:t>
+            </w:r>
+            <w:r>
+              <w:rPr>
+                <w:noProof/>
+                <w:webHidden/>
+              </w:rPr>
+              <w:tab/>
+            </w:r>
+            <w:r>
+              <w:rPr>
+                <w:noProof/>
+                <w:webHidden/>
+              </w:rPr>
+              <w:fldChar w:fldCharType="begin"/>
+            </w:r>
+            <w:r>
+              <w:rPr>
+                <w:noProof/>
+                <w:webHidden/>
+              </w:rPr>
+              <w:instrText xml:space="preserve"> PAGEREF _Toc232035229 \h </w:instrText>
+            </w:r>
+            <w:r>
+              <w:rPr>
+                <w:noProof/>
+                <w:webHidden/>
+              </w:rPr>
+            </w:r>
+            <w:r>
+              <w:rPr>
+                <w:noProof/>
+                <w:webHidden/>
+              </w:rPr>
+              <w:fldChar w:fldCharType="separate"/>
+            </w:r>
+            <w:r>
+              <w:rPr>
+                <w:noProof/>
+                <w:webHidden/>
+              </w:rPr>
+              <w:t>22</w:t>
+            </w:r>
+            <w:r>
+              <w:rPr>
+                <w:noProof/>
+                <w:webHidden/>
+              </w:rPr>
+              <w:fldChar w:fldCharType="end"/>
+            </w:r>
+          </w:hyperlink>
+        </w:p>
+        <w:p>
+          <w:pPr>
+            <w:pStyle w:val="TOC2"/>
+            <w:tabs>
+              <w:tab w:val="right" w:leader="dot" w:pos="9016"/>
+            </w:tabs>
+            <w:rPr>
+              <w:rFonts w:asciiTheme="minorHAnsi" w:eastAsiaTheme="minorEastAsia" w:hAnsiTheme="minorHAnsi" w:cstheme="minorBidi"/>
+              <w:noProof/>
+              <w:sz w:val="22"/>
+              <w:szCs w:val="22"/>
+              <w:lang w:val="sr-Latn-RS" w:eastAsia="sr-Latn-RS"/>
+            </w:rPr>
+          </w:pPr>
+          <w:hyperlink w:anchor="_Toc232035230" w:history="1">
+            <w:r>
+              <w:rPr>
+                <w:rStyle w:val="Hyperlink"/>
+                <w:noProof/>
+              </w:rPr>
+              <w:t>14. Zaključak</w:t>
+            </w:r>
+            <w:r>
+              <w:rPr>
+                <w:noProof/>
+                <w:webHidden/>
+              </w:rPr>
+              <w:tab/>
+            </w:r>
+            <w:r>
+              <w:rPr>
+                <w:noProof/>
+                <w:webHidden/>
+              </w:rPr>
+              <w:fldChar w:fldCharType="begin"/>
+            </w:r>
+            <w:r>
+              <w:rPr>
+                <w:noProof/>
+                <w:webHidden/>
+              </w:rPr>
+              <w:instrText xml:space="preserve"> PAGEREF _Toc232035230 \h </w:instrText>
+            </w:r>
+            <w:r>
+              <w:rPr>
+                <w:noProof/>
+                <w:webHidden/>
+              </w:rPr>
+            </w:r>
+            <w:r>
+              <w:rPr>
+                <w:noProof/>
+                <w:webHidden/>
+              </w:rPr>
+              <w:fldChar w:fldCharType="separate"/>
+            </w:r>
+            <w:r>
+              <w:rPr>
+                <w:noProof/>
+                <w:webHidden/>
+              </w:rPr>
+              <w:t>24</w:t>
+            </w:r>
+            <w:r>
+              <w:rPr>
+                <w:noProof/>
+                <w:webHidden/>
+              </w:rPr>
+              <w:fldChar w:fldCharType="end"/>
+            </w:r>
+          </w:hyperlink>
+        </w:p>
+        <w:p>
+          <w:r>
+            <w:rPr>
+              <w:b/>
+              <w:bCs/>
+              <w:noProof/>
+            </w:rPr>
+            <w:fldChar w:fldCharType="end"/>
+          </w:r>
+        </w:p>
+      </w:sdtContent>
+    </w:sdt>
     <w:p>
       <w:pPr>
         <w:spacing w:after="200"/>
       </w:pPr>
-      <w:r>
-        <w:t xml:space="preserve"> </w:t>
-      </w:r>
-    </w:p>
-    <w:p>
-      <w:pPr>
-        <w:pBdr>
-          <w:bottom w:val="single" w:sz="6" w:space="1" w:color="auto"/>
-        </w:pBdr>
-        <w:spacing w:after="120"/>
-      </w:pPr>
-    </w:p>
-    <w:p>
-      <w:pPr>
-        <w:spacing w:after="200"/>
-      </w:pPr>
-      <w:r>
-        <w:t xml:space="preserve"> </w:t>
+    </w:p>
+    <w:p>
+      <w:pPr>
+        <w:rPr>
+          <w:b/>
+          <w:bCs/>
+          <w:color w:val="000000"/>
+          <w:sz w:val="36"/>
+          <w:szCs w:val="36"/>
+        </w:rPr>
+      </w:pPr>
+      <w:r>
+        <w:br w:type="page"/>
       </w:r>
     </w:p>
     <w:p>
@@ -290,41 +2001,60 @@
         <w:pStyle w:val="Heading2"/>
         <w:spacing w:after="200"/>
       </w:pPr>
-      <w:r>
+      <w:bookmarkStart w:id="3" w:name="_Toc232035207"/>
+      <w:r>
+        <w:lastRenderedPageBreak/>
         <w:t>1. Uvod</w:t>
       </w:r>
-    </w:p>
-    <w:p>
-      <w:pPr>
-        <w:spacing w:after="120"/>
-      </w:pPr>
-      <w:r>
-        <w:t>RMT Multiplayer je top-down multiplayer arkadna igra u kojoj igrači kontrolišu male tenkove, skupljaju novčiće, pucaju jedni na druge i leče se u zonama za heal. Igra je rađena u Unity okruženju, koristeći zvanični Netcode for GameObjects (NGO) framework u kombinaciji sa Unity Gaming Services (Relay, Lobby, Authentication).</w:t>
-      </w:r>
-    </w:p>
-    <w:p>
-      <w:pPr>
-        <w:spacing w:after="200"/>
-      </w:pPr>
+      <w:bookmarkEnd w:id="3"/>
+    </w:p>
+    <w:p>
+      <w:pPr>
+        <w:spacing w:after="120"/>
+      </w:pPr>
+      <w:r>
+        <w:t>Ovaj projekat</w:t>
+      </w:r>
+      <w:r>
+        <w:t xml:space="preserve"> je top-down multiplayer</w:t>
+      </w:r>
       <w:r>
         <w:t xml:space="preserve"> </w:t>
       </w:r>
-    </w:p>
-    <w:p>
-      <w:pPr>
-        <w:spacing w:after="120"/>
-      </w:pPr>
-      <w:r>
-        <w:lastRenderedPageBreak/>
-        <w:t>Glavni motiv za izbor ove teme je bio da pokrijemo što više različitih aspekata mrežne komunikacije u jednom projektu. Igra je rađena kao standalone Windows build, što je zahtevalo posebnu pažnju oko transportnog protokola. Pored toga, koristimo i sloj nad transportom za otkrivanje sesija (Lobby), kao i Relay servis koji nam rešava problem NAT traversal-a bez potrebe da igrači otvaraju portove na svom ruteru.</w:t>
-      </w:r>
-    </w:p>
-    <w:p>
-      <w:pPr>
-        <w:spacing w:after="200"/>
-      </w:pPr>
-      <w:r>
-        <w:t xml:space="preserve"> </w:t>
+      <w:r>
+        <w:t xml:space="preserve">igra u kojoj igrači kontrolišu male tenkove, skupljaju novčiće, pucaju jedni na druge i leče se u </w:t>
+      </w:r>
+      <w:r>
+        <w:t>heal-</w:t>
+      </w:r>
+      <w:r>
+        <w:t>zonama. Igra je rađena u Unity okruženju, koristeći zvanični Netcode for GameObjects (NGO) framework u kombinaciji sa Unity Gaming Services (Relay, Lobby, Authentication).</w:t>
+      </w:r>
+    </w:p>
+    <w:p>
+      <w:pPr>
+        <w:spacing w:after="120"/>
+      </w:pPr>
+      <w:r>
+        <w:t xml:space="preserve">Glavni motiv za izbor ove teme je </w:t>
+      </w:r>
+      <w:r>
+        <w:t>spoj tehni</w:t>
+      </w:r>
+      <w:r>
+        <w:rPr>
+          <w:lang w:val="sr-Latn-RS"/>
+        </w:rPr>
+        <w:t>čke kompleksnosti i video igara kao našeg interesovanja</w:t>
+      </w:r>
+      <w:r>
+        <w:t xml:space="preserve">. Igra je rađena kao standalone Windows build, što je zahtevalo posebnu pažnju oko </w:t>
+      </w:r>
+      <w:r>
+        <w:t>izbora</w:t>
+      </w:r>
+      <w:r>
+        <w:t>transportnog protokola. Pored toga, koristimo i sloj nad transportom za otkrivanje sesija (Lobby), kao i Relay servis koji nam rešava problem NAT traversal-a bez potrebe da igrači otvaraju portove na svom ruteru.</w:t>
       </w:r>
     </w:p>
     <w:p>
@@ -337,62 +2067,36 @@
     </w:p>
     <w:p>
       <w:pPr>
-        <w:spacing w:after="200"/>
-      </w:pPr>
-      <w:r>
-        <w:t xml:space="preserve"> </w:t>
-      </w:r>
-    </w:p>
-    <w:p>
-      <w:pPr>
         <w:spacing w:after="120"/>
       </w:pPr>
       <w:r>
         <w:t xml:space="preserve">Sav prikazani kod nalazi se u repozitorijumu projekta, u folderu </w:t>
       </w:r>
       <w:r>
+        <w:t>Assets/Scripts/Networking/</w:t>
+      </w:r>
+      <w:r>
+        <w:t xml:space="preserve"> i </w:t>
+      </w:r>
+      <w:r>
+        <w:t>Assets/Scripts/Core/</w:t>
+      </w:r>
+      <w:r>
+        <w:t>.</w:t>
+      </w:r>
+    </w:p>
+    <w:p>
+      <w:pPr>
         <w:rPr>
-          <w:rFonts w:ascii="Courier New" w:eastAsia="Courier New" w:hAnsi="Courier New" w:cs="Courier New"/>
-          <w:shd w:val="clear" w:color="auto" w:fill="F1F5F9"/>
+          <w:b/>
+          <w:bCs/>
+          <w:color w:val="000000"/>
+          <w:sz w:val="36"/>
+          <w:szCs w:val="36"/>
         </w:rPr>
-        <w:t>Assets/Scripts/Networking/</w:t>
-      </w:r>
-      <w:r>
-        <w:t xml:space="preserve"> i </w:t>
-      </w:r>
-      <w:r>
-        <w:rPr>
-          <w:rFonts w:ascii="Courier New" w:eastAsia="Courier New" w:hAnsi="Courier New" w:cs="Courier New"/>
-          <w:shd w:val="clear" w:color="auto" w:fill="F1F5F9"/>
-        </w:rPr>
-        <w:t>Assets/Scripts/Core/</w:t>
-      </w:r>
-      <w:r>
-        <w:t>.</w:t>
-      </w:r>
-    </w:p>
-    <w:p>
-      <w:pPr>
-        <w:spacing w:after="200"/>
-      </w:pPr>
-      <w:r>
-        <w:t xml:space="preserve"> </w:t>
-      </w:r>
-    </w:p>
-    <w:p>
-      <w:pPr>
-        <w:pBdr>
-          <w:bottom w:val="single" w:sz="6" w:space="1" w:color="auto"/>
-        </w:pBdr>
-        <w:spacing w:after="120"/>
-      </w:pPr>
-    </w:p>
-    <w:p>
-      <w:pPr>
-        <w:spacing w:after="200"/>
-      </w:pPr>
-      <w:r>
-        <w:t xml:space="preserve"> </w:t>
+      </w:pPr>
+      <w:r>
+        <w:br w:type="page"/>
       </w:r>
     </w:p>
     <w:p>
@@ -400,9 +2104,12 @@
         <w:pStyle w:val="Heading2"/>
         <w:spacing w:after="200"/>
       </w:pPr>
-      <w:r>
+      <w:bookmarkStart w:id="4" w:name="_Toc232035208"/>
+      <w:r>
+        <w:lastRenderedPageBreak/>
         <w:t>2. Korišćene tehnologije i verzije</w:t>
       </w:r>
+      <w:bookmarkEnd w:id="4"/>
     </w:p>
     <w:p>
       <w:pPr>
@@ -422,10 +2129,6 @@
         <w:t xml:space="preserve"> (Unity 6), pošto smo hteli da koristimo najnoviju verziju NGO paketa. Konkretni paketi iz </w:t>
       </w:r>
       <w:r>
-        <w:rPr>
-          <w:rFonts w:ascii="Courier New" w:eastAsia="Courier New" w:hAnsi="Courier New" w:cs="Courier New"/>
-          <w:shd w:val="clear" w:color="auto" w:fill="F1F5F9"/>
-        </w:rPr>
         <w:t>Packages/manifest.json</w:t>
       </w:r>
       <w:r>
@@ -659,33 +2362,9 @@
     </w:p>
     <w:p>
       <w:pPr>
-        <w:spacing w:after="200"/>
-      </w:pPr>
-      <w:r>
-        <w:t xml:space="preserve"> </w:t>
-      </w:r>
-    </w:p>
-    <w:p>
-      <w:pPr>
-        <w:spacing w:after="200"/>
-      </w:pPr>
-    </w:p>
-    <w:p>
-      <w:pPr>
-        <w:spacing w:after="200"/>
-      </w:pPr>
-    </w:p>
-    <w:p>
-      <w:pPr>
-        <w:spacing w:after="200"/>
-      </w:pPr>
-    </w:p>
-    <w:p>
-      <w:pPr>
-        <w:spacing w:after="120"/>
-      </w:pPr>
-      <w:r>
-        <w:lastRenderedPageBreak/>
+        <w:spacing w:after="120"/>
+      </w:pPr>
+      <w:r>
         <w:t>Bitno je razlikovati ove slojeve, pošto se često meša:</w:t>
       </w:r>
     </w:p>
@@ -754,26 +2433,16 @@
     </w:p>
     <w:p>
       <w:pPr>
-        <w:spacing w:after="200"/>
-      </w:pPr>
-      <w:r>
-        <w:t xml:space="preserve"> </w:t>
-      </w:r>
-    </w:p>
-    <w:p>
-      <w:pPr>
-        <w:pBdr>
-          <w:bottom w:val="single" w:sz="6" w:space="1" w:color="auto"/>
-        </w:pBdr>
-        <w:spacing w:after="120"/>
-      </w:pPr>
-    </w:p>
-    <w:p>
-      <w:pPr>
-        <w:spacing w:after="200"/>
-      </w:pPr>
-      <w:r>
-        <w:t xml:space="preserve"> </w:t>
+        <w:rPr>
+          <w:b/>
+          <w:bCs/>
+          <w:color w:val="000000"/>
+          <w:sz w:val="36"/>
+          <w:szCs w:val="36"/>
+        </w:rPr>
+      </w:pPr>
+      <w:r>
+        <w:br w:type="page"/>
       </w:r>
     </w:p>
     <w:p>
@@ -781,9 +2450,12 @@
         <w:pStyle w:val="Heading2"/>
         <w:spacing w:after="200"/>
       </w:pPr>
-      <w:r>
+      <w:bookmarkStart w:id="5" w:name="_Toc232035209"/>
+      <w:r>
+        <w:lastRenderedPageBreak/>
         <w:t>3. Opšta arhitektura sistema</w:t>
       </w:r>
+      <w:bookmarkEnd w:id="5"/>
     </w:p>
     <w:p>
       <w:pPr>
@@ -805,26 +2477,10 @@
     </w:p>
     <w:p>
       <w:pPr>
-        <w:spacing w:after="200"/>
-      </w:pPr>
-      <w:r>
-        <w:t xml:space="preserve"> </w:t>
-      </w:r>
-    </w:p>
-    <w:p>
-      <w:pPr>
         <w:spacing w:after="120"/>
       </w:pPr>
       <w:r>
         <w:t>Glavni razlog zašto smo izabrali Host-Client umesto čistog dedicated servera je trošak. Dedicated server bi zahtevao da neko hostuje server 24/7, dok ovako bilo koji igrač može da otvori sesiju. Mana je naravno da ako Host izađe, sesija se ruši, ali za potrebe projekta to je prihvatljivo.</w:t>
-      </w:r>
-    </w:p>
-    <w:p>
-      <w:pPr>
-        <w:spacing w:after="200"/>
-      </w:pPr>
-      <w:r>
-        <w:t xml:space="preserve"> </w:t>
       </w:r>
     </w:p>
     <w:p>
@@ -847,14 +2503,6 @@
     </w:p>
     <w:p>
       <w:pPr>
-        <w:spacing w:after="200"/>
-      </w:pPr>
-      <w:r>
-        <w:t xml:space="preserve"> </w:t>
-      </w:r>
-    </w:p>
-    <w:p>
-      <w:pPr>
         <w:spacing w:after="120"/>
       </w:pPr>
       <w:r>
@@ -882,188 +2530,21 @@
       </w:r>
     </w:p>
     <w:p>
-      <w:pPr>
-        <w:spacing w:after="200"/>
-      </w:pPr>
-      <w:r>
-        <w:t xml:space="preserve"> </w:t>
-      </w:r>
-    </w:p>
-    <w:p>
-      <w:pPr>
-        <w:spacing w:after="200"/>
-      </w:pPr>
-    </w:p>
-    <w:p>
-      <w:pPr>
-        <w:spacing w:after="200"/>
-      </w:pPr>
-    </w:p>
-    <w:p>
-      <w:pPr>
-        <w:spacing w:after="200"/>
-      </w:pPr>
-    </w:p>
-    <w:p>
-      <w:pPr>
-        <w:spacing w:after="120"/>
-      </w:pPr>
-      <w:r>
-        <w:lastRenderedPageBreak/>
-        <w:t>Šema povezivanja je sledeća:</w:t>
-      </w:r>
-    </w:p>
-    <w:p>
-      <w:pPr>
-        <w:spacing w:after="200"/>
-      </w:pPr>
-      <w:r>
-        <w:t xml:space="preserve"> </w:t>
-      </w:r>
-    </w:p>
-    <w:p>
-      <w:pPr>
-        <w:spacing w:after="200"/>
-      </w:pPr>
-      <w:r>
-        <w:t xml:space="preserve"> </w:t>
-      </w:r>
-      <w:r>
-        <w:rPr>
-          <w:noProof/>
-        </w:rPr>
-        <w:drawing>
-          <wp:inline distT="0" distB="0" distL="0" distR="0" wp14:anchorId="13E9CFC9" wp14:editId="73F65E7D">
-            <wp:extent cx="5731510" cy="3823335"/>
-            <wp:effectExtent l="0" t="0" r="2540" b="5715"/>
-            <wp:docPr id="1486297701" name="Picture 3"/>
-            <wp:cNvGraphicFramePr>
-              <a:graphicFrameLocks xmlns:a="http://schemas.openxmlformats.org/drawingml/2006/main" noChangeAspect="1"/>
-            </wp:cNvGraphicFramePr>
-            <a:graphic xmlns:a="http://schemas.openxmlformats.org/drawingml/2006/main">
-              <a:graphicData uri="http://schemas.openxmlformats.org/drawingml/2006/picture">
-                <pic:pic xmlns:pic="http://schemas.openxmlformats.org/drawingml/2006/picture">
-                  <pic:nvPicPr>
-                    <pic:cNvPr id="1486297701" name="Picture 1486297701"/>
-                    <pic:cNvPicPr/>
-                  </pic:nvPicPr>
-                  <pic:blipFill>
-                    <a:blip r:embed="rId6">
-                      <a:extLst>
-                        <a:ext uri="{28A0092B-C50C-407E-A947-70E740481C1C}">
-                          <a14:useLocalDpi xmlns:a14="http://schemas.microsoft.com/office/drawing/2010/main" val="0"/>
-                        </a:ext>
-                      </a:extLst>
-                    </a:blip>
-                    <a:stretch>
-                      <a:fillRect/>
-                    </a:stretch>
-                  </pic:blipFill>
-                  <pic:spPr>
-                    <a:xfrm>
-                      <a:off x="0" y="0"/>
-                      <a:ext cx="5731510" cy="3823335"/>
-                    </a:xfrm>
-                    <a:prstGeom prst="rect">
-                      <a:avLst/>
-                    </a:prstGeom>
-                  </pic:spPr>
-                </pic:pic>
-              </a:graphicData>
-            </a:graphic>
-          </wp:inline>
-        </w:drawing>
-      </w:r>
-    </w:p>
-    <w:p>
-      <w:pPr>
-        <w:pBdr>
-          <w:bottom w:val="single" w:sz="6" w:space="1" w:color="auto"/>
-        </w:pBdr>
-        <w:spacing w:after="120"/>
-      </w:pPr>
-    </w:p>
-    <w:p>
-      <w:pPr>
-        <w:spacing w:after="200"/>
-      </w:pPr>
-      <w:r>
-        <w:t xml:space="preserve"> </w:t>
-      </w:r>
-    </w:p>
-    <w:p>
-      <w:pPr>
-        <w:spacing w:after="200"/>
-      </w:pPr>
-    </w:p>
-    <w:p>
-      <w:pPr>
-        <w:spacing w:after="200"/>
-      </w:pPr>
-    </w:p>
-    <w:p>
-      <w:pPr>
-        <w:spacing w:after="200"/>
-      </w:pPr>
-    </w:p>
-    <w:p>
-      <w:pPr>
-        <w:spacing w:after="200"/>
-      </w:pPr>
-    </w:p>
-    <w:p>
-      <w:pPr>
-        <w:spacing w:after="200"/>
-      </w:pPr>
-    </w:p>
-    <w:p>
-      <w:pPr>
-        <w:spacing w:after="200"/>
-      </w:pPr>
-    </w:p>
-    <w:p>
-      <w:pPr>
-        <w:spacing w:after="200"/>
-      </w:pPr>
-    </w:p>
-    <w:p>
-      <w:pPr>
-        <w:spacing w:after="200"/>
-      </w:pPr>
-    </w:p>
-    <w:p>
-      <w:pPr>
-        <w:spacing w:after="200"/>
-      </w:pPr>
-    </w:p>
-    <w:p>
-      <w:pPr>
-        <w:spacing w:after="200"/>
-      </w:pPr>
-    </w:p>
-    <w:p>
-      <w:pPr>
-        <w:spacing w:after="200"/>
-      </w:pPr>
-    </w:p>
-    <w:p>
-      <w:pPr>
-        <w:spacing w:after="200"/>
-      </w:pPr>
-    </w:p>
-    <w:p>
-      <w:pPr>
-        <w:spacing w:after="200"/>
-      </w:pPr>
+      <w:r>
+        <w:br w:type="page"/>
+      </w:r>
     </w:p>
     <w:p>
       <w:pPr>
         <w:pStyle w:val="Heading2"/>
         <w:spacing w:after="200"/>
       </w:pPr>
-      <w:r>
+      <w:bookmarkStart w:id="6" w:name="_Toc232035210"/>
+      <w:r>
+        <w:lastRenderedPageBreak/>
         <w:t>4. Bootstrap aplikacije i singleton sloj</w:t>
       </w:r>
+      <w:bookmarkEnd w:id="6"/>
     </w:p>
     <w:p>
       <w:pPr>
@@ -1073,10 +2554,6 @@
         <w:t xml:space="preserve">Pri samom startu igre prvi se pokreće </w:t>
       </w:r>
       <w:r>
-        <w:rPr>
-          <w:rFonts w:ascii="Courier New" w:eastAsia="Courier New" w:hAnsi="Courier New" w:cs="Courier New"/>
-          <w:shd w:val="clear" w:color="auto" w:fill="F1F5F9"/>
-        </w:rPr>
         <w:t>ApplicationController</w:t>
       </w:r>
       <w:r>
@@ -1116,7 +2593,7 @@
                     <pic:cNvPicPr/>
                   </pic:nvPicPr>
                   <pic:blipFill>
-                    <a:blip r:embed="rId7"/>
+                    <a:blip r:embed="rId6"/>
                     <a:stretch>
                       <a:fillRect/>
                     </a:stretch>
@@ -1143,16 +2620,12 @@
       </w:pPr>
     </w:p>
     <w:p>
-      <w:pPr>
-        <w:spacing w:after="120"/>
-      </w:pPr>
       <w:r>
         <w:t xml:space="preserve">Detekcija da li je build dedicated server radi se preko </w:t>
       </w:r>
       <w:r>
         <w:rPr>
-          <w:rFonts w:ascii="Courier New" w:eastAsia="Courier New" w:hAnsi="Courier New" w:cs="Courier New"/>
-          <w:shd w:val="clear" w:color="auto" w:fill="F1F5F9"/>
+          <w:rFonts w:eastAsia="Courier New"/>
         </w:rPr>
         <w:t>SystemInfo.graphicsDeviceType</w:t>
       </w:r>
@@ -1161,8 +2634,7 @@
       </w:r>
       <w:r>
         <w:rPr>
-          <w:rFonts w:ascii="Courier New" w:eastAsia="Courier New" w:hAnsi="Courier New" w:cs="Courier New"/>
-          <w:shd w:val="clear" w:color="auto" w:fill="F1F5F9"/>
+          <w:rFonts w:eastAsia="Courier New"/>
         </w:rPr>
         <w:t>Null</w:t>
       </w:r>
@@ -1171,21 +2643,9 @@
       </w:r>
     </w:p>
     <w:p>
-      <w:pPr>
-        <w:spacing w:after="200"/>
-      </w:pPr>
-      <w:r>
-        <w:t xml:space="preserve"> </w:t>
-      </w:r>
-    </w:p>
-    <w:p>
-      <w:pPr>
-        <w:spacing w:after="120"/>
-      </w:pPr>
       <w:r>
         <w:rPr>
-          <w:rFonts w:ascii="Courier New" w:eastAsia="Courier New" w:hAnsi="Courier New" w:cs="Courier New"/>
-          <w:shd w:val="clear" w:color="auto" w:fill="F1F5F9"/>
+          <w:rFonts w:eastAsia="Courier New"/>
         </w:rPr>
         <w:t>HostSingleton</w:t>
       </w:r>
@@ -1194,8 +2654,7 @@
       </w:r>
       <w:r>
         <w:rPr>
-          <w:rFonts w:ascii="Courier New" w:eastAsia="Courier New" w:hAnsi="Courier New" w:cs="Courier New"/>
-          <w:shd w:val="clear" w:color="auto" w:fill="F1F5F9"/>
+          <w:rFonts w:eastAsia="Courier New"/>
         </w:rPr>
         <w:t>ClientSingleton</w:t>
       </w:r>
@@ -1204,8 +2663,7 @@
       </w:r>
       <w:r>
         <w:rPr>
-          <w:rFonts w:ascii="Courier New" w:eastAsia="Courier New" w:hAnsi="Courier New" w:cs="Courier New"/>
-          <w:shd w:val="clear" w:color="auto" w:fill="F1F5F9"/>
+          <w:rFonts w:eastAsia="Courier New"/>
         </w:rPr>
         <w:t>FindFirstObjectByType</w:t>
       </w:r>
@@ -1214,8 +2672,7 @@
       </w:r>
       <w:r>
         <w:rPr>
-          <w:rFonts w:ascii="Courier New" w:eastAsia="Courier New" w:hAnsi="Courier New" w:cs="Courier New"/>
-          <w:shd w:val="clear" w:color="auto" w:fill="F1F5F9"/>
+          <w:rFonts w:eastAsia="Courier New"/>
         </w:rPr>
         <w:t>HostGameManager</w:t>
       </w:r>
@@ -1224,8 +2681,7 @@
       </w:r>
       <w:r>
         <w:rPr>
-          <w:rFonts w:ascii="Courier New" w:eastAsia="Courier New" w:hAnsi="Courier New" w:cs="Courier New"/>
-          <w:shd w:val="clear" w:color="auto" w:fill="F1F5F9"/>
+          <w:rFonts w:eastAsia="Courier New"/>
         </w:rPr>
         <w:t>ClientGameManager</w:t>
       </w:r>
@@ -1235,27 +2691,16 @@
     </w:p>
     <w:p>
       <w:pPr>
-        <w:spacing w:after="200"/>
-      </w:pPr>
-      <w:r>
-        <w:t xml:space="preserve"> </w:t>
-      </w:r>
-    </w:p>
-    <w:p>
-      <w:pPr>
-        <w:pBdr>
-          <w:bottom w:val="single" w:sz="6" w:space="1" w:color="auto"/>
-        </w:pBdr>
-        <w:spacing w:after="120"/>
-      </w:pPr>
-    </w:p>
-    <w:p>
-      <w:pPr>
-        <w:spacing w:after="200"/>
-      </w:pPr>
-      <w:r>
-        <w:lastRenderedPageBreak/>
-        <w:t xml:space="preserve"> </w:t>
+        <w:rPr>
+          <w:b/>
+          <w:bCs/>
+          <w:color w:val="000000"/>
+          <w:sz w:val="36"/>
+          <w:szCs w:val="36"/>
+        </w:rPr>
+      </w:pPr>
+      <w:r>
+        <w:br w:type="page"/>
       </w:r>
     </w:p>
     <w:p>
@@ -1263,9 +2708,12 @@
         <w:pStyle w:val="Heading2"/>
         <w:spacing w:after="200"/>
       </w:pPr>
-      <w:r>
+      <w:bookmarkStart w:id="7" w:name="_Toc232035211"/>
+      <w:r>
+        <w:lastRenderedPageBreak/>
         <w:t>5. Autentifikacija korisnika</w:t>
       </w:r>
+      <w:bookmarkEnd w:id="7"/>
     </w:p>
     <w:p>
       <w:pPr>
@@ -1273,14 +2721,6 @@
       </w:pPr>
       <w:r>
         <w:t>Pre nego što uopšte krenemo sa konektovanjem na Relay ili Lobby, klijent mora da bude prijavljen na Unity Services. Bez važećeg auth tokena, ovi servisi odbijaju zahteve sa HTTP 401.</w:t>
-      </w:r>
-    </w:p>
-    <w:p>
-      <w:pPr>
-        <w:spacing w:after="200"/>
-      </w:pPr>
-      <w:r>
-        <w:t xml:space="preserve"> </w:t>
       </w:r>
     </w:p>
     <w:p>
@@ -1303,14 +2743,6 @@
     </w:p>
     <w:p>
       <w:pPr>
-        <w:spacing w:after="200"/>
-      </w:pPr>
-      <w:r>
-        <w:t xml:space="preserve"> </w:t>
-      </w:r>
-    </w:p>
-    <w:p>
-      <w:pPr>
         <w:spacing w:after="120"/>
       </w:pPr>
       <w:r>
@@ -1318,21 +2750,12 @@
       </w:r>
       <w:r>
         <w:rPr>
-          <w:rFonts w:ascii="Courier New" w:eastAsia="Courier New" w:hAnsi="Courier New" w:cs="Courier New"/>
-          <w:shd w:val="clear" w:color="auto" w:fill="F1F5F9"/>
+          <w:rFonts w:eastAsia="Courier New"/>
         </w:rPr>
         <w:t>AuthenticationWrapper</w:t>
       </w:r>
       <w:r>
         <w:t>, statičkoj klasi koja drži stanje autentifikacije kao enum:</w:t>
-      </w:r>
-    </w:p>
-    <w:p>
-      <w:pPr>
-        <w:spacing w:after="200"/>
-      </w:pPr>
-      <w:r>
-        <w:t xml:space="preserve"> </w:t>
       </w:r>
     </w:p>
     <w:p>
@@ -1359,7 +2782,7 @@
                     <pic:cNvPicPr/>
                   </pic:nvPicPr>
                   <pic:blipFill>
-                    <a:blip r:embed="rId8"/>
+                    <a:blip r:embed="rId7"/>
                     <a:stretch>
                       <a:fillRect/>
                     </a:stretch>
@@ -1388,79 +2811,16 @@
     </w:p>
     <w:p>
       <w:pPr>
-        <w:spacing w:after="200"/>
-      </w:pPr>
-    </w:p>
-    <w:p>
-      <w:pPr>
-        <w:spacing w:after="200"/>
-      </w:pPr>
-    </w:p>
-    <w:p>
-      <w:pPr>
-        <w:spacing w:after="200"/>
-      </w:pPr>
-    </w:p>
-    <w:p>
-      <w:pPr>
-        <w:spacing w:after="200"/>
-      </w:pPr>
-    </w:p>
-    <w:p>
-      <w:pPr>
-        <w:spacing w:after="200"/>
-      </w:pPr>
-    </w:p>
-    <w:p>
-      <w:pPr>
-        <w:spacing w:after="200"/>
-      </w:pPr>
-    </w:p>
-    <w:p>
-      <w:pPr>
-        <w:spacing w:after="200"/>
-      </w:pPr>
-    </w:p>
-    <w:p>
-      <w:pPr>
-        <w:spacing w:after="200"/>
-      </w:pPr>
-    </w:p>
-    <w:p>
-      <w:pPr>
-        <w:spacing w:after="200"/>
-      </w:pPr>
-    </w:p>
-    <w:p>
-      <w:pPr>
-        <w:spacing w:after="200"/>
-      </w:pPr>
-    </w:p>
-    <w:p>
-      <w:pPr>
-        <w:spacing w:after="200"/>
-      </w:pPr>
-    </w:p>
-    <w:p>
-      <w:pPr>
-        <w:spacing w:after="200"/>
-      </w:pPr>
-    </w:p>
-    <w:p>
-      <w:pPr>
-        <w:spacing w:after="120"/>
-      </w:pPr>
-      <w:r>
-        <w:lastRenderedPageBreak/>
-        <w:t>Glavna funkcija ima retry logiku, pošto se zna desiti da prva HTTP konekcija ka Unity backend-u podbaci (npr. ako je internet sporiji ili je servis privremeno overloaded):</w:t>
-      </w:r>
-    </w:p>
-    <w:p>
-      <w:pPr>
-        <w:spacing w:after="200"/>
-      </w:pPr>
-      <w:r>
-        <w:t xml:space="preserve"> </w:t>
+        <w:spacing w:after="120"/>
+      </w:pPr>
+      <w:r>
+        <w:t xml:space="preserve">Glavna funkcija ima retry logiku, pošto se zna desiti da prva HTTP konekcija ka Unity backend-u </w:t>
+      </w:r>
+      <w:r>
+        <w:t>ne uspe</w:t>
+      </w:r>
+      <w:r>
+        <w:t xml:space="preserve"> (npr. ako je internet sporiji ili je servis privremeno overloaded):</w:t>
       </w:r>
     </w:p>
     <w:p>
@@ -1488,7 +2848,7 @@
                     <pic:cNvPicPr/>
                   </pic:nvPicPr>
                   <pic:blipFill>
-                    <a:blip r:embed="rId9"/>
+                    <a:blip r:embed="rId8"/>
                     <a:stretch>
                       <a:fillRect/>
                     </a:stretch>
@@ -1511,52 +2871,31 @@
     </w:p>
     <w:p>
       <w:pPr>
-        <w:spacing w:after="200"/>
-      </w:pPr>
-      <w:r>
-        <w:t xml:space="preserve"> </w:t>
-      </w:r>
-    </w:p>
-    <w:p>
-      <w:pPr>
-        <w:spacing w:after="120"/>
-      </w:pPr>
-      <w:r>
+        <w:spacing w:after="120"/>
+      </w:pPr>
+      <w:r>
+        <w:lastRenderedPageBreak/>
         <w:t xml:space="preserve">Maksimalno se pokušava 5 puta, sa pauzom od 1 sekunde između pokušaja. Posle uspešne prijave, </w:t>
       </w:r>
       <w:r>
+        <w:t>AuthenticationService.Instance.PlayerId</w:t>
+      </w:r>
+      <w:r>
+        <w:t xml:space="preserve"> postaje korisnikov jedinstveni ID koji se kasnije pakuje u payload i šalje Host-u prilikom konekcije.</w:t>
+      </w:r>
+    </w:p>
+    <w:p>
+      <w:pPr>
         <w:rPr>
-          <w:rFonts w:ascii="Courier New" w:eastAsia="Courier New" w:hAnsi="Courier New" w:cs="Courier New"/>
-          <w:shd w:val="clear" w:color="auto" w:fill="F1F5F9"/>
+          <w:b/>
+          <w:bCs/>
+          <w:color w:val="000000"/>
+          <w:sz w:val="36"/>
+          <w:szCs w:val="36"/>
         </w:rPr>
-        <w:t>AuthenticationService.Instance.PlayerId</w:t>
-      </w:r>
-      <w:r>
-        <w:t xml:space="preserve"> postaje korisnikov jedinstveni ID koji se kasnije pakuje u payload i šalje Host-u prilikom konekcije.</w:t>
-      </w:r>
-    </w:p>
-    <w:p>
-      <w:pPr>
-        <w:spacing w:after="200"/>
-      </w:pPr>
-      <w:r>
-        <w:t xml:space="preserve"> </w:t>
-      </w:r>
-    </w:p>
-    <w:p>
-      <w:pPr>
-        <w:pBdr>
-          <w:bottom w:val="single" w:sz="6" w:space="1" w:color="auto"/>
-        </w:pBdr>
-        <w:spacing w:after="120"/>
-      </w:pPr>
-    </w:p>
-    <w:p>
-      <w:pPr>
-        <w:spacing w:after="200"/>
-      </w:pPr>
-      <w:r>
-        <w:t xml:space="preserve"> </w:t>
+      </w:pPr>
+      <w:r>
+        <w:br w:type="page"/>
       </w:r>
     </w:p>
     <w:p>
@@ -1564,9 +2903,12 @@
         <w:pStyle w:val="Heading2"/>
         <w:spacing w:after="200"/>
       </w:pPr>
-      <w:r>
+      <w:bookmarkStart w:id="8" w:name="_Toc232035212"/>
+      <w:r>
+        <w:lastRenderedPageBreak/>
         <w:t>6. Relay servis i NAT traversal</w:t>
       </w:r>
+      <w:bookmarkEnd w:id="8"/>
     </w:p>
     <w:p>
       <w:pPr>
@@ -1578,18 +2920,9 @@
     </w:p>
     <w:p>
       <w:pPr>
-        <w:spacing w:after="200"/>
-      </w:pPr>
-      <w:r>
-        <w:t xml:space="preserve"> </w:t>
-      </w:r>
-    </w:p>
-    <w:p>
-      <w:pPr>
-        <w:spacing w:after="120"/>
-      </w:pPr>
-      <w:r>
-        <w:lastRenderedPageBreak/>
+        <w:spacing w:after="120"/>
+      </w:pPr>
+      <w:r>
         <w:t xml:space="preserve">Unity Relay je u suštini hostovani TURN-like servis. Host kreira </w:t>
       </w:r>
       <w:r>
@@ -1615,26 +2948,10 @@
     </w:p>
     <w:p>
       <w:pPr>
-        <w:spacing w:after="200"/>
-      </w:pPr>
-      <w:r>
-        <w:t xml:space="preserve"> </w:t>
-      </w:r>
-    </w:p>
-    <w:p>
-      <w:pPr>
         <w:spacing w:after="120"/>
       </w:pPr>
       <w:r>
         <w:t>Kod Host-a izgleda ovako:</w:t>
-      </w:r>
-    </w:p>
-    <w:p>
-      <w:pPr>
-        <w:spacing w:after="200"/>
-      </w:pPr>
-      <w:r>
-        <w:t xml:space="preserve"> </w:t>
       </w:r>
     </w:p>
     <w:p>
@@ -1661,7 +2978,7 @@
                     <pic:cNvPicPr/>
                   </pic:nvPicPr>
                   <pic:blipFill>
-                    <a:blip r:embed="rId10"/>
+                    <a:blip r:embed="rId9"/>
                     <a:stretch>
                       <a:fillRect/>
                     </a:stretch>
@@ -1684,21 +3001,9 @@
     </w:p>
     <w:p>
       <w:pPr>
-        <w:spacing w:after="200"/>
-      </w:pPr>
-      <w:r>
-        <w:t xml:space="preserve"> </w:t>
-      </w:r>
-    </w:p>
-    <w:p>
-      <w:pPr>
-        <w:spacing w:after="120"/>
-      </w:pPr>
-      <w:r>
-        <w:rPr>
-          <w:rFonts w:ascii="Courier New" w:eastAsia="Courier New" w:hAnsi="Courier New" w:cs="Courier New"/>
-          <w:shd w:val="clear" w:color="auto" w:fill="F1F5F9"/>
-        </w:rPr>
+        <w:spacing w:after="120"/>
+      </w:pPr>
+      <w:r>
         <w:t>MaxConnections</w:t>
       </w:r>
       <w:r>
@@ -1707,46 +3012,22 @@
     </w:p>
     <w:p>
       <w:pPr>
-        <w:spacing w:after="200"/>
-      </w:pPr>
-      <w:r>
-        <w:t xml:space="preserve"> </w:t>
-      </w:r>
-    </w:p>
-    <w:p>
-      <w:pPr>
         <w:spacing w:after="120"/>
       </w:pPr>
       <w:r>
         <w:t xml:space="preserve">Klijent radi obrnutu stvar. Umesto </w:t>
       </w:r>
       <w:r>
-        <w:rPr>
-          <w:rFonts w:ascii="Courier New" w:eastAsia="Courier New" w:hAnsi="Courier New" w:cs="Courier New"/>
-          <w:shd w:val="clear" w:color="auto" w:fill="F1F5F9"/>
-        </w:rPr>
         <w:t>CreateAllocationAsync</w:t>
       </w:r>
       <w:r>
         <w:t xml:space="preserve">, on poziva </w:t>
       </w:r>
       <w:r>
-        <w:rPr>
-          <w:rFonts w:ascii="Courier New" w:eastAsia="Courier New" w:hAnsi="Courier New" w:cs="Courier New"/>
-          <w:shd w:val="clear" w:color="auto" w:fill="F1F5F9"/>
-        </w:rPr>
         <w:t>JoinAllocationAsync</w:t>
       </w:r>
       <w:r>
         <w:t xml:space="preserve"> sa kodom koji je dobio od korisnika ili iz Lobby metadata-e:</w:t>
-      </w:r>
-    </w:p>
-    <w:p>
-      <w:pPr>
-        <w:spacing w:after="200"/>
-      </w:pPr>
-      <w:r>
-        <w:t xml:space="preserve"> </w:t>
       </w:r>
     </w:p>
     <w:p>
@@ -1774,7 +3055,7 @@
                     <pic:cNvPicPr/>
                   </pic:nvPicPr>
                   <pic:blipFill>
-                    <a:blip r:embed="rId11"/>
+                    <a:blip r:embed="rId10"/>
                     <a:stretch>
                       <a:fillRect/>
                     </a:stretch>
@@ -1800,34 +3081,16 @@
         <w:spacing w:after="120"/>
       </w:pPr>
       <w:r>
-        <w:lastRenderedPageBreak/>
         <w:t xml:space="preserve">Posle ovoga oba imaju validan </w:t>
       </w:r>
       <w:r>
-        <w:rPr>
-          <w:rFonts w:ascii="Courier New" w:eastAsia="Courier New" w:hAnsi="Courier New" w:cs="Courier New"/>
-          <w:shd w:val="clear" w:color="auto" w:fill="F1F5F9"/>
-        </w:rPr>
         <w:t>RelayServerData</w:t>
       </w:r>
       <w:r>
         <w:t xml:space="preserve"> objekat koji se predaje UnityTransport-u, pa NGO može da kreće sa konekcijom kao da je u pitanju klasičan klijent-server.</w:t>
       </w:r>
-    </w:p>
-    <w:p>
-      <w:pPr>
-        <w:pBdr>
-          <w:bottom w:val="single" w:sz="6" w:space="1" w:color="auto"/>
-        </w:pBdr>
-        <w:spacing w:after="120"/>
-      </w:pPr>
-    </w:p>
-    <w:p>
-      <w:pPr>
-        <w:spacing w:after="200"/>
-      </w:pPr>
-      <w:r>
-        <w:t xml:space="preserve"> </w:t>
+      <w:r>
+        <w:br w:type="page"/>
       </w:r>
     </w:p>
     <w:p>
@@ -1835,9 +3098,12 @@
         <w:pStyle w:val="Heading2"/>
         <w:spacing w:after="200"/>
       </w:pPr>
-      <w:r>
+      <w:bookmarkStart w:id="9" w:name="_Toc232035213"/>
+      <w:r>
+        <w:lastRenderedPageBreak/>
         <w:t>7. Transportni sloj (UTP, DTLS)</w:t>
       </w:r>
+      <w:bookmarkEnd w:id="9"/>
     </w:p>
     <w:p>
       <w:pPr>
@@ -1857,10 +3123,16 @@
     </w:p>
     <w:p>
       <w:pPr>
-        <w:spacing w:after="200"/>
-      </w:pPr>
-      <w:r>
-        <w:t xml:space="preserve"> </w:t>
+        <w:rPr>
+          <w:b/>
+          <w:bCs/>
+          <w:color w:val="000000"/>
+          <w:sz w:val="36"/>
+          <w:szCs w:val="36"/>
+        </w:rPr>
+      </w:pPr>
+      <w:r>
+        <w:br w:type="page"/>
       </w:r>
     </w:p>
     <w:p>
@@ -1868,9 +3140,12 @@
         <w:pStyle w:val="Heading2"/>
         <w:spacing w:after="200"/>
       </w:pPr>
-      <w:r>
+      <w:bookmarkStart w:id="10" w:name="_Toc232035214"/>
+      <w:r>
+        <w:lastRenderedPageBreak/>
         <w:t>8. Lobby servis i otkrivanje sesija</w:t>
       </w:r>
+      <w:bookmarkEnd w:id="10"/>
     </w:p>
     <w:p>
       <w:pPr>
@@ -1878,14 +3153,6 @@
       </w:pPr>
       <w:r>
         <w:t>Relay nam rešava prenos paketa, ali ne i pitanje "koja je sesija aktivna i kako da je nađem". Za to koristimo Lobby servis. Lobby je strukturirani objekat na Unity backend-u koji sadrži:</w:t>
-      </w:r>
-    </w:p>
-    <w:p>
-      <w:pPr>
-        <w:spacing w:after="200"/>
-      </w:pPr>
-      <w:r>
-        <w:t xml:space="preserve"> </w:t>
       </w:r>
     </w:p>
     <w:p>
@@ -1940,22 +3207,10 @@
         <w:t>proizvoljnu metadata mapu (</w:t>
       </w:r>
       <w:r>
-        <w:rPr>
-          <w:rFonts w:ascii="Courier New" w:eastAsia="Courier New" w:hAnsi="Courier New" w:cs="Courier New"/>
-          <w:shd w:val="clear" w:color="auto" w:fill="F1F5F9"/>
-        </w:rPr>
         <w:t>Dictionary&lt;string, DataObject&gt;</w:t>
       </w:r>
       <w:r>
         <w:t>)</w:t>
-      </w:r>
-    </w:p>
-    <w:p>
-      <w:pPr>
-        <w:spacing w:after="200"/>
-      </w:pPr>
-      <w:r>
-        <w:t xml:space="preserve"> </w:t>
       </w:r>
     </w:p>
     <w:p>
@@ -1978,20 +3233,22 @@
     </w:p>
     <w:p>
       <w:pPr>
-        <w:spacing w:after="200"/>
-      </w:pPr>
-      <w:r>
-        <w:t xml:space="preserve"> </w:t>
-      </w:r>
+        <w:spacing w:after="120"/>
+      </w:pPr>
     </w:p>
     <w:p>
       <w:pPr>
         <w:pStyle w:val="Heading3"/>
         <w:spacing w:after="200"/>
       </w:pPr>
+      <w:bookmarkStart w:id="11" w:name="_Toc232035215"/>
+      <w:r>
+        <w:t xml:space="preserve">8.1 </w:t>
+      </w:r>
       <w:r>
         <w:t>Kreiranje Lobby-ja na Host strani</w:t>
       </w:r>
+      <w:bookmarkEnd w:id="11"/>
     </w:p>
     <w:p>
       <w:pPr>
@@ -2018,7 +3275,7 @@
                     <pic:cNvPicPr/>
                   </pic:nvPicPr>
                   <pic:blipFill>
-                    <a:blip r:embed="rId12"/>
+                    <a:blip r:embed="rId11"/>
                     <a:stretch>
                       <a:fillRect/>
                     </a:stretch>
@@ -2044,33 +3301,16 @@
         <w:spacing w:after="120"/>
       </w:pPr>
       <w:r>
-        <w:rPr>
-          <w:rFonts w:ascii="Courier New" w:eastAsia="Courier New" w:hAnsi="Courier New" w:cs="Courier New"/>
-          <w:shd w:val="clear" w:color="auto" w:fill="F1F5F9"/>
-        </w:rPr>
-        <w:lastRenderedPageBreak/>
         <w:t>VisibilityOptions.Member</w:t>
       </w:r>
       <w:r>
         <w:t xml:space="preserve"> znači da </w:t>
       </w:r>
       <w:r>
-        <w:rPr>
-          <w:rFonts w:ascii="Courier New" w:eastAsia="Courier New" w:hAnsi="Courier New" w:cs="Courier New"/>
-          <w:shd w:val="clear" w:color="auto" w:fill="F1F5F9"/>
-        </w:rPr>
         <w:t>JoinCode</w:t>
       </w:r>
       <w:r>
-        <w:t xml:space="preserve"> može da pročita samo onaj ko se pridruži lobby-ju, ne i neko ko samo proverava QueryLobbiesAsync. To je zaštita da ne neko ne uđe direktno na Relay zaobilazeći join logiku.</w:t>
-      </w:r>
-    </w:p>
-    <w:p>
-      <w:pPr>
-        <w:spacing w:after="200"/>
-      </w:pPr>
-      <w:r>
-        <w:t xml:space="preserve"> </w:t>
+        <w:t xml:space="preserve"> može da pročita samo onaj ko se pridruži lobby-ju, ne i neko ko samo proverava QueryLobbiesAsync. To je zaštita da neko ne uđe direktno na Relay zaobilazeći join logiku.</w:t>
       </w:r>
     </w:p>
     <w:p>
@@ -2078,9 +3318,20 @@
         <w:pStyle w:val="Heading3"/>
         <w:spacing w:after="200"/>
       </w:pPr>
+      <w:bookmarkStart w:id="12" w:name="_Toc232035216"/>
+      <w:r>
+        <w:t>8.</w:t>
+      </w:r>
+      <w:r>
+        <w:t>2</w:t>
+      </w:r>
+      <w:r>
+        <w:t xml:space="preserve"> </w:t>
+      </w:r>
       <w:r>
         <w:t>Heartbeat</w:t>
       </w:r>
+      <w:bookmarkEnd w:id="12"/>
     </w:p>
     <w:p>
       <w:pPr>
@@ -2088,14 +3339,6 @@
       </w:pPr>
       <w:r>
         <w:t>Lobby na backend-u ima TTL. Ako Host ne pošalje "heartbeat" duže od oko 30 sekundi, Lobby se briše. Zato smo napravili koroutinu koja svakih 15 sekundi ping-uje servis:</w:t>
-      </w:r>
-    </w:p>
-    <w:p>
-      <w:pPr>
-        <w:spacing w:after="200"/>
-      </w:pPr>
-      <w:r>
-        <w:t xml:space="preserve"> </w:t>
       </w:r>
     </w:p>
     <w:p>
@@ -2123,7 +3366,7 @@
                     <pic:cNvPicPr/>
                   </pic:nvPicPr>
                   <pic:blipFill>
-                    <a:blip r:embed="rId13"/>
+                    <a:blip r:embed="rId12"/>
                     <a:stretch>
                       <a:fillRect/>
                     </a:stretch>
@@ -2155,9 +3398,21 @@
         <w:pStyle w:val="Heading3"/>
         <w:spacing w:after="200"/>
       </w:pPr>
+      <w:bookmarkStart w:id="13" w:name="_Toc232035217"/>
+      <w:r>
+        <w:lastRenderedPageBreak/>
+        <w:t>8.</w:t>
+      </w:r>
+      <w:r>
+        <w:t>3</w:t>
+      </w:r>
+      <w:r>
+        <w:t xml:space="preserve"> </w:t>
+      </w:r>
       <w:r>
         <w:t>Listanje i pridruživanje</w:t>
       </w:r>
+      <w:bookmarkEnd w:id="13"/>
     </w:p>
     <w:p>
       <w:pPr>
@@ -2167,10 +3422,6 @@
         <w:t xml:space="preserve">Na klijent strani imamo </w:t>
       </w:r>
       <w:r>
-        <w:rPr>
-          <w:rFonts w:ascii="Courier New" w:eastAsia="Courier New" w:hAnsi="Courier New" w:cs="Courier New"/>
-          <w:shd w:val="clear" w:color="auto" w:fill="F1F5F9"/>
-        </w:rPr>
         <w:t>LobbiesList</w:t>
       </w:r>
       <w:r>
@@ -2209,7 +3460,7 @@
                     <pic:cNvPicPr/>
                   </pic:nvPicPr>
                   <pic:blipFill>
-                    <a:blip r:embed="rId14"/>
+                    <a:blip r:embed="rId13"/>
                     <a:stretch>
                       <a:fillRect/>
                     </a:stretch>
@@ -2232,32 +3483,10 @@
     </w:p>
     <w:p>
       <w:pPr>
-        <w:spacing w:after="200"/>
-      </w:pPr>
-    </w:p>
-    <w:p>
-      <w:pPr>
-        <w:spacing w:after="200"/>
-      </w:pPr>
-      <w:r>
-        <w:t xml:space="preserve"> </w:t>
-      </w:r>
-    </w:p>
-    <w:p>
-      <w:pPr>
-        <w:spacing w:after="120"/>
-      </w:pPr>
-      <w:r>
-        <w:lastRenderedPageBreak/>
+        <w:spacing w:after="120"/>
+      </w:pPr>
+      <w:r>
         <w:t>Klik na neki Lobby u listi okida sledeću sekvencu:</w:t>
-      </w:r>
-    </w:p>
-    <w:p>
-      <w:pPr>
-        <w:spacing w:after="200"/>
-      </w:pPr>
-      <w:r>
-        <w:t xml:space="preserve"> </w:t>
       </w:r>
     </w:p>
     <w:p>
@@ -2284,7 +3513,7 @@
                     <pic:cNvPicPr/>
                   </pic:nvPicPr>
                   <pic:blipFill>
-                    <a:blip r:embed="rId15"/>
+                    <a:blip r:embed="rId14"/>
                     <a:stretch>
                       <a:fillRect/>
                     </a:stretch>
@@ -2307,42 +3536,33 @@
     </w:p>
     <w:p>
       <w:pPr>
-        <w:spacing w:after="200"/>
-      </w:pPr>
-      <w:r>
-        <w:t xml:space="preserve"> </w:t>
-      </w:r>
-    </w:p>
-    <w:p>
-      <w:pPr>
-        <w:spacing w:after="120"/>
-      </w:pPr>
-      <w:r>
-        <w:t>Prvo se priključujemo Lobby-ju (sto nam daje pristup metadata-i), zatim izvlačimo JoinCode i tek onda kreće prava Relay konekcija.</w:t>
-      </w:r>
-    </w:p>
-    <w:p>
-      <w:pPr>
-        <w:spacing w:after="200"/>
-      </w:pPr>
-      <w:r>
-        <w:t xml:space="preserve"> </w:t>
-      </w:r>
-    </w:p>
-    <w:p>
-      <w:pPr>
-        <w:pBdr>
-          <w:bottom w:val="single" w:sz="6" w:space="1" w:color="auto"/>
-        </w:pBdr>
-        <w:spacing w:after="120"/>
-      </w:pPr>
-    </w:p>
-    <w:p>
-      <w:pPr>
-        <w:spacing w:after="200"/>
-      </w:pPr>
-      <w:r>
-        <w:t xml:space="preserve"> </w:t>
+        <w:spacing w:after="120"/>
+      </w:pPr>
+      <w:r>
+        <w:t>Prvo se priključujemo Lobby-ju (</w:t>
+      </w:r>
+      <w:r>
+        <w:rPr>
+          <w:lang w:val="sr-Latn-RS"/>
+        </w:rPr>
+        <w:t>š</w:t>
+      </w:r>
+      <w:r>
+        <w:t>to nam daje pristup metadata-i), zatim izvlačimo JoinCode i tek onda kreće prava Relay konekcija.</w:t>
+      </w:r>
+    </w:p>
+    <w:p>
+      <w:pPr>
+        <w:rPr>
+          <w:b/>
+          <w:bCs/>
+          <w:color w:val="000000"/>
+          <w:sz w:val="36"/>
+          <w:szCs w:val="36"/>
+        </w:rPr>
+      </w:pPr>
+      <w:r>
+        <w:br w:type="page"/>
       </w:r>
     </w:p>
     <w:p>
@@ -2350,9 +3570,12 @@
         <w:pStyle w:val="Heading2"/>
         <w:spacing w:after="200"/>
       </w:pPr>
-      <w:r>
+      <w:bookmarkStart w:id="14" w:name="_Toc232035218"/>
+      <w:r>
+        <w:lastRenderedPageBreak/>
         <w:t>9. Tok konekcije i razmena payload-a</w:t>
       </w:r>
+      <w:bookmarkEnd w:id="14"/>
     </w:p>
     <w:p>
       <w:pPr>
@@ -2360,14 +3583,6 @@
       </w:pPr>
       <w:r>
         <w:t>Ovo je verovatno najinteresantniji deo, jer pokazuje kako se identifikacija igrača "preliva" sa Lobby/Auth sloja u NGO sloj.</w:t>
-      </w:r>
-    </w:p>
-    <w:p>
-      <w:pPr>
-        <w:spacing w:after="200"/>
-      </w:pPr>
-      <w:r>
-        <w:t xml:space="preserve"> </w:t>
       </w:r>
     </w:p>
     <w:p>
@@ -2390,72 +3605,49 @@
     </w:p>
     <w:p>
       <w:pPr>
-        <w:spacing w:after="200"/>
-      </w:pPr>
-      <w:r>
-        <w:t xml:space="preserve"> </w:t>
-      </w:r>
-    </w:p>
-    <w:p>
-      <w:pPr>
+        <w:pStyle w:val="ListParagraph"/>
+        <w:numPr>
+          <w:ilvl w:val="0"/>
+          <w:numId w:val="4"/>
+        </w:numPr>
         <w:spacing w:after="100"/>
-        <w:ind w:left="20"/>
-      </w:pPr>
-      <w:r>
-        <w:t>1. Pročitamo proizvoljan binarni payload koji je klijent poslao</w:t>
-      </w:r>
-    </w:p>
-    <w:p>
-      <w:pPr>
+      </w:pPr>
+      <w:r>
+        <w:t>Pročitamo proizvoljan binarni payload koji je klijent poslao</w:t>
+      </w:r>
+    </w:p>
+    <w:p>
+      <w:pPr>
+        <w:pStyle w:val="ListParagraph"/>
+        <w:numPr>
+          <w:ilvl w:val="0"/>
+          <w:numId w:val="4"/>
+        </w:numPr>
         <w:spacing w:after="100"/>
-        <w:ind w:left="20"/>
-      </w:pPr>
-      <w:r>
-        <w:t>2. Odlučimo da li ćemo konekciju da odobrimo ili odbijemo</w:t>
-      </w:r>
-    </w:p>
-    <w:p>
-      <w:pPr>
+      </w:pPr>
+      <w:r>
+        <w:t>Odlučimo da li ćemo konekciju da odobrimo ili odbijemo</w:t>
+      </w:r>
+    </w:p>
+    <w:p>
+      <w:pPr>
+        <w:pStyle w:val="ListParagraph"/>
+        <w:numPr>
+          <w:ilvl w:val="0"/>
+          <w:numId w:val="4"/>
+        </w:numPr>
         <w:spacing w:after="100"/>
-        <w:ind w:left="20"/>
-      </w:pPr>
-      <w:r>
-        <w:t>3. Postavimo poziciju spawn-a i da li uopšte da se kreira PlayerObject</w:t>
-      </w:r>
-    </w:p>
-    <w:p>
-      <w:pPr>
-        <w:spacing w:after="200"/>
-      </w:pPr>
-      <w:r>
-        <w:t xml:space="preserve"> </w:t>
-      </w:r>
-    </w:p>
-    <w:p>
-      <w:pPr>
-        <w:spacing w:after="200"/>
-      </w:pPr>
-    </w:p>
-    <w:p>
-      <w:pPr>
-        <w:spacing w:after="200"/>
-      </w:pPr>
-    </w:p>
-    <w:p>
-      <w:pPr>
-        <w:spacing w:after="120"/>
-      </w:pPr>
-      <w:r>
-        <w:lastRenderedPageBreak/>
+      </w:pPr>
+      <w:r>
+        <w:t>Postavimo poziciju spawn-a i da li uopšte da se kreira PlayerObject</w:t>
+      </w:r>
+    </w:p>
+    <w:p>
+      <w:pPr>
+        <w:spacing w:after="120"/>
+      </w:pPr>
+      <w:r>
         <w:t>Mi koristimo payload da pošaljemo igračevo ime i auth ID:</w:t>
-      </w:r>
-    </w:p>
-    <w:p>
-      <w:pPr>
-        <w:spacing w:after="200"/>
-      </w:pPr>
-      <w:r>
-        <w:t xml:space="preserve"> </w:t>
       </w:r>
     </w:p>
     <w:p>
@@ -2482,7 +3674,7 @@
                     <pic:cNvPicPr/>
                   </pic:nvPicPr>
                   <pic:blipFill>
-                    <a:blip r:embed="rId16"/>
+                    <a:blip r:embed="rId15"/>
                     <a:stretch>
                       <a:fillRect/>
                     </a:stretch>
@@ -2508,43 +3700,22 @@
     </w:p>
     <w:p>
       <w:pPr>
-        <w:spacing w:after="200"/>
-      </w:pPr>
-    </w:p>
-    <w:p>
-      <w:pPr>
         <w:spacing w:after="120"/>
       </w:pPr>
       <w:r>
         <w:t xml:space="preserve">Kod klijenta i Host-a, pre </w:t>
       </w:r>
       <w:r>
-        <w:rPr>
-          <w:rFonts w:ascii="Courier New" w:eastAsia="Courier New" w:hAnsi="Courier New" w:cs="Courier New"/>
-          <w:shd w:val="clear" w:color="auto" w:fill="F1F5F9"/>
-        </w:rPr>
         <w:t>StartClient</w:t>
       </w:r>
       <w:r>
         <w:t>/</w:t>
       </w:r>
       <w:r>
-        <w:rPr>
-          <w:rFonts w:ascii="Courier New" w:eastAsia="Courier New" w:hAnsi="Courier New" w:cs="Courier New"/>
-          <w:shd w:val="clear" w:color="auto" w:fill="F1F5F9"/>
-        </w:rPr>
         <w:t>StartHost</w:t>
       </w:r>
       <w:r>
         <w:t>, payload se priprema ovako:</w:t>
-      </w:r>
-    </w:p>
-    <w:p>
-      <w:pPr>
-        <w:spacing w:after="200"/>
-      </w:pPr>
-      <w:r>
-        <w:t xml:space="preserve"> </w:t>
       </w:r>
     </w:p>
     <w:p>
@@ -2572,7 +3743,7 @@
                     <pic:cNvPicPr/>
                   </pic:nvPicPr>
                   <pic:blipFill>
-                    <a:blip r:embed="rId17"/>
+                    <a:blip r:embed="rId16"/>
                     <a:stretch>
                       <a:fillRect/>
                     </a:stretch>
@@ -2595,34 +3766,18 @@
     </w:p>
     <w:p>
       <w:pPr>
-        <w:spacing w:after="200"/>
-      </w:pPr>
-      <w:r>
-        <w:t xml:space="preserve"> </w:t>
-      </w:r>
-    </w:p>
-    <w:p>
-      <w:pPr>
         <w:spacing w:after="120"/>
       </w:pPr>
       <w:r>
         <w:t xml:space="preserve">Dakle, serializujemo UserData u JSON, pa u UTF-8 bajtove, i taj </w:t>
       </w:r>
       <w:r>
-        <w:rPr>
-          <w:rFonts w:ascii="Courier New" w:eastAsia="Courier New" w:hAnsi="Courier New" w:cs="Courier New"/>
-          <w:shd w:val="clear" w:color="auto" w:fill="F1F5F9"/>
-        </w:rPr>
         <w:t>byte[]</w:t>
       </w:r>
       <w:r>
         <w:t xml:space="preserve"> postavljamo na </w:t>
       </w:r>
       <w:r>
-        <w:rPr>
-          <w:rFonts w:ascii="Courier New" w:eastAsia="Courier New" w:hAnsi="Courier New" w:cs="Courier New"/>
-          <w:shd w:val="clear" w:color="auto" w:fill="F1F5F9"/>
-        </w:rPr>
         <w:t>NetworkConfig.ConnectionData</w:t>
       </w:r>
       <w:r>
@@ -2631,57 +3786,10 @@
     </w:p>
     <w:p>
       <w:pPr>
-        <w:spacing w:after="200"/>
-      </w:pPr>
-      <w:r>
-        <w:t xml:space="preserve"> </w:t>
-      </w:r>
-    </w:p>
-    <w:p>
-      <w:pPr>
-        <w:spacing w:after="200"/>
-      </w:pPr>
-    </w:p>
-    <w:p>
-      <w:pPr>
-        <w:spacing w:after="200"/>
-      </w:pPr>
-    </w:p>
-    <w:p>
-      <w:pPr>
-        <w:spacing w:after="200"/>
-      </w:pPr>
-    </w:p>
-    <w:p>
-      <w:pPr>
-        <w:spacing w:after="200"/>
-      </w:pPr>
-    </w:p>
-    <w:p>
-      <w:pPr>
-        <w:spacing w:after="200"/>
-      </w:pPr>
-    </w:p>
-    <w:p>
-      <w:pPr>
-        <w:spacing w:after="200"/>
-      </w:pPr>
-    </w:p>
-    <w:p>
-      <w:pPr>
-        <w:spacing w:after="120"/>
-      </w:pPr>
-      <w:r>
-        <w:lastRenderedPageBreak/>
+        <w:spacing w:after="120"/>
+      </w:pPr>
+      <w:r>
         <w:t>Na server strani, callback obrađuje payload:</w:t>
-      </w:r>
-    </w:p>
-    <w:p>
-      <w:pPr>
-        <w:spacing w:after="200"/>
-      </w:pPr>
-      <w:r>
-        <w:t xml:space="preserve"> </w:t>
       </w:r>
     </w:p>
     <w:p>
@@ -2693,6 +3801,7 @@
         <w:rPr>
           <w:noProof/>
         </w:rPr>
+        <w:lastRenderedPageBreak/>
         <w:drawing>
           <wp:inline distT="0" distB="0" distL="0" distR="0" wp14:anchorId="2EE930F7" wp14:editId="65F9455A">
             <wp:extent cx="5368636" cy="2899063"/>
@@ -2709,7 +3818,7 @@
                     <pic:cNvPicPr/>
                   </pic:nvPicPr>
                   <pic:blipFill>
-                    <a:blip r:embed="rId18"/>
+                    <a:blip r:embed="rId17"/>
                     <a:stretch>
                       <a:fillRect/>
                     </a:stretch>
@@ -2744,30 +3853,17 @@
         <w:t xml:space="preserve">Bitna stvar je da NGO svakom klijentu dodeli interni </w:t>
       </w:r>
       <w:r>
-        <w:rPr>
-          <w:rFonts w:ascii="Courier New" w:eastAsia="Courier New" w:hAnsi="Courier New" w:cs="Courier New"/>
-          <w:shd w:val="clear" w:color="auto" w:fill="F1F5F9"/>
-        </w:rPr>
         <w:t>ClientNetworkId</w:t>
       </w:r>
       <w:r>
         <w:t xml:space="preserve"> (ulong), dok mi za poslove sa Lobby-jem koristimo </w:t>
       </w:r>
       <w:r>
-        <w:rPr>
-          <w:rFonts w:ascii="Courier New" w:eastAsia="Courier New" w:hAnsi="Courier New" w:cs="Courier New"/>
-          <w:shd w:val="clear" w:color="auto" w:fill="F1F5F9"/>
-        </w:rPr>
         <w:t>userAuthId</w:t>
       </w:r>
       <w:r>
         <w:t xml:space="preserve"> (string PlayerId). Zbog toga čuvamo dve mape:</w:t>
       </w:r>
-    </w:p>
-    <w:p>
-      <w:pPr>
-        <w:spacing w:after="200"/>
-      </w:pPr>
     </w:p>
     <w:p>
       <w:pPr>
@@ -2793,7 +3889,7 @@
                     <pic:cNvPicPr/>
                   </pic:nvPicPr>
                   <pic:blipFill>
-                    <a:blip r:embed="rId19"/>
+                    <a:blip r:embed="rId18"/>
                     <a:stretch>
                       <a:fillRect/>
                     </a:stretch>
@@ -2816,43 +3912,26 @@
     </w:p>
     <w:p>
       <w:pPr>
+        <w:spacing w:after="120"/>
+      </w:pPr>
+      <w:r>
+        <w:t>Ovo nam omogućava da kasnije, recimo kada igrač izgubi konekciju, znamo i njegov NGO clientId i njegov Lobby auth ID, pa možemo da ga obrišemo i iz Lobby-ja.</w:t>
+      </w:r>
+    </w:p>
+    <w:p>
+      <w:pPr>
         <w:spacing w:after="200"/>
       </w:pPr>
-      <w:r>
-        <w:t xml:space="preserve"> </w:t>
-      </w:r>
-    </w:p>
-    <w:p>
-      <w:pPr>
-        <w:spacing w:after="120"/>
-      </w:pPr>
-      <w:r>
-        <w:t>Ovo nam omogućava da kasnije, recimo kada igrač izgubi konekciju, znamo i njegov NGO clientId i njegov Lobby auth ID, pa možemo da ga obrišemo i iz Lobby-ja.</w:t>
-      </w:r>
     </w:p>
     <w:p>
       <w:pPr>
         <w:spacing w:after="200"/>
       </w:pPr>
-      <w:r>
-        <w:t xml:space="preserve"> </w:t>
-      </w:r>
-    </w:p>
-    <w:p>
-      <w:pPr>
-        <w:pBdr>
-          <w:bottom w:val="single" w:sz="6" w:space="1" w:color="auto"/>
-        </w:pBdr>
-        <w:spacing w:after="120"/>
-      </w:pPr>
     </w:p>
     <w:p>
       <w:pPr>
         <w:spacing w:after="200"/>
       </w:pPr>
-      <w:r>
-        <w:t xml:space="preserve"> </w:t>
-      </w:r>
     </w:p>
     <w:p>
       <w:pPr>
@@ -2866,33 +3945,29 @@
     </w:p>
     <w:p>
       <w:pPr>
-        <w:spacing w:after="200"/>
-      </w:pPr>
-    </w:p>
-    <w:p>
-      <w:pPr>
-        <w:spacing w:after="200"/>
-      </w:pPr>
-    </w:p>
-    <w:p>
-      <w:pPr>
-        <w:spacing w:after="200"/>
-      </w:pPr>
-    </w:p>
-    <w:p>
-      <w:pPr>
-        <w:spacing w:after="200"/>
-      </w:pPr>
+        <w:rPr>
+          <w:b/>
+          <w:bCs/>
+          <w:color w:val="000000"/>
+          <w:sz w:val="36"/>
+          <w:szCs w:val="36"/>
+        </w:rPr>
+      </w:pPr>
+      <w:r>
+        <w:br w:type="page"/>
+      </w:r>
     </w:p>
     <w:p>
       <w:pPr>
         <w:pStyle w:val="Heading2"/>
         <w:spacing w:after="200"/>
       </w:pPr>
+      <w:bookmarkStart w:id="15" w:name="_Toc232035219"/>
       <w:r>
         <w:lastRenderedPageBreak/>
         <w:t>10. Sinhronizacija stanja u igri</w:t>
       </w:r>
+      <w:bookmarkEnd w:id="15"/>
     </w:p>
     <w:p>
       <w:pPr>
@@ -2900,14 +3975,6 @@
       </w:pPr>
       <w:r>
         <w:t>NGO nudi nekoliko mehanizama za sinhronizaciju. Mi smo koristili tri glavna:</w:t>
-      </w:r>
-    </w:p>
-    <w:p>
-      <w:pPr>
-        <w:spacing w:after="200"/>
-      </w:pPr>
-      <w:r>
-        <w:t xml:space="preserve"> </w:t>
       </w:r>
     </w:p>
     <w:p>
@@ -2915,19 +3982,17 @@
         <w:pStyle w:val="Heading3"/>
         <w:spacing w:after="200"/>
       </w:pPr>
+      <w:bookmarkStart w:id="16" w:name="_Toc232035220"/>
       <w:r>
         <w:t>10.1 NetworkVariable</w:t>
       </w:r>
-    </w:p>
-    <w:p>
-      <w:pPr>
-        <w:spacing w:after="120"/>
-      </w:pPr>
-      <w:r>
-        <w:rPr>
-          <w:rFonts w:ascii="Courier New" w:eastAsia="Courier New" w:hAnsi="Courier New" w:cs="Courier New"/>
-          <w:shd w:val="clear" w:color="auto" w:fill="F1F5F9"/>
-        </w:rPr>
+      <w:bookmarkEnd w:id="16"/>
+    </w:p>
+    <w:p>
+      <w:pPr>
+        <w:spacing w:after="120"/>
+      </w:pPr>
+      <w:r>
         <w:t>NetworkVariable&lt;T&gt;</w:t>
       </w:r>
       <w:r>
@@ -2936,36 +4001,16 @@
     </w:p>
     <w:p>
       <w:pPr>
-        <w:spacing w:after="200"/>
-      </w:pPr>
-      <w:r>
-        <w:t xml:space="preserve"> </w:t>
-      </w:r>
-    </w:p>
-    <w:p>
-      <w:pPr>
         <w:spacing w:after="120"/>
       </w:pPr>
       <w:r>
         <w:t xml:space="preserve">Primer iz </w:t>
       </w:r>
       <w:r>
-        <w:rPr>
-          <w:rFonts w:ascii="Courier New" w:eastAsia="Courier New" w:hAnsi="Courier New" w:cs="Courier New"/>
-          <w:shd w:val="clear" w:color="auto" w:fill="F1F5F9"/>
-        </w:rPr>
         <w:t>Health.cs</w:t>
       </w:r>
       <w:r>
         <w:t>:</w:t>
-      </w:r>
-    </w:p>
-    <w:p>
-      <w:pPr>
-        <w:spacing w:after="200"/>
-      </w:pPr>
-      <w:r>
-        <w:t xml:space="preserve"> </w:t>
       </w:r>
     </w:p>
     <w:p>
@@ -2993,7 +4038,7 @@
                     <pic:cNvPicPr/>
                   </pic:nvPicPr>
                   <pic:blipFill>
-                    <a:blip r:embed="rId20"/>
+                    <a:blip r:embed="rId19"/>
                     <a:stretch>
                       <a:fillRect/>
                     </a:stretch>
@@ -3016,50 +4061,28 @@
     </w:p>
     <w:p>
       <w:pPr>
-        <w:spacing w:after="200"/>
-        <w:jc w:val="center"/>
-      </w:pPr>
-    </w:p>
-    <w:p>
-      <w:pPr>
         <w:spacing w:after="120"/>
       </w:pPr>
       <w:r>
         <w:t xml:space="preserve">Tek kada server promeni </w:t>
       </w:r>
       <w:r>
-        <w:rPr>
-          <w:rFonts w:ascii="Courier New" w:eastAsia="Courier New" w:hAnsi="Courier New" w:cs="Courier New"/>
-          <w:shd w:val="clear" w:color="auto" w:fill="F1F5F9"/>
-        </w:rPr>
         <w:t>CurrentHealth.Value</w:t>
       </w:r>
       <w:r>
         <w:t>, NGO interno generiše delta paket i pošalje ga svim klijentima. Klijent samo čita ovu vrednost i koristi je za npr. health bar UI.</w:t>
       </w:r>
-    </w:p>
-    <w:p>
-      <w:pPr>
-        <w:spacing w:after="200"/>
-      </w:pPr>
-      <w:r>
-        <w:t xml:space="preserve"> </w:t>
-      </w:r>
-    </w:p>
-    <w:p>
-      <w:pPr>
-        <w:spacing w:after="200"/>
-      </w:pPr>
     </w:p>
     <w:p>
       <w:pPr>
         <w:pStyle w:val="Heading3"/>
         <w:spacing w:after="200"/>
       </w:pPr>
-      <w:r>
-        <w:lastRenderedPageBreak/>
+      <w:bookmarkStart w:id="17" w:name="_Toc232035221"/>
+      <w:r>
         <w:t>10.2 NetworkList</w:t>
       </w:r>
+      <w:bookmarkEnd w:id="17"/>
     </w:p>
     <w:p>
       <w:pPr>
@@ -3069,32 +4092,16 @@
         <w:t xml:space="preserve">Za kolekcije koje rastu i opadaju koristimo </w:t>
       </w:r>
       <w:r>
-        <w:rPr>
-          <w:rFonts w:ascii="Courier New" w:eastAsia="Courier New" w:hAnsi="Courier New" w:cs="Courier New"/>
-          <w:shd w:val="clear" w:color="auto" w:fill="F1F5F9"/>
-        </w:rPr>
         <w:t>NetworkList&lt;T&gt;</w:t>
       </w:r>
       <w:r>
         <w:t xml:space="preserve">. Element mora da bude </w:t>
       </w:r>
       <w:r>
-        <w:rPr>
-          <w:rFonts w:ascii="Courier New" w:eastAsia="Courier New" w:hAnsi="Courier New" w:cs="Courier New"/>
-          <w:shd w:val="clear" w:color="auto" w:fill="F1F5F9"/>
-        </w:rPr>
         <w:t>INetworkSerializable</w:t>
       </w:r>
       <w:r>
         <w:t xml:space="preserve"> struct. Mi smo to iskoristili za leaderboard:</w:t>
-      </w:r>
-    </w:p>
-    <w:p>
-      <w:pPr>
-        <w:spacing w:after="200"/>
-      </w:pPr>
-      <w:r>
-        <w:t xml:space="preserve"> </w:t>
       </w:r>
     </w:p>
     <w:p>
@@ -3106,6 +4113,7 @@
         <w:rPr>
           <w:noProof/>
         </w:rPr>
+        <w:lastRenderedPageBreak/>
         <w:drawing>
           <wp:inline distT="0" distB="0" distL="0" distR="0" wp14:anchorId="159FE659" wp14:editId="3A96A0A3">
             <wp:extent cx="5029200" cy="3167627"/>
@@ -3122,7 +4130,7 @@
                     <pic:cNvPicPr/>
                   </pic:nvPicPr>
                   <pic:blipFill>
-                    <a:blip r:embed="rId21"/>
+                    <a:blip r:embed="rId20"/>
                     <a:stretch>
                       <a:fillRect/>
                     </a:stretch>
@@ -3145,42 +4153,24 @@
     </w:p>
     <w:p>
       <w:pPr>
-        <w:spacing w:after="200"/>
-        <w:jc w:val="center"/>
-      </w:pPr>
-    </w:p>
-    <w:p>
-      <w:pPr>
         <w:spacing w:after="120"/>
       </w:pPr>
       <w:r>
         <w:t xml:space="preserve">Primetićete </w:t>
       </w:r>
       <w:r>
-        <w:rPr>
-          <w:rFonts w:ascii="Courier New" w:eastAsia="Courier New" w:hAnsi="Courier New" w:cs="Courier New"/>
-          <w:shd w:val="clear" w:color="auto" w:fill="F1F5F9"/>
-        </w:rPr>
         <w:t>FixedString32Bytes</w:t>
       </w:r>
       <w:r>
         <w:t xml:space="preserve"> umesto klasičnog </w:t>
       </w:r>
       <w:r>
-        <w:rPr>
-          <w:rFonts w:ascii="Courier New" w:eastAsia="Courier New" w:hAnsi="Courier New" w:cs="Courier New"/>
-          <w:shd w:val="clear" w:color="auto" w:fill="F1F5F9"/>
-        </w:rPr>
         <w:t>string</w:t>
       </w:r>
       <w:r>
         <w:t xml:space="preserve">. Razlog je što NGO ne ume direktno da serializuje managed string preko mreže pošto je dužina dinamična. </w:t>
       </w:r>
       <w:r>
-        <w:rPr>
-          <w:rFonts w:ascii="Courier New" w:eastAsia="Courier New" w:hAnsi="Courier New" w:cs="Courier New"/>
-          <w:shd w:val="clear" w:color="auto" w:fill="F1F5F9"/>
-        </w:rPr>
         <w:t>FixedString32Bytes</w:t>
       </w:r>
       <w:r>
@@ -3189,41 +4179,26 @@
     </w:p>
     <w:p>
       <w:pPr>
-        <w:spacing w:after="200"/>
-      </w:pPr>
-      <w:r>
-        <w:t xml:space="preserve"> </w:t>
-      </w:r>
-    </w:p>
-    <w:p>
-      <w:pPr>
-        <w:spacing w:after="120"/>
-      </w:pPr>
-      <w:r>
-        <w:rPr>
-          <w:rFonts w:ascii="Courier New" w:eastAsia="Courier New" w:hAnsi="Courier New" w:cs="Courier New"/>
-          <w:shd w:val="clear" w:color="auto" w:fill="F1F5F9"/>
-        </w:rPr>
+        <w:spacing w:after="120"/>
+      </w:pPr>
+      <w:r>
         <w:t>NetworkList</w:t>
       </w:r>
       <w:r>
         <w:t xml:space="preserve"> emituje event </w:t>
       </w:r>
       <w:r>
-        <w:rPr>
-          <w:rFonts w:ascii="Courier New" w:eastAsia="Courier New" w:hAnsi="Courier New" w:cs="Courier New"/>
-          <w:shd w:val="clear" w:color="auto" w:fill="F1F5F9"/>
-        </w:rPr>
         <w:t>OnListChanged</w:t>
       </w:r>
       <w:r>
-        <w:t xml:space="preserve"> na svim klijentima kada se nešto promeni, sto koristimo da osvežavamo UI:</w:t>
-      </w:r>
-    </w:p>
-    <w:p>
-      <w:pPr>
-        <w:spacing w:after="200"/>
-      </w:pPr>
+        <w:t xml:space="preserve"> na svim klijentima kada se nešto promeni, </w:t>
+      </w:r>
+      <w:r>
+        <w:t>š</w:t>
+      </w:r>
+      <w:r>
+        <w:t>to koristimo da osvežavamo UI:</w:t>
+      </w:r>
     </w:p>
     <w:p>
       <w:pPr>
@@ -3249,7 +4224,7 @@
                     <pic:cNvPicPr/>
                   </pic:nvPicPr>
                   <pic:blipFill>
-                    <a:blip r:embed="rId22"/>
+                    <a:blip r:embed="rId21"/>
                     <a:stretch>
                       <a:fillRect/>
                     </a:stretch>
@@ -3272,46 +4247,14 @@
     </w:p>
     <w:p>
       <w:pPr>
-        <w:spacing w:after="200"/>
-      </w:pPr>
-      <w:r>
-        <w:t xml:space="preserve"> </w:t>
-      </w:r>
-    </w:p>
-    <w:p>
-      <w:pPr>
-        <w:spacing w:after="200"/>
-      </w:pPr>
-    </w:p>
-    <w:p>
-      <w:pPr>
-        <w:spacing w:after="200"/>
-      </w:pPr>
-    </w:p>
-    <w:p>
-      <w:pPr>
-        <w:spacing w:after="200"/>
-      </w:pPr>
-    </w:p>
-    <w:p>
-      <w:pPr>
-        <w:spacing w:after="200"/>
-      </w:pPr>
-    </w:p>
-    <w:p>
-      <w:pPr>
-        <w:spacing w:after="200"/>
-      </w:pPr>
-    </w:p>
-    <w:p>
-      <w:pPr>
         <w:pStyle w:val="Heading3"/>
         <w:spacing w:after="200"/>
       </w:pPr>
-      <w:r>
-        <w:lastRenderedPageBreak/>
+      <w:bookmarkStart w:id="18" w:name="_Toc232035222"/>
+      <w:r>
         <w:t>10.3 RPC (Remote Procedure Call)</w:t>
       </w:r>
+      <w:bookmarkEnd w:id="18"/>
     </w:p>
     <w:p>
       <w:pPr>
@@ -3319,14 +4262,6 @@
       </w:pPr>
       <w:r>
         <w:t>Za jednokratne akcije koje treba da se izvrše na drugoj strani koristimo RPC. Postoje dva tipa:</w:t>
-      </w:r>
-    </w:p>
-    <w:p>
-      <w:pPr>
-        <w:spacing w:after="200"/>
-      </w:pPr>
-      <w:r>
-        <w:t xml:space="preserve"> </w:t>
       </w:r>
     </w:p>
     <w:p>
@@ -3339,10 +4274,6 @@
         <w:spacing w:after="100"/>
       </w:pPr>
       <w:r>
-        <w:rPr>
-          <w:rFonts w:ascii="Courier New" w:eastAsia="Courier New" w:hAnsi="Courier New" w:cs="Courier New"/>
-          <w:shd w:val="clear" w:color="auto" w:fill="F1F5F9"/>
-        </w:rPr>
         <w:t>[ServerRpc]</w:t>
       </w:r>
       <w:r>
@@ -3359,10 +4290,6 @@
         <w:spacing w:after="100"/>
       </w:pPr>
       <w:r>
-        <w:rPr>
-          <w:rFonts w:ascii="Courier New" w:eastAsia="Courier New" w:hAnsi="Courier New" w:cs="Courier New"/>
-          <w:shd w:val="clear" w:color="auto" w:fill="F1F5F9"/>
-        </w:rPr>
         <w:t>[ClientRpc]</w:t>
       </w:r>
       <w:r>
@@ -3371,42 +4298,13 @@
     </w:p>
     <w:p>
       <w:pPr>
-        <w:spacing w:after="200"/>
-      </w:pPr>
-      <w:r>
-        <w:t xml:space="preserve"> </w:t>
-      </w:r>
-    </w:p>
-    <w:p>
-      <w:pPr>
         <w:spacing w:after="120"/>
       </w:pPr>
       <w:r>
         <w:t>Više o RPC-jevima u sledećem poglavlju.</w:t>
       </w:r>
-    </w:p>
-    <w:p>
-      <w:pPr>
-        <w:spacing w:after="200"/>
-      </w:pPr>
-      <w:r>
-        <w:t xml:space="preserve"> </w:t>
-      </w:r>
-    </w:p>
-    <w:p>
-      <w:pPr>
-        <w:pBdr>
-          <w:bottom w:val="single" w:sz="6" w:space="1" w:color="auto"/>
-        </w:pBdr>
-        <w:spacing w:after="120"/>
-      </w:pPr>
-    </w:p>
-    <w:p>
-      <w:pPr>
-        <w:spacing w:after="200"/>
-      </w:pPr>
-      <w:r>
-        <w:t xml:space="preserve"> </w:t>
+      <w:r>
+        <w:br w:type="page"/>
       </w:r>
     </w:p>
     <w:p>
@@ -3414,9 +4312,12 @@
         <w:pStyle w:val="Heading2"/>
         <w:spacing w:after="200"/>
       </w:pPr>
-      <w:r>
+      <w:bookmarkStart w:id="19" w:name="_Toc232035223"/>
+      <w:r>
+        <w:lastRenderedPageBreak/>
         <w:t>11. RPC pozivi i autoritativna logika</w:t>
       </w:r>
+      <w:bookmarkEnd w:id="19"/>
     </w:p>
     <w:p>
       <w:pPr>
@@ -3424,14 +4325,6 @@
       </w:pPr>
       <w:r>
         <w:t>Najlepši primer RPC obrasca u našem kodu je pucanje. Logika je da pucanj mora da bude trenutno vidljiv lokalnom igraču (instant feedback), ali pravi projektil koji nanosi štetu mora da bude autoritativan, znači živi na serveru.</w:t>
-      </w:r>
-    </w:p>
-    <w:p>
-      <w:pPr>
-        <w:spacing w:after="200"/>
-      </w:pPr>
-      <w:r>
-        <w:t xml:space="preserve"> </w:t>
       </w:r>
     </w:p>
     <w:p>
@@ -3459,7 +4352,7 @@
                     <pic:cNvPicPr/>
                   </pic:nvPicPr>
                   <pic:blipFill>
-                    <a:blip r:embed="rId23"/>
+                    <a:blip r:embed="rId22"/>
                     <a:stretch>
                       <a:fillRect/>
                     </a:stretch>
@@ -3482,42 +4375,10 @@
     </w:p>
     <w:p>
       <w:pPr>
-        <w:spacing w:after="200"/>
-      </w:pPr>
-      <w:r>
-        <w:t xml:space="preserve"> </w:t>
-      </w:r>
-    </w:p>
-    <w:p>
-      <w:pPr>
-        <w:spacing w:after="200"/>
-      </w:pPr>
-    </w:p>
-    <w:p>
-      <w:pPr>
-        <w:spacing w:after="200"/>
-      </w:pPr>
-    </w:p>
-    <w:p>
-      <w:pPr>
-        <w:spacing w:after="200"/>
-      </w:pPr>
-    </w:p>
-    <w:p>
-      <w:pPr>
-        <w:spacing w:after="120"/>
-      </w:pPr>
-      <w:r>
-        <w:lastRenderedPageBreak/>
-        <w:t>Server RPC trošii novac, instancira pravi projektil i obaveštava ostale klijente da nacrtaju dummy:</w:t>
-      </w:r>
-    </w:p>
-    <w:p>
-      <w:pPr>
-        <w:spacing w:after="200"/>
-      </w:pPr>
-      <w:r>
-        <w:t xml:space="preserve"> </w:t>
+        <w:spacing w:after="120"/>
+      </w:pPr>
+      <w:r>
+        <w:t>Server RPC troši novac, instancira pravi projektil i obaveštava ostale klijente da nacrtaju dummy:</w:t>
       </w:r>
     </w:p>
     <w:p>
@@ -3528,6 +4389,7 @@
         <w:rPr>
           <w:noProof/>
         </w:rPr>
+        <w:lastRenderedPageBreak/>
         <w:drawing>
           <wp:inline distT="0" distB="0" distL="0" distR="0" wp14:anchorId="40127491" wp14:editId="7DF37866">
             <wp:extent cx="5731510" cy="4418965"/>
@@ -3544,7 +4406,7 @@
                     <pic:cNvPicPr/>
                   </pic:nvPicPr>
                   <pic:blipFill>
-                    <a:blip r:embed="rId24"/>
+                    <a:blip r:embed="rId23"/>
                     <a:stretch>
                       <a:fillRect/>
                     </a:stretch>
@@ -3578,25 +4440,7 @@
         <w:spacing w:after="120"/>
       </w:pPr>
       <w:r>
-        <w:t>Zašto pravimo "lažni" projektil na klijentima umesto da NGO sinhronizuje server projektil? Zato što je projektil brz i kratko živi, pa bi sinhronizacija pozicije svaki frame bila skuplja od optimističnog spawn-a sa istim parametrima. Server projektil je nevidljiv (</w:t>
-      </w:r>
-      <w:r>
-        <w:rPr>
-          <w:rFonts w:ascii="Courier New" w:eastAsia="Courier New" w:hAnsi="Courier New" w:cs="Courier New"/>
-          <w:shd w:val="clear" w:color="auto" w:fill="F1F5F9"/>
-        </w:rPr>
-        <w:t>serverProjectilePrefab</w:t>
-      </w:r>
-      <w:r>
-        <w:t xml:space="preserve"> ima drugačiji visual setup) ili se renderuje samo na serveru, a klijenti vide sopstvene dummy verzije koje vizuelno odgovaraju.</w:t>
-      </w:r>
-    </w:p>
-    <w:p>
-      <w:pPr>
-        <w:spacing w:after="200"/>
-      </w:pPr>
-      <w:r>
-        <w:t xml:space="preserve"> </w:t>
+        <w:t>Zašto pravimo "lažni" projektil na klijentima umesto da NGO sinhronizuje server projektil? Zato što je projektil brz i kratko živi, pa bi sinhronizacija pozicije svaki frame bila skuplja od optimističnog spawn-a sa istim parametrima. Server projektil je nevidljiv, a klijenti vide sopstvene dummy verzije koje vizuelno odgovaraju.</w:t>
       </w:r>
     </w:p>
     <w:p>
@@ -3606,54 +4450,32 @@
       <w:r>
         <w:t>Pošto i server i klijenti znaju iste početne uslove (pozicija, rotacija, brzina), trajektorije su praktično identične. Ovo je klasična tehnika u FPS i top-down igrama, poznata kao "fire-and-forget" cosmetic projectile.</w:t>
       </w:r>
-    </w:p>
-    <w:p>
-      <w:pPr>
-        <w:spacing w:after="200"/>
-      </w:pPr>
-      <w:r>
-        <w:t xml:space="preserve"> </w:t>
-      </w:r>
-    </w:p>
-    <w:p>
-      <w:pPr>
-        <w:pBdr>
-          <w:bottom w:val="single" w:sz="6" w:space="1" w:color="auto"/>
-        </w:pBdr>
-        <w:spacing w:after="120"/>
-      </w:pPr>
-    </w:p>
-    <w:p>
-      <w:pPr>
-        <w:spacing w:after="200"/>
-      </w:pPr>
-      <w:r>
-        <w:t xml:space="preserve"> </w:t>
-      </w:r>
-    </w:p>
-    <w:p>
-      <w:pPr>
-        <w:spacing w:after="200"/>
-      </w:pPr>
+      <w:r>
+        <w:br w:type="page"/>
+      </w:r>
     </w:p>
     <w:p>
       <w:pPr>
         <w:pStyle w:val="Heading2"/>
         <w:spacing w:after="200"/>
       </w:pPr>
+      <w:bookmarkStart w:id="20" w:name="_Toc232035224"/>
       <w:r>
         <w:lastRenderedPageBreak/>
         <w:t>12. Gameplay sistemi kroz mrežu</w:t>
       </w:r>
+      <w:bookmarkEnd w:id="20"/>
     </w:p>
     <w:p>
       <w:pPr>
         <w:pStyle w:val="Heading3"/>
         <w:spacing w:after="200"/>
       </w:pPr>
+      <w:bookmarkStart w:id="21" w:name="_Toc232035225"/>
       <w:r>
         <w:t>12.1 Kretanje igrača</w:t>
       </w:r>
+      <w:bookmarkEnd w:id="21"/>
     </w:p>
     <w:p>
       <w:pPr>
@@ -3661,14 +4483,6 @@
       </w:pPr>
       <w:r>
         <w:t>Kretanje radimo client-side, znači vlasnik tenka obrađuje svoj input lokalno i piše direktno u Rigidbody2D:</w:t>
-      </w:r>
-    </w:p>
-    <w:p>
-      <w:pPr>
-        <w:spacing w:after="200"/>
-      </w:pPr>
-      <w:r>
-        <w:t xml:space="preserve"> </w:t>
       </w:r>
     </w:p>
     <w:p>
@@ -3696,7 +4510,7 @@
                     <pic:cNvPicPr/>
                   </pic:nvPicPr>
                   <pic:blipFill>
-                    <a:blip r:embed="rId25"/>
+                    <a:blip r:embed="rId24"/>
                     <a:stretch>
                       <a:fillRect/>
                     </a:stretch>
@@ -3719,119 +4533,44 @@
     </w:p>
     <w:p>
       <w:pPr>
-        <w:spacing w:after="200"/>
-      </w:pPr>
-      <w:r>
-        <w:t xml:space="preserve"> </w:t>
-      </w:r>
-    </w:p>
-    <w:p>
-      <w:pPr>
         <w:spacing w:after="120"/>
       </w:pPr>
       <w:r>
         <w:t xml:space="preserve">Sinhronizacija pozicije ka ostalim klijentima ide preko NGO </w:t>
       </w:r>
       <w:r>
-        <w:rPr>
-          <w:rFonts w:ascii="Courier New" w:eastAsia="Courier New" w:hAnsi="Courier New" w:cs="Courier New"/>
-          <w:shd w:val="clear" w:color="auto" w:fill="F1F5F9"/>
-        </w:rPr>
         <w:t>NetworkTransform</w:t>
       </w:r>
       <w:r>
         <w:t xml:space="preserve"> komponente (komponenta na prefab-u), koja periodično šalje delte pozicije i rotacije. Ovo nije strogo autoritativno (klijent može da "vara" o svojoj poziciji), ali za ovaj projekat je dovoljno i drastično pojednostavljuje kod.</w:t>
       </w:r>
-    </w:p>
-    <w:p>
-      <w:pPr>
-        <w:spacing w:after="200"/>
-      </w:pPr>
-      <w:r>
-        <w:t xml:space="preserve"> </w:t>
-      </w:r>
-    </w:p>
-    <w:p>
-      <w:pPr>
-        <w:spacing w:after="200"/>
-      </w:pPr>
-    </w:p>
-    <w:p>
-      <w:pPr>
-        <w:spacing w:after="200"/>
-      </w:pPr>
-    </w:p>
-    <w:p>
-      <w:pPr>
-        <w:spacing w:after="200"/>
-      </w:pPr>
-    </w:p>
-    <w:p>
-      <w:pPr>
-        <w:spacing w:after="200"/>
-      </w:pPr>
-    </w:p>
-    <w:p>
-      <w:pPr>
-        <w:spacing w:after="200"/>
-      </w:pPr>
-    </w:p>
-    <w:p>
-      <w:pPr>
-        <w:spacing w:after="200"/>
-      </w:pPr>
-    </w:p>
-    <w:p>
-      <w:pPr>
-        <w:spacing w:after="200"/>
-      </w:pPr>
-    </w:p>
-    <w:p>
-      <w:pPr>
-        <w:spacing w:after="200"/>
-      </w:pPr>
     </w:p>
     <w:p>
       <w:pPr>
         <w:pStyle w:val="Heading3"/>
         <w:spacing w:after="200"/>
       </w:pPr>
-      <w:r>
-        <w:lastRenderedPageBreak/>
+      <w:bookmarkStart w:id="22" w:name="_Toc232035226"/>
+      <w:r>
         <w:t>12.2 Novčići i wallet</w:t>
       </w:r>
-    </w:p>
-    <w:p>
-      <w:pPr>
-        <w:spacing w:after="120"/>
-      </w:pPr>
-      <w:r>
-        <w:rPr>
-          <w:rFonts w:ascii="Courier New" w:eastAsia="Courier New" w:hAnsi="Courier New" w:cs="Courier New"/>
-          <w:shd w:val="clear" w:color="auto" w:fill="F1F5F9"/>
-        </w:rPr>
+      <w:bookmarkEnd w:id="22"/>
+    </w:p>
+    <w:p>
+      <w:pPr>
+        <w:spacing w:after="120"/>
+      </w:pPr>
+      <w:r>
         <w:t>CoinWallet</w:t>
       </w:r>
       <w:r>
         <w:t xml:space="preserve"> drži </w:t>
       </w:r>
       <w:r>
-        <w:rPr>
-          <w:rFonts w:ascii="Courier New" w:eastAsia="Courier New" w:hAnsi="Courier New" w:cs="Courier New"/>
-          <w:shd w:val="clear" w:color="auto" w:fill="F1F5F9"/>
-        </w:rPr>
         <w:t>NetworkVariable&lt;int&gt; totalCoins</w:t>
       </w:r>
       <w:r>
         <w:t>. Kada igrač pređe preko novčića, trigger se desi na svim klijentima, ali samo server zaista uvećava balans:</w:t>
-      </w:r>
-    </w:p>
-    <w:p>
-      <w:pPr>
-        <w:spacing w:after="200"/>
-      </w:pPr>
-      <w:r>
-        <w:t xml:space="preserve"> </w:t>
       </w:r>
     </w:p>
     <w:p>
@@ -3859,7 +4598,7 @@
                     <pic:cNvPicPr/>
                   </pic:nvPicPr>
                   <pic:blipFill>
-                    <a:blip r:embed="rId26"/>
+                    <a:blip r:embed="rId25"/>
                     <a:stretch>
                       <a:fillRect/>
                     </a:stretch>
@@ -3882,34 +4621,16 @@
     </w:p>
     <w:p>
       <w:pPr>
-        <w:spacing w:after="200"/>
-        <w:jc w:val="center"/>
-      </w:pPr>
-    </w:p>
-    <w:p>
-      <w:pPr>
         <w:spacing w:after="120"/>
       </w:pPr>
       <w:r>
         <w:t xml:space="preserve">Bitno je da se </w:t>
       </w:r>
       <w:r>
-        <w:rPr>
-          <w:rFonts w:ascii="Courier New" w:eastAsia="Courier New" w:hAnsi="Courier New" w:cs="Courier New"/>
-          <w:shd w:val="clear" w:color="auto" w:fill="F1F5F9"/>
-        </w:rPr>
         <w:t>Collect()</w:t>
       </w:r>
       <w:r>
         <w:t xml:space="preserve"> poziva i na klijentu i na serveru, ali sa različitim ponašanjem. Klijent samo sakrije sprite radi instant feedback-a, server dodatno briše NetworkObject:</w:t>
-      </w:r>
-    </w:p>
-    <w:p>
-      <w:pPr>
-        <w:spacing w:after="200"/>
-      </w:pPr>
-      <w:r>
-        <w:t xml:space="preserve"> </w:t>
       </w:r>
     </w:p>
     <w:p>
@@ -3921,6 +4642,7 @@
         <w:rPr>
           <w:noProof/>
         </w:rPr>
+        <w:lastRenderedPageBreak/>
         <w:drawing>
           <wp:inline distT="0" distB="0" distL="0" distR="0" wp14:anchorId="0AD7C6AF" wp14:editId="12EDD62F">
             <wp:extent cx="2791215" cy="2876951"/>
@@ -3937,7 +4659,7 @@
                     <pic:cNvPicPr/>
                   </pic:nvPicPr>
                   <pic:blipFill>
-                    <a:blip r:embed="rId27"/>
+                    <a:blip r:embed="rId26"/>
                     <a:stretch>
                       <a:fillRect/>
                     </a:stretch>
@@ -3960,52 +4682,22 @@
     </w:p>
     <w:p>
       <w:pPr>
-        <w:spacing w:after="200"/>
-      </w:pPr>
-      <w:r>
-        <w:t xml:space="preserve"> </w:t>
-      </w:r>
-    </w:p>
-    <w:p>
-      <w:pPr>
-        <w:spacing w:after="200"/>
-      </w:pPr>
-    </w:p>
-    <w:p>
-      <w:pPr>
-        <w:spacing w:after="200"/>
-      </w:pPr>
-    </w:p>
-    <w:p>
-      <w:pPr>
-        <w:spacing w:after="200"/>
-      </w:pPr>
-    </w:p>
-    <w:p>
-      <w:pPr>
-        <w:spacing w:after="200"/>
-      </w:pPr>
-    </w:p>
-    <w:p>
-      <w:pPr>
-        <w:spacing w:after="200"/>
-      </w:pPr>
-    </w:p>
-    <w:p>
-      <w:pPr>
-        <w:spacing w:after="120"/>
-      </w:pPr>
-      <w:r>
-        <w:lastRenderedPageBreak/>
-        <w:t>Kada igrač umre, deo njegovog kapitala se baca na zemlju kao "bounty" koji drugi mogu da pokupe:</w:t>
-      </w:r>
-    </w:p>
-    <w:p>
-      <w:pPr>
-        <w:spacing w:after="200"/>
-      </w:pPr>
-      <w:r>
-        <w:t xml:space="preserve"> </w:t>
+        <w:spacing w:after="120"/>
+      </w:pPr>
+      <w:r>
+        <w:t>Kada igrač umre, deo njegov</w:t>
+      </w:r>
+      <w:r>
+        <w:t xml:space="preserve">ih skupljenih </w:t>
+      </w:r>
+      <w:r>
+        <w:rPr>
+          <w:lang w:val="sr-Latn-RS"/>
+        </w:rPr>
+        <w:t xml:space="preserve">novčića </w:t>
+      </w:r>
+      <w:r>
+        <w:t>se baca na zemlju kao "bounty" koji drugi mogu da pokupe:</w:t>
       </w:r>
     </w:p>
     <w:p>
@@ -4032,7 +4724,7 @@
                     <pic:cNvPicPr/>
                   </pic:nvPicPr>
                   <pic:blipFill>
-                    <a:blip r:embed="rId28"/>
+                    <a:blip r:embed="rId27"/>
                     <a:stretch>
                       <a:fillRect/>
                     </a:stretch>
@@ -4055,33 +4747,13 @@
     </w:p>
     <w:p>
       <w:pPr>
-        <w:spacing w:after="200"/>
-      </w:pPr>
-      <w:r>
-        <w:t xml:space="preserve"> </w:t>
-      </w:r>
-    </w:p>
-    <w:p>
-      <w:pPr>
-        <w:spacing w:after="120"/>
-      </w:pPr>
-      <w:r>
-        <w:rPr>
-          <w:rFonts w:ascii="Courier New" w:eastAsia="Courier New" w:hAnsi="Courier New" w:cs="Courier New"/>
-          <w:shd w:val="clear" w:color="auto" w:fill="F1F5F9"/>
-        </w:rPr>
+        <w:spacing w:after="120"/>
+      </w:pPr>
+      <w:r>
         <w:t>NetworkObject.Spawn()</w:t>
       </w:r>
       <w:r>
         <w:t xml:space="preserve"> je ključan poziv koji od običnog GameObject-a pravi network entity koji NGO replicira na sve klijente.</w:t>
-      </w:r>
-    </w:p>
-    <w:p>
-      <w:pPr>
-        <w:spacing w:after="200"/>
-      </w:pPr>
-      <w:r>
-        <w:t xml:space="preserve"> </w:t>
       </w:r>
     </w:p>
     <w:p>
@@ -4089,9 +4761,11 @@
         <w:pStyle w:val="Heading3"/>
         <w:spacing w:after="200"/>
       </w:pPr>
+      <w:bookmarkStart w:id="23" w:name="_Toc232035227"/>
       <w:r>
         <w:t>12.3 Leaderboard</w:t>
       </w:r>
+      <w:bookmarkEnd w:id="23"/>
     </w:p>
     <w:p>
       <w:pPr>
@@ -4101,32 +4775,16 @@
         <w:t xml:space="preserve">Leaderboard sinhronizujemo preko </w:t>
       </w:r>
       <w:r>
-        <w:rPr>
-          <w:rFonts w:ascii="Courier New" w:eastAsia="Courier New" w:hAnsi="Courier New" w:cs="Courier New"/>
-          <w:shd w:val="clear" w:color="auto" w:fill="F1F5F9"/>
-        </w:rPr>
         <w:t>NetworkList&lt;LeaderboardEntityState&gt;</w:t>
       </w:r>
       <w:r>
         <w:t xml:space="preserve">. Server, kada se neki igrač spawn-uje, doda novi entry, i pretplati se na njegov </w:t>
       </w:r>
       <w:r>
-        <w:rPr>
-          <w:rFonts w:ascii="Courier New" w:eastAsia="Courier New" w:hAnsi="Courier New" w:cs="Courier New"/>
-          <w:shd w:val="clear" w:color="auto" w:fill="F1F5F9"/>
-        </w:rPr>
         <w:t>totalCoins.OnValueChanged</w:t>
       </w:r>
       <w:r>
         <w:t>:</w:t>
-      </w:r>
-    </w:p>
-    <w:p>
-      <w:pPr>
-        <w:spacing w:after="200"/>
-      </w:pPr>
-      <w:r>
-        <w:t xml:space="preserve"> </w:t>
       </w:r>
     </w:p>
     <w:p>
@@ -4153,7 +4811,7 @@
                     <pic:cNvPicPr/>
                   </pic:nvPicPr>
                   <pic:blipFill>
-                    <a:blip r:embed="rId29"/>
+                    <a:blip r:embed="rId28"/>
                     <a:stretch>
                       <a:fillRect/>
                     </a:stretch>
@@ -4176,74 +4834,39 @@
     </w:p>
     <w:p>
       <w:pPr>
+        <w:spacing w:after="120"/>
+      </w:pPr>
+      <w:r>
+        <w:t xml:space="preserve">Klijenti slušaju </w:t>
+      </w:r>
+      <w:r>
+        <w:t>OnListChanged</w:t>
+      </w:r>
+      <w:r>
+        <w:t xml:space="preserve"> event i ažuriraju UI prikaz. Lista se sortira po broju novčića i prikazuje se </w:t>
+      </w:r>
+      <w:r>
+        <w:t>najboljih 7</w:t>
+      </w:r>
+      <w:r>
+        <w:t>, sa specijalnim slučajem da se lokalni igrač uvek prikaže čak i ako nije u</w:t>
+      </w:r>
+      <w:r>
+        <w:t xml:space="preserve"> top 7</w:t>
+      </w:r>
+      <w:r>
+        <w:t>:</w:t>
+      </w:r>
+    </w:p>
+    <w:p>
+      <w:pPr>
         <w:spacing w:after="200"/>
       </w:pPr>
       <w:r>
-        <w:t xml:space="preserve"> </w:t>
-      </w:r>
-    </w:p>
-    <w:p>
-      <w:pPr>
-        <w:spacing w:after="200"/>
-      </w:pPr>
-    </w:p>
-    <w:p>
-      <w:pPr>
-        <w:spacing w:after="200"/>
-      </w:pPr>
-    </w:p>
-    <w:p>
-      <w:pPr>
-        <w:spacing w:after="200"/>
-      </w:pPr>
-    </w:p>
-    <w:p>
-      <w:pPr>
-        <w:spacing w:after="200"/>
-      </w:pPr>
-    </w:p>
-    <w:p>
-      <w:pPr>
-        <w:spacing w:after="200"/>
-      </w:pPr>
-    </w:p>
-    <w:p>
-      <w:pPr>
-        <w:spacing w:after="200"/>
-      </w:pPr>
-    </w:p>
-    <w:p>
-      <w:pPr>
-        <w:spacing w:after="120"/>
-      </w:pPr>
-      <w:r>
+        <w:rPr>
+          <w:noProof/>
+        </w:rPr>
         <w:lastRenderedPageBreak/>
-        <w:t xml:space="preserve">Klijenti slušaju </w:t>
-      </w:r>
-      <w:r>
-        <w:rPr>
-          <w:rFonts w:ascii="Courier New" w:eastAsia="Courier New" w:hAnsi="Courier New" w:cs="Courier New"/>
-          <w:shd w:val="clear" w:color="auto" w:fill="F1F5F9"/>
-        </w:rPr>
-        <w:t>OnListChanged</w:t>
-      </w:r>
-      <w:r>
-        <w:t xml:space="preserve"> event i ažuriraju UI prikaz. Lista se sortira po broju novčića i prikazuje se top N, sa specijalnim slučajem da se lokalni igrač uvek prikaže čak i ako nije u top N:</w:t>
-      </w:r>
-    </w:p>
-    <w:p>
-      <w:pPr>
-        <w:spacing w:after="200"/>
-      </w:pPr>
-      <w:r>
-        <w:t xml:space="preserve"> </w:t>
-      </w:r>
-    </w:p>
-    <w:p>
-      <w:pPr>
-        <w:spacing w:after="200"/>
-      </w:pPr>
-      <w:r>
         <w:drawing>
           <wp:inline distT="0" distB="0" distL="0" distR="0" wp14:anchorId="731FEC70" wp14:editId="2F58D1F4">
             <wp:extent cx="5731510" cy="1175385"/>
@@ -4260,7 +4883,7 @@
                     <pic:cNvPicPr/>
                   </pic:nvPicPr>
                   <pic:blipFill>
-                    <a:blip r:embed="rId30"/>
+                    <a:blip r:embed="rId29"/>
                     <a:stretch>
                       <a:fillRect/>
                     </a:stretch>
@@ -4283,52 +4906,43 @@
     </w:p>
     <w:p>
       <w:pPr>
-        <w:spacing w:after="200"/>
-      </w:pPr>
-      <w:r>
-        <w:t xml:space="preserve"> </w:t>
-      </w:r>
-    </w:p>
-    <w:p>
-      <w:pPr>
         <w:pStyle w:val="Heading3"/>
         <w:spacing w:after="200"/>
       </w:pPr>
+      <w:bookmarkStart w:id="24" w:name="_Toc232035228"/>
       <w:r>
         <w:t>12.4 Respawn</w:t>
       </w:r>
-    </w:p>
-    <w:p>
-      <w:pPr>
-        <w:spacing w:after="120"/>
-      </w:pPr>
-      <w:r>
-        <w:t xml:space="preserve">Kada igrač umre, server brise njegov network object i u sledećem frame-u kreira novi, pa ga "vraća" istom vlasniku preko </w:t>
-      </w:r>
+      <w:bookmarkEnd w:id="24"/>
+    </w:p>
+    <w:p>
+      <w:pPr>
+        <w:spacing w:after="120"/>
+      </w:pPr>
+      <w:r>
+        <w:t>Kada igrač umre, server bri</w:t>
+      </w:r>
+      <w:r>
+        <w:t>š</w:t>
+      </w:r>
+      <w:r>
+        <w:t xml:space="preserve">e njegov network object i u sledećem frame-u kreira novi, pa ga "vraća" istom vlasniku preko </w:t>
+      </w:r>
+      <w:r>
+        <w:t>SpawnAsPlayerObject</w:t>
+      </w:r>
+      <w:r>
+        <w:t>:</w:t>
+      </w:r>
+    </w:p>
+    <w:p>
+      <w:pPr>
+        <w:spacing w:after="200"/>
+      </w:pPr>
       <w:r>
         <w:rPr>
-          <w:rFonts w:ascii="Courier New" w:eastAsia="Courier New" w:hAnsi="Courier New" w:cs="Courier New"/>
-          <w:shd w:val="clear" w:color="auto" w:fill="F1F5F9"/>
+          <w:noProof/>
         </w:rPr>
-        <w:t>SpawnAsPlayerObject</w:t>
-      </w:r>
-      <w:r>
-        <w:t>:</w:t>
-      </w:r>
-    </w:p>
-    <w:p>
-      <w:pPr>
-        <w:spacing w:after="200"/>
-      </w:pPr>
-      <w:r>
-        <w:t xml:space="preserve"> </w:t>
-      </w:r>
-    </w:p>
-    <w:p>
-      <w:pPr>
-        <w:spacing w:after="200"/>
-      </w:pPr>
-      <w:r>
         <w:drawing>
           <wp:inline distT="0" distB="0" distL="0" distR="0" wp14:anchorId="00C3EF77" wp14:editId="08825DBF">
             <wp:extent cx="5731510" cy="1278255"/>
@@ -4345,7 +4959,7 @@
                     <pic:cNvPicPr/>
                   </pic:nvPicPr>
                   <pic:blipFill>
-                    <a:blip r:embed="rId31"/>
+                    <a:blip r:embed="rId30"/>
                     <a:stretch>
                       <a:fillRect/>
                     </a:stretch>
@@ -4368,62 +4982,39 @@
     </w:p>
     <w:p>
       <w:pPr>
-        <w:spacing w:after="200"/>
-      </w:pPr>
-      <w:r>
-        <w:t xml:space="preserve"> </w:t>
-      </w:r>
-    </w:p>
-    <w:p>
-      <w:pPr>
         <w:spacing w:after="120"/>
       </w:pPr>
       <w:r>
         <w:t xml:space="preserve">Razlika između </w:t>
       </w:r>
       <w:r>
+        <w:t>Spawn</w:t>
+      </w:r>
+      <w:r>
+        <w:t xml:space="preserve"> i </w:t>
+      </w:r>
+      <w:r>
+        <w:t>SpawnAsPlayerObject</w:t>
+      </w:r>
+      <w:r>
+        <w:t xml:space="preserve"> je u tome što druga metoda kaže NGO-u da je ovo novi "Player object" za datog klijenta, što znači da se ovaj klijent automatski tretira kao vlasnik (IsOwner postaje true na njegovoj strani)</w:t>
+      </w:r>
+      <w:r>
+        <w:t>.</w:t>
+      </w:r>
+    </w:p>
+    <w:p>
+      <w:pPr>
         <w:rPr>
-          <w:rFonts w:ascii="Courier New" w:eastAsia="Courier New" w:hAnsi="Courier New" w:cs="Courier New"/>
-          <w:shd w:val="clear" w:color="auto" w:fill="F1F5F9"/>
+          <w:b/>
+          <w:bCs/>
+          <w:color w:val="000000"/>
+          <w:sz w:val="36"/>
+          <w:szCs w:val="36"/>
         </w:rPr>
-        <w:t>Spawn</w:t>
-      </w:r>
-      <w:r>
-        <w:t xml:space="preserve"> i </w:t>
-      </w:r>
-      <w:r>
-        <w:rPr>
-          <w:rFonts w:ascii="Courier New" w:eastAsia="Courier New" w:hAnsi="Courier New" w:cs="Courier New"/>
-          <w:shd w:val="clear" w:color="auto" w:fill="F1F5F9"/>
-        </w:rPr>
-        <w:t>SpawnAsPlayerObject</w:t>
-      </w:r>
-      <w:r>
-        <w:t xml:space="preserve"> je u tome što druga metoda kaže NGO-u da je ovo novi "Player object" za datog klijenta, što znači da se ovaj klijent automatski tretira kao vlasnik (IsOwner postaje true na njegovoj strani).</w:t>
-      </w:r>
-    </w:p>
-    <w:p>
-      <w:pPr>
-        <w:spacing w:after="200"/>
-      </w:pPr>
-      <w:r>
-        <w:t xml:space="preserve"> </w:t>
-      </w:r>
-    </w:p>
-    <w:p>
-      <w:pPr>
-        <w:pBdr>
-          <w:bottom w:val="single" w:sz="6" w:space="1" w:color="auto"/>
-        </w:pBdr>
-        <w:spacing w:after="120"/>
-      </w:pPr>
-    </w:p>
-    <w:p>
-      <w:pPr>
-        <w:spacing w:after="200"/>
-      </w:pPr>
-      <w:r>
-        <w:t xml:space="preserve"> </w:t>
+      </w:pPr>
+      <w:r>
+        <w:br w:type="page"/>
       </w:r>
     </w:p>
     <w:p>
@@ -4431,9 +5022,12 @@
         <w:pStyle w:val="Heading2"/>
         <w:spacing w:after="200"/>
       </w:pPr>
-      <w:r>
+      <w:bookmarkStart w:id="25" w:name="_Toc232035229"/>
+      <w:r>
+        <w:lastRenderedPageBreak/>
         <w:t>13. Disconnect i oslobađanje resursa</w:t>
       </w:r>
+      <w:bookmarkEnd w:id="25"/>
     </w:p>
     <w:p>
       <w:pPr>
@@ -4445,78 +5039,78 @@
     </w:p>
     <w:p>
       <w:pPr>
+        <w:pStyle w:val="ListParagraph"/>
+        <w:numPr>
+          <w:ilvl w:val="0"/>
+          <w:numId w:val="6"/>
+        </w:numPr>
+        <w:spacing w:after="100"/>
+      </w:pPr>
+      <w:r>
+        <w:t>Korisnik klikne "Leave Game"</w:t>
+      </w:r>
+    </w:p>
+    <w:p>
+      <w:pPr>
+        <w:pStyle w:val="ListParagraph"/>
+        <w:numPr>
+          <w:ilvl w:val="0"/>
+          <w:numId w:val="6"/>
+        </w:numPr>
+        <w:spacing w:after="100"/>
+      </w:pPr>
+      <w:r>
+        <w:t>Korisnik zatvori klijent</w:t>
+      </w:r>
+    </w:p>
+    <w:p>
+      <w:pPr>
+        <w:pStyle w:val="ListParagraph"/>
+        <w:numPr>
+          <w:ilvl w:val="0"/>
+          <w:numId w:val="6"/>
+        </w:numPr>
+        <w:spacing w:after="100"/>
+      </w:pPr>
+      <w:r>
+        <w:t>Mreža je pukla, timeout NGO-a se okida</w:t>
+      </w:r>
+    </w:p>
+    <w:p>
+      <w:pPr>
+        <w:pStyle w:val="ListParagraph"/>
+        <w:numPr>
+          <w:ilvl w:val="0"/>
+          <w:numId w:val="6"/>
+        </w:numPr>
+        <w:spacing w:after="100"/>
+      </w:pPr>
+      <w:r>
+        <w:t>Host je sam iza</w:t>
+      </w:r>
+      <w:r>
+        <w:t>š</w:t>
+      </w:r>
+      <w:r>
+        <w:t>ao iz igre</w:t>
+      </w:r>
+    </w:p>
+    <w:p>
+      <w:pPr>
+        <w:spacing w:after="120"/>
+      </w:pPr>
+      <w:r>
+        <w:t>Za prva tri slučaja sa strane klijenta, slušamo NGO event:</w:t>
+      </w:r>
+    </w:p>
+    <w:p>
+      <w:pPr>
         <w:spacing w:after="200"/>
       </w:pPr>
       <w:r>
-        <w:t xml:space="preserve"> </w:t>
-      </w:r>
-    </w:p>
-    <w:p>
-      <w:pPr>
-        <w:spacing w:after="100"/>
-        <w:ind w:left="20"/>
-      </w:pPr>
-      <w:r>
-        <w:t>1. Korisnik klikne "Leave Game"</w:t>
-      </w:r>
-    </w:p>
-    <w:p>
-      <w:pPr>
-        <w:spacing w:after="100"/>
-        <w:ind w:left="20"/>
-      </w:pPr>
-      <w:r>
-        <w:t>2. Korisnik zatvori klijent</w:t>
-      </w:r>
-    </w:p>
-    <w:p>
-      <w:pPr>
-        <w:spacing w:after="100"/>
-        <w:ind w:left="20"/>
-      </w:pPr>
-      <w:r>
-        <w:t>3. Mreža je pukla, timeout NGO-a se okida</w:t>
-      </w:r>
-    </w:p>
-    <w:p>
-      <w:pPr>
-        <w:spacing w:after="100"/>
-        <w:ind w:left="20"/>
-      </w:pPr>
-      <w:r>
-        <w:t>4. Host je sam izasao iz igre</w:t>
-      </w:r>
-    </w:p>
-    <w:p>
-      <w:pPr>
-        <w:spacing w:after="200"/>
-      </w:pPr>
-      <w:r>
-        <w:lastRenderedPageBreak/>
-        <w:t xml:space="preserve"> </w:t>
-      </w:r>
-    </w:p>
-    <w:p>
-      <w:pPr>
-        <w:spacing w:after="120"/>
-      </w:pPr>
-      <w:r>
-        <w:t>Za prva tri slučaja sa strane klijenta, slušamo NGO event:</w:t>
-      </w:r>
-    </w:p>
-    <w:p>
-      <w:pPr>
-        <w:spacing w:after="200"/>
-      </w:pPr>
-      <w:r>
-        <w:t xml:space="preserve"> </w:t>
-      </w:r>
-    </w:p>
-    <w:p>
-      <w:pPr>
-        <w:spacing w:after="200"/>
-      </w:pPr>
-      <w:r>
+        <w:rPr>
+          <w:noProof/>
+        </w:rPr>
         <w:drawing>
           <wp:inline distT="0" distB="0" distL="0" distR="0" wp14:anchorId="61FF09EB" wp14:editId="41A0FAD8">
             <wp:extent cx="5731510" cy="6636385"/>
@@ -4533,7 +5127,7 @@
                     <pic:cNvPicPr/>
                   </pic:nvPicPr>
                   <pic:blipFill>
-                    <a:blip r:embed="rId32"/>
+                    <a:blip r:embed="rId31"/>
                     <a:stretch>
                       <a:fillRect/>
                     </a:stretch>
@@ -4556,102 +5150,53 @@
     </w:p>
     <w:p>
       <w:pPr>
+        <w:spacing w:after="120"/>
+      </w:pPr>
+      <w:r>
+        <w:lastRenderedPageBreak/>
+        <w:t xml:space="preserve">Filter </w:t>
+      </w:r>
+      <w:r>
+        <w:t xml:space="preserve">clientId </w:t>
+      </w:r>
+      <w:r>
+        <w:t>!</w:t>
+      </w:r>
+      <w:r>
+        <w:t xml:space="preserve">= 0 </w:t>
+      </w:r>
+      <w:r>
+        <w:t>&amp;&amp;</w:t>
+      </w:r>
+      <w:r>
+        <w:t xml:space="preserve"> clientId </w:t>
+      </w:r>
+      <w:r>
+        <w:t>!</w:t>
+      </w:r>
+      <w:r>
+        <w:t>= LocalClientId</w:t>
+      </w:r>
+      <w:r>
+        <w:t xml:space="preserve"> je tu zato što NGO ovaj event okida i kada se neko drugi diskonektuje, a nas zanima samo naš slučaj.</w:t>
+      </w:r>
+    </w:p>
+    <w:p>
+      <w:pPr>
+        <w:spacing w:after="120"/>
+      </w:pPr>
+      <w:r>
+        <w:t>Na strani Host-a, kada neko ode, treba ga i u Lobby servisu skinuti sa liste, inače Lobby ostaje sa "duhom" igrača koji više nije online:</w:t>
+      </w:r>
+    </w:p>
+    <w:p>
+      <w:pPr>
         <w:spacing w:after="200"/>
       </w:pPr>
       <w:r>
-        <w:t xml:space="preserve"> </w:t>
-      </w:r>
-    </w:p>
-    <w:p>
-      <w:pPr>
-        <w:spacing w:after="120"/>
-      </w:pPr>
-      <w:r>
-        <w:t xml:space="preserve">Filter </w:t>
-      </w:r>
-      <w:r>
         <w:rPr>
-          <w:rFonts w:ascii="Courier New" w:eastAsia="Courier New" w:hAnsi="Courier New" w:cs="Courier New"/>
-          <w:shd w:val="clear" w:color="auto" w:fill="F1F5F9"/>
+          <w:noProof/>
         </w:rPr>
-        <w:t xml:space="preserve">clientId </w:t>
-      </w:r>
-      <w:r>
-        <w:rPr>
-          <w:rFonts w:ascii="Courier New" w:eastAsia="Courier New" w:hAnsi="Courier New" w:cs="Courier New"/>
-          <w:shd w:val="clear" w:color="auto" w:fill="F1F5F9"/>
-        </w:rPr>
-        <w:t>!</w:t>
-      </w:r>
-      <w:r>
-        <w:rPr>
-          <w:rFonts w:ascii="Courier New" w:eastAsia="Courier New" w:hAnsi="Courier New" w:cs="Courier New"/>
-          <w:shd w:val="clear" w:color="auto" w:fill="F1F5F9"/>
-        </w:rPr>
-        <w:t xml:space="preserve">= 0 </w:t>
-      </w:r>
-      <w:r>
-        <w:rPr>
-          <w:rFonts w:ascii="Courier New" w:eastAsia="Courier New" w:hAnsi="Courier New" w:cs="Courier New"/>
-          <w:shd w:val="clear" w:color="auto" w:fill="F1F5F9"/>
-        </w:rPr>
-        <w:t>&amp;&amp;</w:t>
-      </w:r>
-      <w:r>
-        <w:rPr>
-          <w:rFonts w:ascii="Courier New" w:eastAsia="Courier New" w:hAnsi="Courier New" w:cs="Courier New"/>
-          <w:shd w:val="clear" w:color="auto" w:fill="F1F5F9"/>
-        </w:rPr>
-        <w:t xml:space="preserve"> clientId </w:t>
-      </w:r>
-      <w:r>
-        <w:rPr>
-          <w:rFonts w:ascii="Courier New" w:eastAsia="Courier New" w:hAnsi="Courier New" w:cs="Courier New"/>
-          <w:shd w:val="clear" w:color="auto" w:fill="F1F5F9"/>
-        </w:rPr>
-        <w:t>!</w:t>
-      </w:r>
-      <w:r>
-        <w:rPr>
-          <w:rFonts w:ascii="Courier New" w:eastAsia="Courier New" w:hAnsi="Courier New" w:cs="Courier New"/>
-          <w:shd w:val="clear" w:color="auto" w:fill="F1F5F9"/>
-        </w:rPr>
-        <w:t>= LocalClientId</w:t>
-      </w:r>
-      <w:r>
-        <w:t xml:space="preserve"> je tu zato što NGO ovaj event okida i kada se neko drugi diskonektuje, a nas zanima samo naš slučaj.</w:t>
-      </w:r>
-    </w:p>
-    <w:p>
-      <w:pPr>
-        <w:spacing w:after="200"/>
-      </w:pPr>
-      <w:r>
-        <w:t xml:space="preserve"> </w:t>
-      </w:r>
-    </w:p>
-    <w:p>
-      <w:pPr>
-        <w:spacing w:after="120"/>
-      </w:pPr>
-      <w:r>
-        <w:lastRenderedPageBreak/>
-        <w:t>Na strani Host-a, kada neko ode, treba ga i u Lobby servisu skinuti sa liste, inače Lobby ostaje sa "duhom" igrača koji više nije online:</w:t>
-      </w:r>
-    </w:p>
-    <w:p>
-      <w:pPr>
-        <w:spacing w:after="200"/>
-      </w:pPr>
-      <w:r>
-        <w:t xml:space="preserve"> </w:t>
-      </w:r>
-    </w:p>
-    <w:p>
-      <w:pPr>
-        <w:spacing w:after="200"/>
-      </w:pPr>
-      <w:r>
         <w:drawing>
           <wp:inline distT="0" distB="0" distL="0" distR="0" wp14:anchorId="5978D033" wp14:editId="04692C76">
             <wp:extent cx="5731510" cy="2055495"/>
@@ -4668,7 +5213,7 @@
                     <pic:cNvPicPr/>
                   </pic:nvPicPr>
                   <pic:blipFill>
-                    <a:blip r:embed="rId33"/>
+                    <a:blip r:embed="rId32"/>
                     <a:stretch>
                       <a:fillRect/>
                     </a:stretch>
@@ -4691,36 +5236,20 @@
     </w:p>
     <w:p>
       <w:pPr>
+        <w:spacing w:after="120"/>
+      </w:pPr>
+      <w:r>
+        <w:t>Kada Host sam zatvori sesiju, sve mora da se počisti uredno: koroutina za heartbeat se zaustavi, lobby se obriše na backend-u, NGO callbacks se odvežu i NetworkManager se gasi:</w:t>
+      </w:r>
+    </w:p>
+    <w:p>
+      <w:pPr>
         <w:spacing w:after="200"/>
       </w:pPr>
       <w:r>
-        <w:tab/>
-      </w:r>
-      <w:r>
-        <w:t xml:space="preserve"> </w:t>
-      </w:r>
-    </w:p>
-    <w:p>
-      <w:pPr>
-        <w:spacing w:after="120"/>
-      </w:pPr>
-      <w:r>
-        <w:t>Kada Host sam zatvori sesiju, sve mora da se počisti uredno: koroutina za heartbeat se zaustavi, lobby se obriše na backend-u, NGO callbacks se odvežu i NetworkManager se gasi:</w:t>
-      </w:r>
-    </w:p>
-    <w:p>
-      <w:pPr>
-        <w:spacing w:after="200"/>
-      </w:pPr>
-      <w:r>
-        <w:t xml:space="preserve"> </w:t>
-      </w:r>
-    </w:p>
-    <w:p>
-      <w:pPr>
-        <w:spacing w:after="200"/>
-      </w:pPr>
-      <w:r>
+        <w:rPr>
+          <w:noProof/>
+        </w:rPr>
         <w:drawing>
           <wp:inline distT="0" distB="0" distL="0" distR="0" wp14:anchorId="27028F81" wp14:editId="28481B1C">
             <wp:extent cx="5287113" cy="4420217"/>
@@ -4737,7 +5266,7 @@
                     <pic:cNvPicPr/>
                   </pic:nvPicPr>
                   <pic:blipFill>
-                    <a:blip r:embed="rId34"/>
+                    <a:blip r:embed="rId33"/>
                     <a:stretch>
                       <a:fillRect/>
                     </a:stretch>
@@ -4760,14 +5289,6 @@
     </w:p>
     <w:p>
       <w:pPr>
-        <w:spacing w:after="200"/>
-      </w:pPr>
-      <w:r>
-        <w:t xml:space="preserve"> </w:t>
-      </w:r>
-    </w:p>
-    <w:p>
-      <w:pPr>
         <w:spacing w:after="120"/>
       </w:pPr>
       <w:r>
@@ -4775,7 +5296,6 @@
           <w:rFonts w:ascii="Courier New" w:eastAsia="Courier New" w:hAnsi="Courier New" w:cs="Courier New"/>
           <w:shd w:val="clear" w:color="auto" w:fill="F1F5F9"/>
         </w:rPr>
-        <w:lastRenderedPageBreak/>
         <w:t>Dispose</w:t>
       </w:r>
       <w:r>
@@ -4786,34 +5306,18 @@
       <w:pPr>
         <w:spacing w:after="200"/>
       </w:pPr>
-      <w:r>
-        <w:t xml:space="preserve"> </w:t>
-      </w:r>
-    </w:p>
-    <w:p>
-      <w:pPr>
-        <w:pBdr>
-          <w:bottom w:val="single" w:sz="6" w:space="1" w:color="auto"/>
-        </w:pBdr>
-        <w:spacing w:after="120"/>
-      </w:pPr>
-    </w:p>
-    <w:p>
-      <w:pPr>
-        <w:spacing w:after="200"/>
-      </w:pPr>
-      <w:r>
-        <w:t xml:space="preserve"> </w:t>
-      </w:r>
     </w:p>
     <w:p>
       <w:pPr>
         <w:pStyle w:val="Heading2"/>
         <w:spacing w:after="200"/>
       </w:pPr>
-      <w:r>
+      <w:bookmarkStart w:id="26" w:name="_Toc232035230"/>
+      <w:r>
+        <w:lastRenderedPageBreak/>
         <w:t>14. Zaključak</w:t>
       </w:r>
+      <w:bookmarkEnd w:id="26"/>
     </w:p>
     <w:p>
       <w:pPr>
@@ -4825,26 +5329,10 @@
     </w:p>
     <w:p>
       <w:pPr>
-        <w:spacing w:after="200"/>
-      </w:pPr>
-      <w:r>
-        <w:t xml:space="preserve"> </w:t>
-      </w:r>
-    </w:p>
-    <w:p>
-      <w:pPr>
         <w:spacing w:after="120"/>
       </w:pPr>
       <w:r>
         <w:t>Najvažnije lekcije koje smo izvukli:</w:t>
-      </w:r>
-    </w:p>
-    <w:p>
-      <w:pPr>
-        <w:spacing w:after="200"/>
-      </w:pPr>
-      <w:r>
-        <w:t xml:space="preserve"> </w:t>
       </w:r>
     </w:p>
     <w:p>
@@ -4929,56 +5417,11 @@
     </w:p>
     <w:p>
       <w:pPr>
-        <w:spacing w:after="200"/>
-      </w:pPr>
-      <w:r>
-        <w:t xml:space="preserve"> </w:t>
-      </w:r>
-    </w:p>
-    <w:p>
-      <w:pPr>
-        <w:spacing w:after="120"/>
-      </w:pPr>
-      <w:r>
-        <w:t>Sve u svemu, projekat je pokazao kako iz perspektive aplikacije izgleda kombinacija UDP transport-a, HTTP REST API-ja (Lobby, Auth) i tehnika tipa Relay servisa. Iako Unity sve ove komponente lepo umota u SDK, razumevanje šta se dešava ispod je važno, posebno kada nešto pukne i kada treba iz log-a (kao što smo imali sa QoS warning-om i DTLS greškom) razumeti zašto.</w:t>
-      </w:r>
-    </w:p>
-    <w:p>
-      <w:pPr>
-        <w:spacing w:after="200"/>
-      </w:pPr>
-      <w:r>
-        <w:t xml:space="preserve"> </w:t>
-      </w:r>
-    </w:p>
-    <w:p>
-      <w:pPr>
-        <w:spacing w:after="120"/>
-      </w:pPr>
-      <w:r>
-        <w:t>Zahvaljujemo se profesoru i asistentima na predmetu Računarske Mreže i Telekomunikacije.</w:t>
-      </w:r>
-    </w:p>
-    <w:p>
-      <w:pPr>
-        <w:spacing w:after="200"/>
-      </w:pPr>
-      <w:r>
-        <w:t xml:space="preserve"> </w:t>
-      </w:r>
-    </w:p>
-    <w:p>
-      <w:pPr>
-        <w:pBdr>
-          <w:bottom w:val="single" w:sz="6" w:space="1" w:color="auto"/>
-        </w:pBdr>
-        <w:spacing w:after="120"/>
-      </w:pPr>
-    </w:p>
-    <w:p>
-      <w:pPr>
-        <w:spacing w:after="200"/>
-      </w:pPr>
+        <w:spacing w:after="120"/>
+      </w:pPr>
+      <w:r>
+        <w:t>Sve u svemu, projekat je pokazao kako iz perspektive aplikacije izgleda kombinacija UDP transport-a, HTTP REST API-ja (Lobby, Auth) i tehnika tipa Relay servisa. Iako Unity sve ove komponente lepo umota u SDK, razumevanje šta se dešava ispod je važno, posebno kada nešto pukne i kada treba iz log-a razumeti zašto.</w:t>
+      </w:r>
     </w:p>
     <w:sectPr>
       <w:pgSz w:w="11906" w:h="16838"/>
@@ -4991,8 +5434,186 @@
 </file>
 
 <file path=word/numbering.xml><?xml version="1.0" encoding="utf-8"?>
-<w:numbering xmlns:wpc="http://schemas.microsoft.com/office/word/2010/wordprocessingCanvas" xmlns:cx="http://schemas.microsoft.com/office/drawing/2014/chartex" xmlns:cx1="http://schemas.microsoft.com/office/drawing/2015/9/8/chartex" xmlns:cx2="http://schemas.microsoft.com/office/drawing/2015/10/21/chartex" xmlns:cx3="http://schemas.microsoft.com/office/drawing/2016/5/9/chartex" xmlns:cx4="http://schemas.microsoft.com/office/drawing/2016/5/10/chartex" xmlns:cx5="http://schemas.microsoft.com/office/drawing/2016/5/11/chartex" xmlns:cx6="http://schemas.microsoft.com/office/drawing/2016/5/12/chartex" xmlns:cx7="http://schemas.microsoft.com/office/drawing/2016/5/13/chartex" xmlns:cx8="http://schemas.microsoft.com/office/drawing/2016/5/14/chartex" xmlns:mc="http://schemas.openxmlformats.org/markup-compatibility/2006" xmlns:aink="http://schemas.microsoft.com/office/drawing/2016/ink" xmlns:am3d="http://schemas.microsoft.com/office/drawing/2017/model3d" xmlns:o="urn:schemas-microsoft-com:office:office" xmlns:oel="http://schemas.microsoft.com/office/2019/extlst" xmlns:r="http://schemas.openxmlformats.org/officeDocument/2006/relationships" xmlns:m="http://schemas.openxmlformats.org/officeDocument/2006/math" xmlns:v="urn:schemas-microsoft-com:vml" xmlns:wp14="http://schemas.microsoft.com/office/word/2010/wordprocessingDrawing" xmlns:wp="http://schemas.openxmlformats.org/drawingml/2006/wordprocessingDrawing" xmlns:w10="urn:schemas-microsoft-com:office:word" xmlns:w="http://schemas.openxmlformats.org/wordprocessingml/2006/main" xmlns:w14="http://schemas.microsoft.com/office/word/2010/wordml" xmlns:w15="http://schemas.microsoft.com/office/word/2012/wordml" xmlns:w16cex="http://schemas.microsoft.com/office/word/2018/wordml/cex" xmlns:w16cid="http://schemas.microsoft.com/office/word/2016/wordml/cid" xmlns:w16="http://schemas.microsoft.com/office/word/2018/wordml" xmlns:w16du="http://schemas.microsoft.com/office/word/2023/wordml/word16du" xmlns:w16sdtdh="http://schemas.microsoft.com/office/word/2020/wordml/sdtdatahash" xmlns:w16sdtfl="http://schemas.microsoft.com/office/word/2024/wordml/sdtformatlock" xmlns:w16se="http://schemas.microsoft.com/office/word/2015/wordml/symex" xmlns:wpg="http://schemas.microsoft.com/office/word/2010/wordprocessingGroup" xmlns:wpi="http://schemas.microsoft.com/office/word/2010/wordprocessingInk" xmlns:wne="http://schemas.microsoft.com/office/word/2006/wordml" xmlns:wps="http://schemas.microsoft.com/office/word/2010/wordprocessingShape" mc:Ignorable="w14 w15 w16se w16cid w16 w16cex w16sdtdh w16sdtfl w16du wp14">
+<w:numbering xmlns:wpc="http://schemas.microsoft.com/office/word/2010/wordprocessingCanvas" xmlns:cx="http://schemas.microsoft.com/office/drawing/2014/chartex" xmlns:cx1="http://schemas.microsoft.com/office/drawing/2015/9/8/chartex" xmlns:cx2="http://schemas.microsoft.com/office/drawing/2015/10/21/chartex" xmlns:cx3="http://schemas.microsoft.com/office/drawing/2016/5/9/chartex" xmlns:cx4="http://schemas.microsoft.com/office/drawing/2016/5/10/chartex" xmlns:cx5="http://schemas.microsoft.com/office/drawing/2016/5/11/chartex" xmlns:cx6="http://schemas.microsoft.com/office/drawing/2016/5/12/chartex" xmlns:cx7="http://schemas.microsoft.com/office/drawing/2016/5/13/chartex" xmlns:cx8="http://schemas.microsoft.com/office/drawing/2016/5/14/chartex" xmlns:mc="http://schemas.openxmlformats.org/markup-compatibility/2006" xmlns:aink="http://schemas.microsoft.com/office/drawing/2016/ink" xmlns:am3d="http://schemas.microsoft.com/office/drawing/2017/model3d" xmlns:o="urn:schemas-microsoft-com:office:office" xmlns:r="http://schemas.openxmlformats.org/officeDocument/2006/relationships" xmlns:m="http://schemas.openxmlformats.org/officeDocument/2006/math" xmlns:v="urn:schemas-microsoft-com:vml" xmlns:wp14="http://schemas.microsoft.com/office/word/2010/wordprocessingDrawing" xmlns:wp="http://schemas.openxmlformats.org/drawingml/2006/wordprocessingDrawing" xmlns:w10="urn:schemas-microsoft-com:office:word" xmlns:w="http://schemas.openxmlformats.org/wordprocessingml/2006/main" xmlns:w14="http://schemas.microsoft.com/office/word/2010/wordml" xmlns:w15="http://schemas.microsoft.com/office/word/2012/wordml" xmlns:w16cex="http://schemas.microsoft.com/office/word/2018/wordml/cex" xmlns:w16cid="http://schemas.microsoft.com/office/word/2016/wordml/cid" xmlns:w16="http://schemas.microsoft.com/office/word/2018/wordml" xmlns:w16sdtdh="http://schemas.microsoft.com/office/word/2020/wordml/sdtdatahash" xmlns:w16se="http://schemas.microsoft.com/office/word/2015/wordml/symex" xmlns:wpg="http://schemas.microsoft.com/office/word/2010/wordprocessingGroup" xmlns:wpi="http://schemas.microsoft.com/office/word/2010/wordprocessingInk" xmlns:wne="http://schemas.microsoft.com/office/word/2006/wordml" xmlns:wps="http://schemas.microsoft.com/office/word/2010/wordprocessingShape" mc:Ignorable="w14 w15 w16se w16cid w16 w16cex w16sdtdh wp14">
   <w:abstractNum w:abstractNumId="0" w15:restartNumberingAfterBreak="0">
+    <w:nsid w:val="2CCA7B24"/>
+    <w:multiLevelType w:val="hybridMultilevel"/>
+    <w:tmpl w:val="E47ADC10"/>
+    <w:lvl w:ilvl="0" w:tplc="722CA564">
+      <w:start w:val="1"/>
+      <w:numFmt w:val="decimal"/>
+      <w:lvlText w:val="%1."/>
+      <w:lvlJc w:val="left"/>
+      <w:pPr>
+        <w:ind w:left="760" w:hanging="360"/>
+      </w:pPr>
+      <w:rPr>
+        <w:rFonts w:hint="default"/>
+      </w:rPr>
+    </w:lvl>
+    <w:lvl w:ilvl="1" w:tplc="241A0019" w:tentative="1">
+      <w:start w:val="1"/>
+      <w:numFmt w:val="lowerLetter"/>
+      <w:lvlText w:val="%2."/>
+      <w:lvlJc w:val="left"/>
+      <w:pPr>
+        <w:ind w:left="1460" w:hanging="360"/>
+      </w:pPr>
+    </w:lvl>
+    <w:lvl w:ilvl="2" w:tplc="241A001B" w:tentative="1">
+      <w:start w:val="1"/>
+      <w:numFmt w:val="lowerRoman"/>
+      <w:lvlText w:val="%3."/>
+      <w:lvlJc w:val="right"/>
+      <w:pPr>
+        <w:ind w:left="2180" w:hanging="180"/>
+      </w:pPr>
+    </w:lvl>
+    <w:lvl w:ilvl="3" w:tplc="241A000F" w:tentative="1">
+      <w:start w:val="1"/>
+      <w:numFmt w:val="decimal"/>
+      <w:lvlText w:val="%4."/>
+      <w:lvlJc w:val="left"/>
+      <w:pPr>
+        <w:ind w:left="2900" w:hanging="360"/>
+      </w:pPr>
+    </w:lvl>
+    <w:lvl w:ilvl="4" w:tplc="241A0019" w:tentative="1">
+      <w:start w:val="1"/>
+      <w:numFmt w:val="lowerLetter"/>
+      <w:lvlText w:val="%5."/>
+      <w:lvlJc w:val="left"/>
+      <w:pPr>
+        <w:ind w:left="3620" w:hanging="360"/>
+      </w:pPr>
+    </w:lvl>
+    <w:lvl w:ilvl="5" w:tplc="241A001B" w:tentative="1">
+      <w:start w:val="1"/>
+      <w:numFmt w:val="lowerRoman"/>
+      <w:lvlText w:val="%6."/>
+      <w:lvlJc w:val="right"/>
+      <w:pPr>
+        <w:ind w:left="4340" w:hanging="180"/>
+      </w:pPr>
+    </w:lvl>
+    <w:lvl w:ilvl="6" w:tplc="241A000F" w:tentative="1">
+      <w:start w:val="1"/>
+      <w:numFmt w:val="decimal"/>
+      <w:lvlText w:val="%7."/>
+      <w:lvlJc w:val="left"/>
+      <w:pPr>
+        <w:ind w:left="5060" w:hanging="360"/>
+      </w:pPr>
+    </w:lvl>
+    <w:lvl w:ilvl="7" w:tplc="241A0019" w:tentative="1">
+      <w:start w:val="1"/>
+      <w:numFmt w:val="lowerLetter"/>
+      <w:lvlText w:val="%8."/>
+      <w:lvlJc w:val="left"/>
+      <w:pPr>
+        <w:ind w:left="5780" w:hanging="360"/>
+      </w:pPr>
+    </w:lvl>
+    <w:lvl w:ilvl="8" w:tplc="241A001B" w:tentative="1">
+      <w:start w:val="1"/>
+      <w:numFmt w:val="lowerRoman"/>
+      <w:lvlText w:val="%9."/>
+      <w:lvlJc w:val="right"/>
+      <w:pPr>
+        <w:ind w:left="6500" w:hanging="180"/>
+      </w:pPr>
+    </w:lvl>
+  </w:abstractNum>
+  <w:abstractNum w:abstractNumId="1" w15:restartNumberingAfterBreak="0">
+    <w:nsid w:val="2D3920BB"/>
+    <w:multiLevelType w:val="hybridMultilevel"/>
+    <w:tmpl w:val="AAFC04CC"/>
+    <w:lvl w:ilvl="0" w:tplc="C9BA59F6">
+      <w:start w:val="1"/>
+      <w:numFmt w:val="decimal"/>
+      <w:lvlText w:val="%1."/>
+      <w:lvlJc w:val="left"/>
+      <w:pPr>
+        <w:ind w:left="380" w:hanging="360"/>
+      </w:pPr>
+      <w:rPr>
+        <w:rFonts w:hint="default"/>
+      </w:rPr>
+    </w:lvl>
+    <w:lvl w:ilvl="1" w:tplc="241A0019" w:tentative="1">
+      <w:start w:val="1"/>
+      <w:numFmt w:val="lowerLetter"/>
+      <w:lvlText w:val="%2."/>
+      <w:lvlJc w:val="left"/>
+      <w:pPr>
+        <w:ind w:left="1100" w:hanging="360"/>
+      </w:pPr>
+    </w:lvl>
+    <w:lvl w:ilvl="2" w:tplc="241A001B" w:tentative="1">
+      <w:start w:val="1"/>
+      <w:numFmt w:val="lowerRoman"/>
+      <w:lvlText w:val="%3."/>
+      <w:lvlJc w:val="right"/>
+      <w:pPr>
+        <w:ind w:left="1820" w:hanging="180"/>
+      </w:pPr>
+    </w:lvl>
+    <w:lvl w:ilvl="3" w:tplc="241A000F" w:tentative="1">
+      <w:start w:val="1"/>
+      <w:numFmt w:val="decimal"/>
+      <w:lvlText w:val="%4."/>
+      <w:lvlJc w:val="left"/>
+      <w:pPr>
+        <w:ind w:left="2540" w:hanging="360"/>
+      </w:pPr>
+    </w:lvl>
+    <w:lvl w:ilvl="4" w:tplc="241A0019" w:tentative="1">
+      <w:start w:val="1"/>
+      <w:numFmt w:val="lowerLetter"/>
+      <w:lvlText w:val="%5."/>
+      <w:lvlJc w:val="left"/>
+      <w:pPr>
+        <w:ind w:left="3260" w:hanging="360"/>
+      </w:pPr>
+    </w:lvl>
+    <w:lvl w:ilvl="5" w:tplc="241A001B" w:tentative="1">
+      <w:start w:val="1"/>
+      <w:numFmt w:val="lowerRoman"/>
+      <w:lvlText w:val="%6."/>
+      <w:lvlJc w:val="right"/>
+      <w:pPr>
+        <w:ind w:left="3980" w:hanging="180"/>
+      </w:pPr>
+    </w:lvl>
+    <w:lvl w:ilvl="6" w:tplc="241A000F" w:tentative="1">
+      <w:start w:val="1"/>
+      <w:numFmt w:val="decimal"/>
+      <w:lvlText w:val="%7."/>
+      <w:lvlJc w:val="left"/>
+      <w:pPr>
+        <w:ind w:left="4700" w:hanging="360"/>
+      </w:pPr>
+    </w:lvl>
+    <w:lvl w:ilvl="7" w:tplc="241A0019" w:tentative="1">
+      <w:start w:val="1"/>
+      <w:numFmt w:val="lowerLetter"/>
+      <w:lvlText w:val="%8."/>
+      <w:lvlJc w:val="left"/>
+      <w:pPr>
+        <w:ind w:left="5420" w:hanging="360"/>
+      </w:pPr>
+    </w:lvl>
+    <w:lvl w:ilvl="8" w:tplc="241A001B" w:tentative="1">
+      <w:start w:val="1"/>
+      <w:numFmt w:val="lowerRoman"/>
+      <w:lvlText w:val="%9."/>
+      <w:lvlJc w:val="right"/>
+      <w:pPr>
+        <w:ind w:left="6140" w:hanging="180"/>
+      </w:pPr>
+    </w:lvl>
+  </w:abstractNum>
+  <w:abstractNum w:abstractNumId="2" w15:restartNumberingAfterBreak="0">
     <w:nsid w:val="3DC1673D"/>
     <w:multiLevelType w:val="hybridMultilevel"/>
     <w:tmpl w:val="A298312E"/>
@@ -5003,7 +5624,7 @@
       <w:lvlText w:val="●"/>
       <w:lvlJc w:val="left"/>
       <w:pPr>
-        <w:ind w:left="240" w:hanging="180"/>
+        <w:ind w:left="630" w:hanging="180"/>
       </w:pPr>
     </w:lvl>
     <w:lvl w:ilvl="1" w:tplc="07F0E8E6">
@@ -5087,7 +5708,7 @@
       </w:pPr>
     </w:lvl>
   </w:abstractNum>
-  <w:abstractNum w:abstractNumId="1" w15:restartNumberingAfterBreak="0">
+  <w:abstractNum w:abstractNumId="3" w15:restartNumberingAfterBreak="0">
     <w:nsid w:val="65C61A33"/>
     <w:multiLevelType w:val="hybridMultilevel"/>
     <w:tmpl w:val="AE22D3C2"/>
@@ -5173,23 +5794,299 @@
       </w:pPr>
     </w:lvl>
   </w:abstractNum>
-  <w:num w:numId="1" w16cid:durableId="1918319157">
-    <w:abstractNumId w:val="1"/>
+  <w:abstractNum w:abstractNumId="4" w15:restartNumberingAfterBreak="0">
+    <w:nsid w:val="6F74770F"/>
+    <w:multiLevelType w:val="hybridMultilevel"/>
+    <w:tmpl w:val="BDD8831A"/>
+    <w:lvl w:ilvl="0" w:tplc="241A000F">
+      <w:start w:val="1"/>
+      <w:numFmt w:val="decimal"/>
+      <w:lvlText w:val="%1."/>
+      <w:lvlJc w:val="left"/>
+      <w:pPr>
+        <w:ind w:left="720" w:hanging="360"/>
+      </w:pPr>
+    </w:lvl>
+    <w:lvl w:ilvl="1" w:tplc="241A0019" w:tentative="1">
+      <w:start w:val="1"/>
+      <w:numFmt w:val="lowerLetter"/>
+      <w:lvlText w:val="%2."/>
+      <w:lvlJc w:val="left"/>
+      <w:pPr>
+        <w:ind w:left="1440" w:hanging="360"/>
+      </w:pPr>
+    </w:lvl>
+    <w:lvl w:ilvl="2" w:tplc="241A001B" w:tentative="1">
+      <w:start w:val="1"/>
+      <w:numFmt w:val="lowerRoman"/>
+      <w:lvlText w:val="%3."/>
+      <w:lvlJc w:val="right"/>
+      <w:pPr>
+        <w:ind w:left="2160" w:hanging="180"/>
+      </w:pPr>
+    </w:lvl>
+    <w:lvl w:ilvl="3" w:tplc="241A000F" w:tentative="1">
+      <w:start w:val="1"/>
+      <w:numFmt w:val="decimal"/>
+      <w:lvlText w:val="%4."/>
+      <w:lvlJc w:val="left"/>
+      <w:pPr>
+        <w:ind w:left="2880" w:hanging="360"/>
+      </w:pPr>
+    </w:lvl>
+    <w:lvl w:ilvl="4" w:tplc="241A0019" w:tentative="1">
+      <w:start w:val="1"/>
+      <w:numFmt w:val="lowerLetter"/>
+      <w:lvlText w:val="%5."/>
+      <w:lvlJc w:val="left"/>
+      <w:pPr>
+        <w:ind w:left="3600" w:hanging="360"/>
+      </w:pPr>
+    </w:lvl>
+    <w:lvl w:ilvl="5" w:tplc="241A001B" w:tentative="1">
+      <w:start w:val="1"/>
+      <w:numFmt w:val="lowerRoman"/>
+      <w:lvlText w:val="%6."/>
+      <w:lvlJc w:val="right"/>
+      <w:pPr>
+        <w:ind w:left="4320" w:hanging="180"/>
+      </w:pPr>
+    </w:lvl>
+    <w:lvl w:ilvl="6" w:tplc="241A000F" w:tentative="1">
+      <w:start w:val="1"/>
+      <w:numFmt w:val="decimal"/>
+      <w:lvlText w:val="%7."/>
+      <w:lvlJc w:val="left"/>
+      <w:pPr>
+        <w:ind w:left="5040" w:hanging="360"/>
+      </w:pPr>
+    </w:lvl>
+    <w:lvl w:ilvl="7" w:tplc="241A0019" w:tentative="1">
+      <w:start w:val="1"/>
+      <w:numFmt w:val="lowerLetter"/>
+      <w:lvlText w:val="%8."/>
+      <w:lvlJc w:val="left"/>
+      <w:pPr>
+        <w:ind w:left="5760" w:hanging="360"/>
+      </w:pPr>
+    </w:lvl>
+    <w:lvl w:ilvl="8" w:tplc="241A001B" w:tentative="1">
+      <w:start w:val="1"/>
+      <w:numFmt w:val="lowerRoman"/>
+      <w:lvlText w:val="%9."/>
+      <w:lvlJc w:val="right"/>
+      <w:pPr>
+        <w:ind w:left="6480" w:hanging="180"/>
+      </w:pPr>
+    </w:lvl>
+  </w:abstractNum>
+  <w:abstractNum w:abstractNumId="5" w15:restartNumberingAfterBreak="0">
+    <w:nsid w:val="6FE32D60"/>
+    <w:multiLevelType w:val="hybridMultilevel"/>
+    <w:tmpl w:val="099E7552"/>
+    <w:lvl w:ilvl="0" w:tplc="241A000F">
+      <w:start w:val="1"/>
+      <w:numFmt w:val="decimal"/>
+      <w:lvlText w:val="%1."/>
+      <w:lvlJc w:val="left"/>
+      <w:pPr>
+        <w:ind w:left="740" w:hanging="360"/>
+      </w:pPr>
+    </w:lvl>
+    <w:lvl w:ilvl="1" w:tplc="241A0019" w:tentative="1">
+      <w:start w:val="1"/>
+      <w:numFmt w:val="lowerLetter"/>
+      <w:lvlText w:val="%2."/>
+      <w:lvlJc w:val="left"/>
+      <w:pPr>
+        <w:ind w:left="1460" w:hanging="360"/>
+      </w:pPr>
+    </w:lvl>
+    <w:lvl w:ilvl="2" w:tplc="241A001B" w:tentative="1">
+      <w:start w:val="1"/>
+      <w:numFmt w:val="lowerRoman"/>
+      <w:lvlText w:val="%3."/>
+      <w:lvlJc w:val="right"/>
+      <w:pPr>
+        <w:ind w:left="2180" w:hanging="180"/>
+      </w:pPr>
+    </w:lvl>
+    <w:lvl w:ilvl="3" w:tplc="241A000F" w:tentative="1">
+      <w:start w:val="1"/>
+      <w:numFmt w:val="decimal"/>
+      <w:lvlText w:val="%4."/>
+      <w:lvlJc w:val="left"/>
+      <w:pPr>
+        <w:ind w:left="2900" w:hanging="360"/>
+      </w:pPr>
+    </w:lvl>
+    <w:lvl w:ilvl="4" w:tplc="241A0019" w:tentative="1">
+      <w:start w:val="1"/>
+      <w:numFmt w:val="lowerLetter"/>
+      <w:lvlText w:val="%5."/>
+      <w:lvlJc w:val="left"/>
+      <w:pPr>
+        <w:ind w:left="3620" w:hanging="360"/>
+      </w:pPr>
+    </w:lvl>
+    <w:lvl w:ilvl="5" w:tplc="241A001B" w:tentative="1">
+      <w:start w:val="1"/>
+      <w:numFmt w:val="lowerRoman"/>
+      <w:lvlText w:val="%6."/>
+      <w:lvlJc w:val="right"/>
+      <w:pPr>
+        <w:ind w:left="4340" w:hanging="180"/>
+      </w:pPr>
+    </w:lvl>
+    <w:lvl w:ilvl="6" w:tplc="241A000F" w:tentative="1">
+      <w:start w:val="1"/>
+      <w:numFmt w:val="decimal"/>
+      <w:lvlText w:val="%7."/>
+      <w:lvlJc w:val="left"/>
+      <w:pPr>
+        <w:ind w:left="5060" w:hanging="360"/>
+      </w:pPr>
+    </w:lvl>
+    <w:lvl w:ilvl="7" w:tplc="241A0019" w:tentative="1">
+      <w:start w:val="1"/>
+      <w:numFmt w:val="lowerLetter"/>
+      <w:lvlText w:val="%8."/>
+      <w:lvlJc w:val="left"/>
+      <w:pPr>
+        <w:ind w:left="5780" w:hanging="360"/>
+      </w:pPr>
+    </w:lvl>
+    <w:lvl w:ilvl="8" w:tplc="241A001B" w:tentative="1">
+      <w:start w:val="1"/>
+      <w:numFmt w:val="lowerRoman"/>
+      <w:lvlText w:val="%9."/>
+      <w:lvlJc w:val="right"/>
+      <w:pPr>
+        <w:ind w:left="6500" w:hanging="180"/>
+      </w:pPr>
+    </w:lvl>
+  </w:abstractNum>
+  <w:abstractNum w:abstractNumId="6" w15:restartNumberingAfterBreak="0">
+    <w:nsid w:val="77350AF6"/>
+    <w:multiLevelType w:val="hybridMultilevel"/>
+    <w:tmpl w:val="794254A0"/>
+    <w:lvl w:ilvl="0" w:tplc="722CA564">
+      <w:start w:val="1"/>
+      <w:numFmt w:val="decimal"/>
+      <w:lvlText w:val="%1."/>
+      <w:lvlJc w:val="left"/>
+      <w:pPr>
+        <w:ind w:left="740" w:hanging="360"/>
+      </w:pPr>
+      <w:rPr>
+        <w:rFonts w:hint="default"/>
+      </w:rPr>
+    </w:lvl>
+    <w:lvl w:ilvl="1" w:tplc="241A0019" w:tentative="1">
+      <w:start w:val="1"/>
+      <w:numFmt w:val="lowerLetter"/>
+      <w:lvlText w:val="%2."/>
+      <w:lvlJc w:val="left"/>
+      <w:pPr>
+        <w:ind w:left="1460" w:hanging="360"/>
+      </w:pPr>
+    </w:lvl>
+    <w:lvl w:ilvl="2" w:tplc="241A001B" w:tentative="1">
+      <w:start w:val="1"/>
+      <w:numFmt w:val="lowerRoman"/>
+      <w:lvlText w:val="%3."/>
+      <w:lvlJc w:val="right"/>
+      <w:pPr>
+        <w:ind w:left="2180" w:hanging="180"/>
+      </w:pPr>
+    </w:lvl>
+    <w:lvl w:ilvl="3" w:tplc="241A000F" w:tentative="1">
+      <w:start w:val="1"/>
+      <w:numFmt w:val="decimal"/>
+      <w:lvlText w:val="%4."/>
+      <w:lvlJc w:val="left"/>
+      <w:pPr>
+        <w:ind w:left="2900" w:hanging="360"/>
+      </w:pPr>
+    </w:lvl>
+    <w:lvl w:ilvl="4" w:tplc="241A0019" w:tentative="1">
+      <w:start w:val="1"/>
+      <w:numFmt w:val="lowerLetter"/>
+      <w:lvlText w:val="%5."/>
+      <w:lvlJc w:val="left"/>
+      <w:pPr>
+        <w:ind w:left="3620" w:hanging="360"/>
+      </w:pPr>
+    </w:lvl>
+    <w:lvl w:ilvl="5" w:tplc="241A001B" w:tentative="1">
+      <w:start w:val="1"/>
+      <w:numFmt w:val="lowerRoman"/>
+      <w:lvlText w:val="%6."/>
+      <w:lvlJc w:val="right"/>
+      <w:pPr>
+        <w:ind w:left="4340" w:hanging="180"/>
+      </w:pPr>
+    </w:lvl>
+    <w:lvl w:ilvl="6" w:tplc="241A000F" w:tentative="1">
+      <w:start w:val="1"/>
+      <w:numFmt w:val="decimal"/>
+      <w:lvlText w:val="%7."/>
+      <w:lvlJc w:val="left"/>
+      <w:pPr>
+        <w:ind w:left="5060" w:hanging="360"/>
+      </w:pPr>
+    </w:lvl>
+    <w:lvl w:ilvl="7" w:tplc="241A0019" w:tentative="1">
+      <w:start w:val="1"/>
+      <w:numFmt w:val="lowerLetter"/>
+      <w:lvlText w:val="%8."/>
+      <w:lvlJc w:val="left"/>
+      <w:pPr>
+        <w:ind w:left="5780" w:hanging="360"/>
+      </w:pPr>
+    </w:lvl>
+    <w:lvl w:ilvl="8" w:tplc="241A001B" w:tentative="1">
+      <w:start w:val="1"/>
+      <w:numFmt w:val="lowerRoman"/>
+      <w:lvlText w:val="%9."/>
+      <w:lvlJc w:val="right"/>
+      <w:pPr>
+        <w:ind w:left="6500" w:hanging="180"/>
+      </w:pPr>
+    </w:lvl>
+  </w:abstractNum>
+  <w:num w:numId="1">
+    <w:abstractNumId w:val="3"/>
     <w:lvlOverride w:ilvl="0">
       <w:startOverride w:val="1"/>
     </w:lvlOverride>
   </w:num>
-  <w:num w:numId="2" w16cid:durableId="1389379300">
-    <w:abstractNumId w:val="0"/>
+  <w:num w:numId="2">
+    <w:abstractNumId w:val="2"/>
     <w:lvlOverride w:ilvl="0">
       <w:startOverride w:val="1"/>
     </w:lvlOverride>
+  </w:num>
+  <w:num w:numId="3">
+    <w:abstractNumId w:val="5"/>
+  </w:num>
+  <w:num w:numId="4">
+    <w:abstractNumId w:val="6"/>
+  </w:num>
+  <w:num w:numId="5">
+    <w:abstractNumId w:val="0"/>
+  </w:num>
+  <w:num w:numId="6">
+    <w:abstractNumId w:val="1"/>
+  </w:num>
+  <w:num w:numId="7">
+    <w:abstractNumId w:val="4"/>
   </w:num>
 </w:numbering>
 </file>
 
 <file path=word/styles.xml><?xml version="1.0" encoding="utf-8"?>
-<w:styles xmlns:mc="http://schemas.openxmlformats.org/markup-compatibility/2006" xmlns:r="http://schemas.openxmlformats.org/officeDocument/2006/relationships" xmlns:w="http://schemas.openxmlformats.org/wordprocessingml/2006/main" xmlns:w14="http://schemas.microsoft.com/office/word/2010/wordml" xmlns:w15="http://schemas.microsoft.com/office/word/2012/wordml" xmlns:w16cex="http://schemas.microsoft.com/office/word/2018/wordml/cex" xmlns:w16cid="http://schemas.microsoft.com/office/word/2016/wordml/cid" xmlns:w16="http://schemas.microsoft.com/office/word/2018/wordml" xmlns:w16du="http://schemas.microsoft.com/office/word/2023/wordml/word16du" xmlns:w16sdtdh="http://schemas.microsoft.com/office/word/2020/wordml/sdtdatahash" xmlns:w16sdtfl="http://schemas.microsoft.com/office/word/2024/wordml/sdtformatlock" xmlns:w16se="http://schemas.microsoft.com/office/word/2015/wordml/symex" mc:Ignorable="w14 w15 w16se w16cid w16 w16cex w16sdtdh w16sdtfl w16du">
+<w:styles xmlns:mc="http://schemas.openxmlformats.org/markup-compatibility/2006" xmlns:r="http://schemas.openxmlformats.org/officeDocument/2006/relationships" xmlns:w="http://schemas.openxmlformats.org/wordprocessingml/2006/main" xmlns:w14="http://schemas.microsoft.com/office/word/2010/wordml" xmlns:w15="http://schemas.microsoft.com/office/word/2012/wordml" xmlns:w16cex="http://schemas.microsoft.com/office/word/2018/wordml/cex" xmlns:w16cid="http://schemas.microsoft.com/office/word/2016/wordml/cid" xmlns:w16="http://schemas.microsoft.com/office/word/2018/wordml" xmlns:w16sdtdh="http://schemas.microsoft.com/office/word/2020/wordml/sdtdatahash" xmlns:w16se="http://schemas.microsoft.com/office/word/2015/wordml/symex" mc:Ignorable="w14 w15 w16se w16cid w16 w16cex w16sdtdh">
   <w:docDefaults>
     <w:rPrDefault>
       <w:rPr>
@@ -5767,6 +6664,67 @@
       <w:szCs w:val="20"/>
     </w:rPr>
   </w:style>
+  <w:style w:type="paragraph" w:styleId="TOCHeading">
+    <w:name w:val="TOC Heading"/>
+    <w:basedOn w:val="Heading1"/>
+    <w:next w:val="Normal"/>
+    <w:uiPriority w:val="39"/>
+    <w:unhideWhenUsed/>
+    <w:qFormat/>
+    <w:rsid w:val="009515C7"/>
+    <w:pPr>
+      <w:keepNext/>
+      <w:keepLines/>
+      <w:spacing w:before="240" w:line="259" w:lineRule="auto"/>
+      <w:outlineLvl w:val="9"/>
+    </w:pPr>
+    <w:rPr>
+      <w:rFonts w:asciiTheme="majorHAnsi" w:eastAsiaTheme="majorEastAsia" w:hAnsiTheme="majorHAnsi" w:cstheme="majorBidi"/>
+      <w:b w:val="0"/>
+      <w:bCs w:val="0"/>
+      <w:color w:val="2F5496" w:themeColor="accent1" w:themeShade="BF"/>
+      <w:sz w:val="32"/>
+      <w:szCs w:val="32"/>
+    </w:rPr>
+  </w:style>
+  <w:style w:type="paragraph" w:styleId="TOC1">
+    <w:name w:val="toc 1"/>
+    <w:basedOn w:val="Normal"/>
+    <w:next w:val="Normal"/>
+    <w:autoRedefine/>
+    <w:uiPriority w:val="39"/>
+    <w:unhideWhenUsed/>
+    <w:rsid w:val="009515C7"/>
+    <w:pPr>
+      <w:spacing w:after="100"/>
+    </w:pPr>
+  </w:style>
+  <w:style w:type="paragraph" w:styleId="TOC2">
+    <w:name w:val="toc 2"/>
+    <w:basedOn w:val="Normal"/>
+    <w:next w:val="Normal"/>
+    <w:autoRedefine/>
+    <w:uiPriority w:val="39"/>
+    <w:unhideWhenUsed/>
+    <w:rsid w:val="009515C7"/>
+    <w:pPr>
+      <w:spacing w:after="100"/>
+      <w:ind w:left="240"/>
+    </w:pPr>
+  </w:style>
+  <w:style w:type="paragraph" w:styleId="TOC3">
+    <w:name w:val="toc 3"/>
+    <w:basedOn w:val="Normal"/>
+    <w:next w:val="Normal"/>
+    <w:autoRedefine/>
+    <w:uiPriority w:val="39"/>
+    <w:unhideWhenUsed/>
+    <w:rsid w:val="009515C7"/>
+    <w:pPr>
+      <w:spacing w:after="100"/>
+      <w:ind w:left="480"/>
+    </w:pPr>
+  </w:style>
 </w:styles>
 </file>
 
